--- a/res/documents/PrediCop_Presentation.docx
+++ b/res/documents/PrediCop_Presentation.docx
@@ -4,8 +4,117 @@
   <w:body>
     <w:p>
       <w:pPr>
+        <w:spacing w:before="360" w:after="80"/>
         <w:jc w:val="center"/>
         <w:rPr>
+          <w:b/>
+          <w:color w:val="1A2035"/>
+          <w:sz w:val="52"/>
+          <w:lang w:val="fr-FR"/>
+        </w:rPr>
+      </w:pPr>
+    </w:p>
+    <w:p>
+      <w:pPr>
+        <w:spacing w:before="360" w:after="80"/>
+        <w:jc w:val="center"/>
+        <w:rPr>
+          <w:b/>
+          <w:color w:val="1A2035"/>
+          <w:sz w:val="52"/>
+          <w:lang w:val="fr-FR"/>
+        </w:rPr>
+      </w:pPr>
+    </w:p>
+    <w:p>
+      <w:pPr>
+        <w:spacing w:before="360" w:after="80"/>
+        <w:jc w:val="center"/>
+        <w:rPr>
+          <w:b/>
+          <w:color w:val="1A2035"/>
+          <w:sz w:val="52"/>
+          <w:lang w:val="fr-FR"/>
+        </w:rPr>
+      </w:pPr>
+      <w:r>
+        <w:rPr>
+          <w:noProof/>
+        </w:rPr>
+        <w:drawing>
+          <wp:anchor distT="0" distB="0" distL="114300" distR="114300" simplePos="0" relativeHeight="251657216" behindDoc="0" locked="0" layoutInCell="1" allowOverlap="1" wp14:anchorId="37F60034" wp14:editId="15D88DAA">
+            <wp:simplePos x="0" y="0"/>
+            <wp:positionH relativeFrom="column">
+              <wp:posOffset>2491105</wp:posOffset>
+            </wp:positionH>
+            <wp:positionV relativeFrom="paragraph">
+              <wp:posOffset>-18415</wp:posOffset>
+            </wp:positionV>
+            <wp:extent cx="944865" cy="905943"/>
+            <wp:effectExtent l="0" t="0" r="8255" b="8890"/>
+            <wp:wrapThrough wrapText="bothSides">
+              <wp:wrapPolygon edited="0">
+                <wp:start x="1743" y="0"/>
+                <wp:lineTo x="0" y="1818"/>
+                <wp:lineTo x="0" y="19540"/>
+                <wp:lineTo x="1743" y="21358"/>
+                <wp:lineTo x="19610" y="21358"/>
+                <wp:lineTo x="21353" y="19540"/>
+                <wp:lineTo x="21353" y="909"/>
+                <wp:lineTo x="19174" y="0"/>
+                <wp:lineTo x="1743" y="0"/>
+              </wp:wrapPolygon>
+            </wp:wrapThrough>
+            <wp:docPr id="1" name="Picture 1"/>
+            <wp:cNvGraphicFramePr>
+              <a:graphicFrameLocks xmlns:a="http://schemas.openxmlformats.org/drawingml/2006/main" noChangeAspect="1"/>
+            </wp:cNvGraphicFramePr>
+            <a:graphic xmlns:a="http://schemas.openxmlformats.org/drawingml/2006/main">
+              <a:graphicData uri="http://schemas.openxmlformats.org/drawingml/2006/picture">
+                <pic:pic xmlns:pic="http://schemas.openxmlformats.org/drawingml/2006/picture">
+                  <pic:nvPicPr>
+                    <pic:cNvPr id="0" name="logo.png"/>
+                    <pic:cNvPicPr/>
+                  </pic:nvPicPr>
+                  <pic:blipFill>
+                    <a:blip r:embed="rId8"/>
+                    <a:stretch>
+                      <a:fillRect/>
+                    </a:stretch>
+                  </pic:blipFill>
+                  <pic:spPr>
+                    <a:xfrm>
+                      <a:off x="0" y="0"/>
+                      <a:ext cx="944865" cy="905943"/>
+                    </a:xfrm>
+                    <a:prstGeom prst="rect">
+                      <a:avLst/>
+                    </a:prstGeom>
+                  </pic:spPr>
+                </pic:pic>
+              </a:graphicData>
+            </a:graphic>
+          </wp:anchor>
+        </w:drawing>
+      </w:r>
+    </w:p>
+    <w:p>
+      <w:pPr>
+        <w:spacing w:before="360" w:after="80"/>
+        <w:jc w:val="center"/>
+        <w:rPr>
+          <w:b/>
+          <w:color w:val="1A2035"/>
+          <w:sz w:val="52"/>
+          <w:lang w:val="fr-FR"/>
+        </w:rPr>
+      </w:pPr>
+    </w:p>
+    <w:p>
+      <w:pPr>
+        <w:spacing w:before="360" w:after="80"/>
+        <w:jc w:val="center"/>
+        <w:rPr>
           <w:lang w:val="fr-FR"/>
         </w:rPr>
       </w:pPr>
@@ -13,8 +122,8 @@
       <w:r>
         <w:rPr>
           <w:b/>
-          <w:color w:val="00467F"/>
-          <w:sz w:val="56"/>
+          <w:color w:val="1A2035"/>
+          <w:sz w:val="52"/>
           <w:lang w:val="fr-FR"/>
         </w:rPr>
         <w:t>PrediCop</w:t>
@@ -23,77 +132,1249 @@
     </w:p>
     <w:p>
       <w:pPr>
+        <w:spacing w:before="80" w:after="320"/>
         <w:jc w:val="center"/>
         <w:rPr>
-          <w:lang w:val="fr-FR"/>
-        </w:rPr>
-      </w:pPr>
-      <w:r>
-        <w:rPr>
           <w:i/>
-          <w:color w:val="505050"/>
-          <w:sz w:val="32"/>
-          <w:lang w:val="fr-FR"/>
-        </w:rPr>
-        <w:t>Plateforme de Gestion de Police Municipale</w:t>
-      </w:r>
-    </w:p>
-    <w:p>
-      <w:pPr>
-        <w:rPr>
-          <w:lang w:val="fr-FR"/>
-        </w:rPr>
-      </w:pPr>
-    </w:p>
-    <w:p>
-      <w:pPr>
-        <w:ind w:left="432"/>
-        <w:rPr>
+          <w:color w:val="228BE6"/>
+          <w:sz w:val="26"/>
           <w:lang w:val="fr-FR"/>
         </w:rPr>
       </w:pPr>
       <w:r>
         <w:rPr>
           <w:i/>
-          <w:color w:val="5A5A5A"/>
+          <w:color w:val="228BE6"/>
+          <w:sz w:val="26"/>
+          <w:lang w:val="fr-FR"/>
+        </w:rPr>
+        <w:t>Plateforme SaaS de Gestion de Police Municipale</w:t>
+      </w:r>
+    </w:p>
+    <w:p>
+      <w:pPr>
+        <w:spacing w:before="80" w:after="320"/>
+        <w:jc w:val="center"/>
+        <w:rPr>
+          <w:lang w:val="fr-FR"/>
+        </w:rPr>
+      </w:pPr>
+    </w:p>
+    <w:p>
+      <w:pPr>
+        <w:spacing w:before="80" w:after="320"/>
+        <w:jc w:val="center"/>
+        <w:rPr>
+          <w:lang w:val="fr-FR"/>
+        </w:rPr>
+      </w:pPr>
+    </w:p>
+    <w:p>
+      <w:pPr>
+        <w:spacing w:before="80" w:after="320"/>
+        <w:jc w:val="center"/>
+        <w:rPr>
+          <w:lang w:val="fr-FR"/>
+        </w:rPr>
+      </w:pPr>
+    </w:p>
+    <w:p>
+      <w:pPr>
+        <w:spacing w:after="400"/>
+        <w:jc w:val="center"/>
+        <w:rPr>
+          <w:lang w:val="fr-FR"/>
+        </w:rPr>
+      </w:pPr>
+      <w:r>
+        <w:rPr>
+          <w:color w:val="64748B"/>
+          <w:lang w:val="fr-FR"/>
+        </w:rPr>
+        <w:t>La solution complète pour moderniser votre Police Municipale</w:t>
+      </w:r>
+      <w:r>
+        <w:rPr>
+          <w:color w:val="64748B"/>
+          <w:lang w:val="fr-FR"/>
+        </w:rPr>
+        <w:br/>
+        <w:t>Gestion opérationnelle  Suivi terrain  Pilotage stratégique</w:t>
+      </w:r>
+    </w:p>
+    <w:p>
+      <w:pPr>
+        <w:rPr>
+          <w:lang w:val="fr-FR"/>
+        </w:rPr>
+      </w:pPr>
+    </w:p>
+    <w:p>
+      <w:pPr>
+        <w:rPr>
+          <w:lang w:val="fr-FR"/>
+        </w:rPr>
+      </w:pPr>
+    </w:p>
+    <w:p>
+      <w:pPr>
+        <w:rPr>
+          <w:lang w:val="fr-FR"/>
+        </w:rPr>
+      </w:pPr>
+    </w:p>
+    <w:p>
+      <w:pPr>
+        <w:rPr>
+          <w:lang w:val="fr-FR"/>
+        </w:rPr>
+      </w:pPr>
+    </w:p>
+    <w:p>
+      <w:pPr>
+        <w:rPr>
+          <w:lang w:val="fr-FR"/>
+        </w:rPr>
+      </w:pPr>
+    </w:p>
+    <w:p>
+      <w:pPr>
+        <w:rPr>
+          <w:lang w:val="fr-FR"/>
+        </w:rPr>
+      </w:pPr>
+    </w:p>
+    <w:p>
+      <w:pPr>
+        <w:rPr>
+          <w:lang w:val="fr-FR"/>
+        </w:rPr>
+      </w:pPr>
+    </w:p>
+    <w:p/>
+    <w:p>
+      <w:pPr>
+        <w:rPr>
+          <w:lang w:val="fr-FR"/>
+        </w:rPr>
+      </w:pPr>
+      <w:r>
+        <w:rPr>
+          <w:lang w:val="fr-FR"/>
+        </w:rPr>
+        <w:t>Version 1.0</w:t>
+      </w:r>
+      <w:r>
+        <w:rPr>
+          <w:lang w:val="fr-FR"/>
+        </w:rPr>
+        <w:tab/>
+      </w:r>
+      <w:r>
+        <w:rPr>
+          <w:lang w:val="fr-FR"/>
+        </w:rPr>
+        <w:tab/>
+      </w:r>
+      <w:r>
+        <w:rPr>
+          <w:lang w:val="fr-FR"/>
+        </w:rPr>
+        <w:tab/>
+      </w:r>
+      <w:r>
+        <w:rPr>
+          <w:lang w:val="fr-FR"/>
+        </w:rPr>
+        <w:tab/>
+      </w:r>
+      <w:r>
+        <w:rPr>
+          <w:lang w:val="fr-FR"/>
+        </w:rPr>
+        <w:tab/>
+      </w:r>
+      <w:r>
+        <w:rPr>
+          <w:lang w:val="fr-FR"/>
+        </w:rPr>
+        <w:tab/>
+      </w:r>
+      <w:r>
+        <w:rPr>
+          <w:lang w:val="fr-FR"/>
+        </w:rPr>
+        <w:tab/>
+      </w:r>
+      <w:r>
+        <w:rPr>
+          <w:lang w:val="fr-FR"/>
+        </w:rPr>
+        <w:tab/>
+      </w:r>
+      <w:r>
+        <w:rPr>
+          <w:lang w:val="fr-FR"/>
+        </w:rPr>
+        <w:tab/>
+      </w:r>
+      <w:r>
+        <w:rPr>
+          <w:lang w:val="fr-FR"/>
+        </w:rPr>
+        <w:tab/>
+        <w:t>Ju</w:t>
+      </w:r>
+      <w:r>
+        <w:rPr>
+          <w:lang w:val="fr-FR"/>
+        </w:rPr>
+        <w:t>in 2026</w:t>
+      </w:r>
+      <w:r>
+        <w:rPr>
+          <w:lang w:val="fr-FR"/>
+        </w:rPr>
+        <w:br w:type="page"/>
+      </w:r>
+    </w:p>
+    <w:p>
+      <w:pPr>
+        <w:rPr>
+          <w:lang w:val="fr-FR"/>
+        </w:rPr>
+      </w:pPr>
+    </w:p>
+    <w:p>
+      <w:pPr>
+        <w:pStyle w:val="TOCHeading"/>
+        <w:rPr>
+          <w:lang w:val="fr-FR"/>
+        </w:rPr>
+      </w:pPr>
+      <w:r>
+        <w:rPr>
+          <w:lang w:val="fr-FR"/>
+        </w:rPr>
+        <w:t>Table des matières</w:t>
+      </w:r>
+    </w:p>
+    <w:p>
+      <w:pPr>
+        <w:pStyle w:val="TOC2"/>
+        <w:tabs>
+          <w:tab w:val="right" w:leader="dot" w:pos="9396"/>
+        </w:tabs>
+        <w:rPr>
+          <w:noProof/>
+          <w:kern w:val="2"/>
           <w:sz w:val="24"/>
-          <w:lang w:val="fr-FR"/>
-        </w:rPr>
-        <w:t>**La solution SaaS complète pour moderniser votre Police Municipale**</w:t>
-      </w:r>
-    </w:p>
-    <w:p>
-      <w:pPr>
-        <w:spacing w:after="120"/>
-        <w:rPr>
-          <w:lang w:val="fr-FR"/>
-        </w:rPr>
-      </w:pPr>
+          <w:szCs w:val="24"/>
+          <w14:ligatures w14:val="standardContextual"/>
+        </w:rPr>
+      </w:pPr>
+      <w:r>
+        <w:fldChar w:fldCharType="begin"/>
+      </w:r>
+      <w:r>
+        <w:instrText xml:space="preserve"> TOC \o "2-2" \h \z \u </w:instrText>
+      </w:r>
+      <w:r>
+        <w:fldChar w:fldCharType="separate"/>
+      </w:r>
+      <w:hyperlink w:anchor="_Toc233442942" w:history="1">
+        <w:r>
+          <w:rPr>
+            <w:rStyle w:val="Hyperlink"/>
+            <w:noProof/>
+            <w:lang w:val="fr-FR"/>
+          </w:rPr>
+          <w:t>1. Réception &amp; Traitement des Appels</w:t>
+        </w:r>
+        <w:r>
+          <w:rPr>
+            <w:noProof/>
+            <w:webHidden/>
+          </w:rPr>
+          <w:tab/>
+        </w:r>
+        <w:r>
+          <w:rPr>
+            <w:noProof/>
+            <w:webHidden/>
+          </w:rPr>
+          <w:fldChar w:fldCharType="begin"/>
+        </w:r>
+        <w:r>
+          <w:rPr>
+            <w:noProof/>
+            <w:webHidden/>
+          </w:rPr>
+          <w:instrText xml:space="preserve"> PAGEREF _Toc233442942 \h </w:instrText>
+        </w:r>
+        <w:r>
+          <w:rPr>
+            <w:noProof/>
+            <w:webHidden/>
+          </w:rPr>
+        </w:r>
+        <w:r>
+          <w:rPr>
+            <w:noProof/>
+            <w:webHidden/>
+          </w:rPr>
+          <w:fldChar w:fldCharType="separate"/>
+        </w:r>
+        <w:r>
+          <w:rPr>
+            <w:noProof/>
+            <w:webHidden/>
+          </w:rPr>
+          <w:t>3</w:t>
+        </w:r>
+        <w:r>
+          <w:rPr>
+            <w:noProof/>
+            <w:webHidden/>
+          </w:rPr>
+          <w:fldChar w:fldCharType="end"/>
+        </w:r>
+      </w:hyperlink>
+    </w:p>
+    <w:p>
+      <w:pPr>
+        <w:pStyle w:val="TOC2"/>
+        <w:tabs>
+          <w:tab w:val="right" w:leader="dot" w:pos="9396"/>
+        </w:tabs>
+        <w:rPr>
+          <w:noProof/>
+          <w:kern w:val="2"/>
+          <w:sz w:val="24"/>
+          <w:szCs w:val="24"/>
+          <w14:ligatures w14:val="standardContextual"/>
+        </w:rPr>
+      </w:pPr>
+      <w:hyperlink w:anchor="_Toc233442943" w:history="1">
+        <w:r>
+          <w:rPr>
+            <w:rStyle w:val="Hyperlink"/>
+            <w:noProof/>
+            <w:lang w:val="fr-FR"/>
+          </w:rPr>
+          <w:t>2. Dispatch &amp; Gestion des Missions</w:t>
+        </w:r>
+        <w:r>
+          <w:rPr>
+            <w:noProof/>
+            <w:webHidden/>
+          </w:rPr>
+          <w:tab/>
+        </w:r>
+        <w:r>
+          <w:rPr>
+            <w:noProof/>
+            <w:webHidden/>
+          </w:rPr>
+          <w:fldChar w:fldCharType="begin"/>
+        </w:r>
+        <w:r>
+          <w:rPr>
+            <w:noProof/>
+            <w:webHidden/>
+          </w:rPr>
+          <w:instrText xml:space="preserve"> PAGEREF _Toc233442943 \h </w:instrText>
+        </w:r>
+        <w:r>
+          <w:rPr>
+            <w:noProof/>
+            <w:webHidden/>
+          </w:rPr>
+        </w:r>
+        <w:r>
+          <w:rPr>
+            <w:noProof/>
+            <w:webHidden/>
+          </w:rPr>
+          <w:fldChar w:fldCharType="separate"/>
+        </w:r>
+        <w:r>
+          <w:rPr>
+            <w:noProof/>
+            <w:webHidden/>
+          </w:rPr>
+          <w:t>3</w:t>
+        </w:r>
+        <w:r>
+          <w:rPr>
+            <w:noProof/>
+            <w:webHidden/>
+          </w:rPr>
+          <w:fldChar w:fldCharType="end"/>
+        </w:r>
+      </w:hyperlink>
+    </w:p>
+    <w:p>
+      <w:pPr>
+        <w:pStyle w:val="TOC2"/>
+        <w:tabs>
+          <w:tab w:val="right" w:leader="dot" w:pos="9396"/>
+        </w:tabs>
+        <w:rPr>
+          <w:noProof/>
+          <w:kern w:val="2"/>
+          <w:sz w:val="24"/>
+          <w:szCs w:val="24"/>
+          <w14:ligatures w14:val="standardContextual"/>
+        </w:rPr>
+      </w:pPr>
+      <w:hyperlink w:anchor="_Toc233442944" w:history="1">
+        <w:r>
+          <w:rPr>
+            <w:rStyle w:val="Hyperlink"/>
+            <w:noProof/>
+            <w:lang w:val="fr-FR"/>
+          </w:rPr>
+          <w:t>3. Application Mobile Agents (Android &amp; iOS)</w:t>
+        </w:r>
+        <w:r>
+          <w:rPr>
+            <w:noProof/>
+            <w:webHidden/>
+          </w:rPr>
+          <w:tab/>
+        </w:r>
+        <w:r>
+          <w:rPr>
+            <w:noProof/>
+            <w:webHidden/>
+          </w:rPr>
+          <w:fldChar w:fldCharType="begin"/>
+        </w:r>
+        <w:r>
+          <w:rPr>
+            <w:noProof/>
+            <w:webHidden/>
+          </w:rPr>
+          <w:instrText xml:space="preserve"> PAGEREF _Toc233442944 \h </w:instrText>
+        </w:r>
+        <w:r>
+          <w:rPr>
+            <w:noProof/>
+            <w:webHidden/>
+          </w:rPr>
+        </w:r>
+        <w:r>
+          <w:rPr>
+            <w:noProof/>
+            <w:webHidden/>
+          </w:rPr>
+          <w:fldChar w:fldCharType="separate"/>
+        </w:r>
+        <w:r>
+          <w:rPr>
+            <w:noProof/>
+            <w:webHidden/>
+          </w:rPr>
+          <w:t>4</w:t>
+        </w:r>
+        <w:r>
+          <w:rPr>
+            <w:noProof/>
+            <w:webHidden/>
+          </w:rPr>
+          <w:fldChar w:fldCharType="end"/>
+        </w:r>
+      </w:hyperlink>
+    </w:p>
+    <w:p>
+      <w:pPr>
+        <w:pStyle w:val="TOC2"/>
+        <w:tabs>
+          <w:tab w:val="right" w:leader="dot" w:pos="9396"/>
+        </w:tabs>
+        <w:rPr>
+          <w:noProof/>
+          <w:kern w:val="2"/>
+          <w:sz w:val="24"/>
+          <w:szCs w:val="24"/>
+          <w14:ligatures w14:val="standardContextual"/>
+        </w:rPr>
+      </w:pPr>
+      <w:hyperlink w:anchor="_Toc233442945" w:history="1">
+        <w:r>
+          <w:rPr>
+            <w:rStyle w:val="Hyperlink"/>
+            <w:noProof/>
+            <w:lang w:val="fr-FR"/>
+          </w:rPr>
+          <w:t>4. Rapport de Fin de Mission</w:t>
+        </w:r>
+        <w:r>
+          <w:rPr>
+            <w:noProof/>
+            <w:webHidden/>
+          </w:rPr>
+          <w:tab/>
+        </w:r>
+        <w:r>
+          <w:rPr>
+            <w:noProof/>
+            <w:webHidden/>
+          </w:rPr>
+          <w:fldChar w:fldCharType="begin"/>
+        </w:r>
+        <w:r>
+          <w:rPr>
+            <w:noProof/>
+            <w:webHidden/>
+          </w:rPr>
+          <w:instrText xml:space="preserve"> PAGEREF _Toc233442945 \h </w:instrText>
+        </w:r>
+        <w:r>
+          <w:rPr>
+            <w:noProof/>
+            <w:webHidden/>
+          </w:rPr>
+        </w:r>
+        <w:r>
+          <w:rPr>
+            <w:noProof/>
+            <w:webHidden/>
+          </w:rPr>
+          <w:fldChar w:fldCharType="separate"/>
+        </w:r>
+        <w:r>
+          <w:rPr>
+            <w:noProof/>
+            <w:webHidden/>
+          </w:rPr>
+          <w:t>5</w:t>
+        </w:r>
+        <w:r>
+          <w:rPr>
+            <w:noProof/>
+            <w:webHidden/>
+          </w:rPr>
+          <w:fldChar w:fldCharType="end"/>
+        </w:r>
+      </w:hyperlink>
+    </w:p>
+    <w:p>
+      <w:pPr>
+        <w:pStyle w:val="TOC2"/>
+        <w:tabs>
+          <w:tab w:val="right" w:leader="dot" w:pos="9396"/>
+        </w:tabs>
+        <w:rPr>
+          <w:noProof/>
+          <w:kern w:val="2"/>
+          <w:sz w:val="24"/>
+          <w:szCs w:val="24"/>
+          <w14:ligatures w14:val="standardContextual"/>
+        </w:rPr>
+      </w:pPr>
+      <w:hyperlink w:anchor="_Toc233442946" w:history="1">
+        <w:r>
+          <w:rPr>
+            <w:rStyle w:val="Hyperlink"/>
+            <w:noProof/>
+            <w:lang w:val="fr-FR"/>
+          </w:rPr>
+          <w:t>5. Carte Temps Réel &amp; Analyse des Risques</w:t>
+        </w:r>
+        <w:r>
+          <w:rPr>
+            <w:noProof/>
+            <w:webHidden/>
+          </w:rPr>
+          <w:tab/>
+        </w:r>
+        <w:r>
+          <w:rPr>
+            <w:noProof/>
+            <w:webHidden/>
+          </w:rPr>
+          <w:fldChar w:fldCharType="begin"/>
+        </w:r>
+        <w:r>
+          <w:rPr>
+            <w:noProof/>
+            <w:webHidden/>
+          </w:rPr>
+          <w:instrText xml:space="preserve"> PAGEREF _Toc233442946 \h </w:instrText>
+        </w:r>
+        <w:r>
+          <w:rPr>
+            <w:noProof/>
+            <w:webHidden/>
+          </w:rPr>
+        </w:r>
+        <w:r>
+          <w:rPr>
+            <w:noProof/>
+            <w:webHidden/>
+          </w:rPr>
+          <w:fldChar w:fldCharType="separate"/>
+        </w:r>
+        <w:r>
+          <w:rPr>
+            <w:noProof/>
+            <w:webHidden/>
+          </w:rPr>
+          <w:t>6</w:t>
+        </w:r>
+        <w:r>
+          <w:rPr>
+            <w:noProof/>
+            <w:webHidden/>
+          </w:rPr>
+          <w:fldChar w:fldCharType="end"/>
+        </w:r>
+      </w:hyperlink>
+    </w:p>
+    <w:p>
+      <w:pPr>
+        <w:pStyle w:val="TOC2"/>
+        <w:tabs>
+          <w:tab w:val="right" w:leader="dot" w:pos="9396"/>
+        </w:tabs>
+        <w:rPr>
+          <w:noProof/>
+          <w:kern w:val="2"/>
+          <w:sz w:val="24"/>
+          <w:szCs w:val="24"/>
+          <w14:ligatures w14:val="standardContextual"/>
+        </w:rPr>
+      </w:pPr>
+      <w:hyperlink w:anchor="_Toc233442947" w:history="1">
+        <w:r>
+          <w:rPr>
+            <w:rStyle w:val="Hyperlink"/>
+            <w:noProof/>
+            <w:lang w:val="fr-FR"/>
+          </w:rPr>
+          <w:t>6. Documents Officiels &amp; Main Courante</w:t>
+        </w:r>
+        <w:r>
+          <w:rPr>
+            <w:noProof/>
+            <w:webHidden/>
+          </w:rPr>
+          <w:tab/>
+        </w:r>
+        <w:r>
+          <w:rPr>
+            <w:noProof/>
+            <w:webHidden/>
+          </w:rPr>
+          <w:fldChar w:fldCharType="begin"/>
+        </w:r>
+        <w:r>
+          <w:rPr>
+            <w:noProof/>
+            <w:webHidden/>
+          </w:rPr>
+          <w:instrText xml:space="preserve"> PAGEREF _Toc233442947 \h </w:instrText>
+        </w:r>
+        <w:r>
+          <w:rPr>
+            <w:noProof/>
+            <w:webHidden/>
+          </w:rPr>
+        </w:r>
+        <w:r>
+          <w:rPr>
+            <w:noProof/>
+            <w:webHidden/>
+          </w:rPr>
+          <w:fldChar w:fldCharType="separate"/>
+        </w:r>
+        <w:r>
+          <w:rPr>
+            <w:noProof/>
+            <w:webHidden/>
+          </w:rPr>
+          <w:t>6</w:t>
+        </w:r>
+        <w:r>
+          <w:rPr>
+            <w:noProof/>
+            <w:webHidden/>
+          </w:rPr>
+          <w:fldChar w:fldCharType="end"/>
+        </w:r>
+      </w:hyperlink>
+    </w:p>
+    <w:p>
+      <w:pPr>
+        <w:pStyle w:val="TOC2"/>
+        <w:tabs>
+          <w:tab w:val="right" w:leader="dot" w:pos="9396"/>
+        </w:tabs>
+        <w:rPr>
+          <w:noProof/>
+          <w:kern w:val="2"/>
+          <w:sz w:val="24"/>
+          <w:szCs w:val="24"/>
+          <w14:ligatures w14:val="standardContextual"/>
+        </w:rPr>
+      </w:pPr>
+      <w:hyperlink w:anchor="_Toc233442948" w:history="1">
+        <w:r>
+          <w:rPr>
+            <w:rStyle w:val="Hyperlink"/>
+            <w:noProof/>
+            <w:lang w:val="fr-FR"/>
+          </w:rPr>
+          <w:t>7. Rapport de Fin de Vacation</w:t>
+        </w:r>
+        <w:r>
+          <w:rPr>
+            <w:noProof/>
+            <w:webHidden/>
+          </w:rPr>
+          <w:tab/>
+        </w:r>
+        <w:r>
+          <w:rPr>
+            <w:noProof/>
+            <w:webHidden/>
+          </w:rPr>
+          <w:fldChar w:fldCharType="begin"/>
+        </w:r>
+        <w:r>
+          <w:rPr>
+            <w:noProof/>
+            <w:webHidden/>
+          </w:rPr>
+          <w:instrText xml:space="preserve"> PAGEREF _Toc233442948 \h </w:instrText>
+        </w:r>
+        <w:r>
+          <w:rPr>
+            <w:noProof/>
+            <w:webHidden/>
+          </w:rPr>
+        </w:r>
+        <w:r>
+          <w:rPr>
+            <w:noProof/>
+            <w:webHidden/>
+          </w:rPr>
+          <w:fldChar w:fldCharType="separate"/>
+        </w:r>
+        <w:r>
+          <w:rPr>
+            <w:noProof/>
+            <w:webHidden/>
+          </w:rPr>
+          <w:t>7</w:t>
+        </w:r>
+        <w:r>
+          <w:rPr>
+            <w:noProof/>
+            <w:webHidden/>
+          </w:rPr>
+          <w:fldChar w:fldCharType="end"/>
+        </w:r>
+      </w:hyperlink>
+    </w:p>
+    <w:p>
+      <w:pPr>
+        <w:pStyle w:val="TOC2"/>
+        <w:tabs>
+          <w:tab w:val="right" w:leader="dot" w:pos="9396"/>
+        </w:tabs>
+        <w:rPr>
+          <w:noProof/>
+          <w:kern w:val="2"/>
+          <w:sz w:val="24"/>
+          <w:szCs w:val="24"/>
+          <w14:ligatures w14:val="standardContextual"/>
+        </w:rPr>
+      </w:pPr>
+      <w:hyperlink w:anchor="_Toc233442949" w:history="1">
+        <w:r>
+          <w:rPr>
+            <w:rStyle w:val="Hyperlink"/>
+            <w:noProof/>
+            <w:lang w:val="fr-FR"/>
+          </w:rPr>
+          <w:t>8. Dashboard Manager &amp; Statistiques</w:t>
+        </w:r>
+        <w:r>
+          <w:rPr>
+            <w:noProof/>
+            <w:webHidden/>
+          </w:rPr>
+          <w:tab/>
+        </w:r>
+        <w:r>
+          <w:rPr>
+            <w:noProof/>
+            <w:webHidden/>
+          </w:rPr>
+          <w:fldChar w:fldCharType="begin"/>
+        </w:r>
+        <w:r>
+          <w:rPr>
+            <w:noProof/>
+            <w:webHidden/>
+          </w:rPr>
+          <w:instrText xml:space="preserve"> PAGEREF _Toc233442949 \h </w:instrText>
+        </w:r>
+        <w:r>
+          <w:rPr>
+            <w:noProof/>
+            <w:webHidden/>
+          </w:rPr>
+        </w:r>
+        <w:r>
+          <w:rPr>
+            <w:noProof/>
+            <w:webHidden/>
+          </w:rPr>
+          <w:fldChar w:fldCharType="separate"/>
+        </w:r>
+        <w:r>
+          <w:rPr>
+            <w:noProof/>
+            <w:webHidden/>
+          </w:rPr>
+          <w:t>7</w:t>
+        </w:r>
+        <w:r>
+          <w:rPr>
+            <w:noProof/>
+            <w:webHidden/>
+          </w:rPr>
+          <w:fldChar w:fldCharType="end"/>
+        </w:r>
+      </w:hyperlink>
+    </w:p>
+    <w:p>
+      <w:pPr>
+        <w:pStyle w:val="TOC2"/>
+        <w:tabs>
+          <w:tab w:val="right" w:leader="dot" w:pos="9396"/>
+        </w:tabs>
+        <w:rPr>
+          <w:noProof/>
+          <w:kern w:val="2"/>
+          <w:sz w:val="24"/>
+          <w:szCs w:val="24"/>
+          <w14:ligatures w14:val="standardContextual"/>
+        </w:rPr>
+      </w:pPr>
+      <w:hyperlink w:anchor="_Toc233442950" w:history="1">
+        <w:r>
+          <w:rPr>
+            <w:rStyle w:val="Hyperlink"/>
+            <w:noProof/>
+            <w:lang w:val="fr-FR"/>
+          </w:rPr>
+          <w:t>9. Sécurité &amp; Administration</w:t>
+        </w:r>
+        <w:r>
+          <w:rPr>
+            <w:noProof/>
+            <w:webHidden/>
+          </w:rPr>
+          <w:tab/>
+        </w:r>
+        <w:r>
+          <w:rPr>
+            <w:noProof/>
+            <w:webHidden/>
+          </w:rPr>
+          <w:fldChar w:fldCharType="begin"/>
+        </w:r>
+        <w:r>
+          <w:rPr>
+            <w:noProof/>
+            <w:webHidden/>
+          </w:rPr>
+          <w:instrText xml:space="preserve"> PAGEREF _Toc233442950 \h </w:instrText>
+        </w:r>
+        <w:r>
+          <w:rPr>
+            <w:noProof/>
+            <w:webHidden/>
+          </w:rPr>
+        </w:r>
+        <w:r>
+          <w:rPr>
+            <w:noProof/>
+            <w:webHidden/>
+          </w:rPr>
+          <w:fldChar w:fldCharType="separate"/>
+        </w:r>
+        <w:r>
+          <w:rPr>
+            <w:noProof/>
+            <w:webHidden/>
+          </w:rPr>
+          <w:t>8</w:t>
+        </w:r>
+        <w:r>
+          <w:rPr>
+            <w:noProof/>
+            <w:webHidden/>
+          </w:rPr>
+          <w:fldChar w:fldCharType="end"/>
+        </w:r>
+      </w:hyperlink>
+    </w:p>
+    <w:p>
+      <w:pPr>
+        <w:pStyle w:val="TOC2"/>
+        <w:tabs>
+          <w:tab w:val="right" w:leader="dot" w:pos="9396"/>
+        </w:tabs>
+        <w:rPr>
+          <w:noProof/>
+          <w:kern w:val="2"/>
+          <w:sz w:val="24"/>
+          <w:szCs w:val="24"/>
+          <w14:ligatures w14:val="standardContextual"/>
+        </w:rPr>
+      </w:pPr>
+      <w:hyperlink w:anchor="_Toc233442951" w:history="1">
+        <w:r>
+          <w:rPr>
+            <w:rStyle w:val="Hyperlink"/>
+            <w:noProof/>
+            <w:lang w:val="fr-FR"/>
+          </w:rPr>
+          <w:t>10. Modules Optionnels</w:t>
+        </w:r>
+        <w:r>
+          <w:rPr>
+            <w:noProof/>
+            <w:webHidden/>
+          </w:rPr>
+          <w:tab/>
+        </w:r>
+        <w:r>
+          <w:rPr>
+            <w:noProof/>
+            <w:webHidden/>
+          </w:rPr>
+          <w:fldChar w:fldCharType="begin"/>
+        </w:r>
+        <w:r>
+          <w:rPr>
+            <w:noProof/>
+            <w:webHidden/>
+          </w:rPr>
+          <w:instrText xml:space="preserve"> PAGEREF _Toc233442951 \h </w:instrText>
+        </w:r>
+        <w:r>
+          <w:rPr>
+            <w:noProof/>
+            <w:webHidden/>
+          </w:rPr>
+        </w:r>
+        <w:r>
+          <w:rPr>
+            <w:noProof/>
+            <w:webHidden/>
+          </w:rPr>
+          <w:fldChar w:fldCharType="separate"/>
+        </w:r>
+        <w:r>
+          <w:rPr>
+            <w:noProof/>
+            <w:webHidden/>
+          </w:rPr>
+          <w:t>8</w:t>
+        </w:r>
+        <w:r>
+          <w:rPr>
+            <w:noProof/>
+            <w:webHidden/>
+          </w:rPr>
+          <w:fldChar w:fldCharType="end"/>
+        </w:r>
+      </w:hyperlink>
+    </w:p>
+    <w:p>
+      <w:pPr>
+        <w:pStyle w:val="TOC2"/>
+        <w:tabs>
+          <w:tab w:val="right" w:leader="dot" w:pos="9396"/>
+        </w:tabs>
+        <w:rPr>
+          <w:noProof/>
+          <w:kern w:val="2"/>
+          <w:sz w:val="24"/>
+          <w:szCs w:val="24"/>
+          <w14:ligatures w14:val="standardContextual"/>
+        </w:rPr>
+      </w:pPr>
+      <w:hyperlink w:anchor="_Toc233442952" w:history="1">
+        <w:r>
+          <w:rPr>
+            <w:rStyle w:val="Hyperlink"/>
+            <w:noProof/>
+            <w:lang w:val="fr-FR"/>
+          </w:rPr>
+          <w:t>11. Conformité RGPD</w:t>
+        </w:r>
+        <w:r>
+          <w:rPr>
+            <w:noProof/>
+            <w:webHidden/>
+          </w:rPr>
+          <w:tab/>
+        </w:r>
+        <w:r>
+          <w:rPr>
+            <w:noProof/>
+            <w:webHidden/>
+          </w:rPr>
+          <w:fldChar w:fldCharType="begin"/>
+        </w:r>
+        <w:r>
+          <w:rPr>
+            <w:noProof/>
+            <w:webHidden/>
+          </w:rPr>
+          <w:instrText xml:space="preserve"> PAGEREF _Toc233442952 \h </w:instrText>
+        </w:r>
+        <w:r>
+          <w:rPr>
+            <w:noProof/>
+            <w:webHidden/>
+          </w:rPr>
+        </w:r>
+        <w:r>
+          <w:rPr>
+            <w:noProof/>
+            <w:webHidden/>
+          </w:rPr>
+          <w:fldChar w:fldCharType="separate"/>
+        </w:r>
+        <w:r>
+          <w:rPr>
+            <w:noProof/>
+            <w:webHidden/>
+          </w:rPr>
+          <w:t>9</w:t>
+        </w:r>
+        <w:r>
+          <w:rPr>
+            <w:noProof/>
+            <w:webHidden/>
+          </w:rPr>
+          <w:fldChar w:fldCharType="end"/>
+        </w:r>
+      </w:hyperlink>
+    </w:p>
+    <w:p>
+      <w:r>
+        <w:fldChar w:fldCharType="end"/>
+      </w:r>
+    </w:p>
+    <w:p>
+      <w:r>
+        <w:br w:type="page"/>
+      </w:r>
+    </w:p>
+    <w:p>
+      <w:pPr>
+        <w:pStyle w:val="Heading2"/>
+        <w:pBdr>
+          <w:bottom w:val="single" w:sz="4" w:space="1" w:color="228BE6"/>
+        </w:pBdr>
+        <w:spacing w:before="400" w:after="120"/>
+        <w:rPr>
+          <w:lang w:val="fr-FR"/>
+        </w:rPr>
+      </w:pPr>
+      <w:bookmarkStart w:id="0" w:name="_Toc233441473"/>
+      <w:bookmarkStart w:id="1" w:name="_Toc233442942"/>
+      <w:r>
+        <w:rPr>
+          <w:color w:val="228BE6"/>
+          <w:sz w:val="28"/>
+          <w:lang w:val="fr-FR"/>
+        </w:rPr>
+        <w:lastRenderedPageBreak/>
+        <w:t>1. Réception &amp; Traitement des Appels</w:t>
+      </w:r>
+      <w:bookmarkEnd w:id="0"/>
+      <w:bookmarkEnd w:id="1"/>
+    </w:p>
+    <w:p>
+      <w:pPr>
+        <w:spacing w:before="200" w:after="60"/>
+        <w:rPr>
+          <w:lang w:val="fr-FR"/>
+        </w:rPr>
+      </w:pPr>
+      <w:r>
+        <w:rPr>
+          <w:b/>
+          <w:color w:val="1A2035"/>
+          <w:lang w:val="fr-FR"/>
+        </w:rPr>
+        <w:t>Gestion des appels entrants</w:t>
+      </w:r>
+    </w:p>
+    <w:p>
+      <w:pPr>
+        <w:spacing w:after="80"/>
+        <w:rPr>
+          <w:lang w:val="fr-FR"/>
+        </w:rPr>
+      </w:pPr>
+      <w:r>
+        <w:rPr>
+          <w:color w:val="1A2035"/>
+          <w:sz w:val="20"/>
+          <w:lang w:val="fr-FR"/>
+        </w:rPr>
+        <w:t xml:space="preserve">L'opérateur saisit rapidement les détails d'un appel entrant depuis le back-office web : identité de l'appelant, numéro de </w:t>
+      </w:r>
+      <w:r>
+        <w:rPr>
+          <w:color w:val="1A2035"/>
+          <w:sz w:val="20"/>
+          <w:lang w:val="fr-FR"/>
+        </w:rPr>
+        <w:t>téléphone</w:t>
+      </w:r>
+      <w:r>
+        <w:rPr>
+          <w:color w:val="1A2035"/>
+          <w:sz w:val="20"/>
+          <w:lang w:val="fr-FR"/>
+        </w:rPr>
+        <w:t xml:space="preserve">, adresse de l'incident, </w:t>
+      </w:r>
+      <w:r>
+        <w:rPr>
+          <w:color w:val="1A2035"/>
+          <w:sz w:val="20"/>
+          <w:lang w:val="fr-FR"/>
+        </w:rPr>
+        <w:t>catégorie</w:t>
+      </w:r>
+      <w:r>
+        <w:rPr>
+          <w:color w:val="1A2035"/>
+          <w:sz w:val="20"/>
+          <w:lang w:val="fr-FR"/>
+        </w:rPr>
+        <w:t xml:space="preserve">, description, tiers impliques (nom, </w:t>
+      </w:r>
+      <w:r>
+        <w:rPr>
+          <w:color w:val="1A2035"/>
+          <w:sz w:val="20"/>
+          <w:lang w:val="fr-FR"/>
+        </w:rPr>
+        <w:t>qualité</w:t>
+      </w:r>
+      <w:r>
+        <w:rPr>
+          <w:color w:val="1A2035"/>
+          <w:sz w:val="20"/>
+          <w:lang w:val="fr-FR"/>
+        </w:rPr>
+        <w:t xml:space="preserve">, blessures </w:t>
+      </w:r>
       <w:proofErr w:type="spellStart"/>
       <w:r>
         <w:rPr>
-          <w:lang w:val="fr-FR"/>
-        </w:rPr>
-        <w:t>PrediCop</w:t>
+          <w:color w:val="1A2035"/>
+          <w:sz w:val="20"/>
+          <w:lang w:val="fr-FR"/>
+        </w:rPr>
+        <w:t>eventuelles</w:t>
       </w:r>
       <w:proofErr w:type="spellEnd"/>
       <w:r>
         <w:rPr>
-          <w:lang w:val="fr-FR"/>
-        </w:rPr>
-        <w:t xml:space="preserve"> centralise la gestion opérationnelle, le suivi terrain et le pilotage stratégique de votre service de police municipale dans une seule plateforme sécurisée, accessible depuis le bureau comme depuis le terrain.</w:t>
-      </w:r>
-    </w:p>
-    <w:p>
-      <w:pPr>
-        <w:spacing w:after="120"/>
-        <w:rPr>
-          <w:lang w:val="fr-FR"/>
-        </w:rPr>
-      </w:pPr>
-    </w:p>
-    <w:p>
-      <w:pPr>
+          <w:color w:val="1A2035"/>
+          <w:sz w:val="20"/>
+          <w:lang w:val="fr-FR"/>
+        </w:rPr>
+        <w:t xml:space="preserve">) et notes internes. Chaque appel est horodate, </w:t>
+      </w:r>
+      <w:r>
+        <w:rPr>
+          <w:color w:val="1A2035"/>
+          <w:sz w:val="20"/>
+          <w:lang w:val="fr-FR"/>
+        </w:rPr>
+        <w:t>référence</w:t>
+      </w:r>
+      <w:r>
+        <w:rPr>
+          <w:color w:val="1A2035"/>
+          <w:sz w:val="20"/>
+          <w:lang w:val="fr-FR"/>
+        </w:rPr>
+        <w:t xml:space="preserve"> automatiquement et </w:t>
+      </w:r>
+      <w:proofErr w:type="spellStart"/>
+      <w:r>
+        <w:rPr>
+          <w:color w:val="1A2035"/>
+          <w:sz w:val="20"/>
+          <w:lang w:val="fr-FR"/>
+        </w:rPr>
+        <w:t>tracable</w:t>
+      </w:r>
+      <w:proofErr w:type="spellEnd"/>
+      <w:r>
+        <w:rPr>
+          <w:color w:val="1A2035"/>
+          <w:sz w:val="20"/>
+          <w:lang w:val="fr-FR"/>
+        </w:rPr>
+        <w:t xml:space="preserve"> de la </w:t>
+      </w:r>
+      <w:r>
+        <w:rPr>
+          <w:color w:val="1A2035"/>
+          <w:sz w:val="20"/>
+          <w:lang w:val="fr-FR"/>
+        </w:rPr>
+        <w:t>réception</w:t>
+      </w:r>
+      <w:r>
+        <w:rPr>
+          <w:color w:val="1A2035"/>
+          <w:sz w:val="20"/>
+          <w:lang w:val="fr-FR"/>
+        </w:rPr>
+        <w:t xml:space="preserve"> jusqu'</w:t>
+      </w:r>
+      <w:proofErr w:type="spellStart"/>
+      <w:r>
+        <w:rPr>
+          <w:color w:val="1A2035"/>
+          <w:sz w:val="20"/>
+          <w:lang w:val="fr-FR"/>
+        </w:rPr>
+        <w:t>a</w:t>
+      </w:r>
+      <w:proofErr w:type="spellEnd"/>
+      <w:r>
+        <w:rPr>
+          <w:color w:val="1A2035"/>
+          <w:sz w:val="20"/>
+          <w:lang w:val="fr-FR"/>
+        </w:rPr>
+        <w:t xml:space="preserve"> la clôture.</w:t>
+      </w:r>
+    </w:p>
+    <w:p>
+      <w:pPr>
+        <w:spacing w:before="200" w:after="60"/>
         <w:rPr>
           <w:lang w:val="fr-FR"/>
         </w:rPr>
@@ -101,50 +1382,7 @@
       <w:r>
         <w:rPr>
           <w:b/>
-          <w:color w:val="00467F"/>
-          <w:sz w:val="36"/>
-          <w:lang w:val="fr-FR"/>
-        </w:rPr>
-        <w:t>Réception &amp; Traitement des Appels</w:t>
-      </w:r>
-    </w:p>
-    <w:p>
-      <w:pPr>
-        <w:rPr>
-          <w:lang w:val="fr-FR"/>
-        </w:rPr>
-      </w:pPr>
-      <w:r>
-        <w:rPr>
-          <w:i/>
-          <w:lang w:val="fr-FR"/>
-        </w:rPr>
-        <w:t>Gestion des appels entrants</w:t>
-      </w:r>
-    </w:p>
-    <w:p>
-      <w:pPr>
-        <w:spacing w:after="120"/>
-        <w:rPr>
-          <w:lang w:val="fr-FR"/>
-        </w:rPr>
-      </w:pPr>
-      <w:r>
-        <w:rPr>
-          <w:lang w:val="fr-FR"/>
-        </w:rPr>
-        <w:t>Saisissez rapidement les détails d'un appel entrant : identité de l'appelant, adresse de l'incident, catégorie, tiers impliqués et notes internes. Chaque appel est horodaté, référencé et traçable de la réception jusqu'à la clôture.</w:t>
-      </w:r>
-    </w:p>
-    <w:p>
-      <w:pPr>
-        <w:rPr>
-          <w:lang w:val="fr-FR"/>
-        </w:rPr>
-      </w:pPr>
-      <w:r>
-        <w:rPr>
-          <w:i/>
+          <w:color w:val="1A2035"/>
           <w:lang w:val="fr-FR"/>
         </w:rPr>
         <w:t>Création de mission en un clic</w:t>
@@ -152,28 +1390,103 @@
     </w:p>
     <w:p>
       <w:pPr>
-        <w:spacing w:after="120"/>
-        <w:rPr>
-          <w:lang w:val="fr-FR"/>
-        </w:rPr>
-      </w:pPr>
-      <w:r>
-        <w:rPr>
-          <w:lang w:val="fr-FR"/>
-        </w:rPr>
-        <w:t>Depuis un appel, créez une mission d'intervention en un clic. Le système sélectionne automatiquement le véhicule disponible le plus proche grâce au dispatch intelligent.</w:t>
-      </w:r>
-    </w:p>
-    <w:p>
-      <w:pPr>
-        <w:spacing w:after="120"/>
-        <w:rPr>
-          <w:lang w:val="fr-FR"/>
-        </w:rPr>
-      </w:pPr>
-    </w:p>
-    <w:p>
-      <w:pPr>
+        <w:spacing w:after="80"/>
+        <w:rPr>
+          <w:lang w:val="fr-FR"/>
+        </w:rPr>
+      </w:pPr>
+      <w:r>
+        <w:rPr>
+          <w:color w:val="1A2035"/>
+          <w:sz w:val="20"/>
+          <w:lang w:val="fr-FR"/>
+        </w:rPr>
+        <w:t xml:space="preserve">Depuis un appel ouvert, l'opérateur </w:t>
+      </w:r>
+      <w:r>
+        <w:rPr>
+          <w:color w:val="1A2035"/>
+          <w:sz w:val="20"/>
+          <w:lang w:val="fr-FR"/>
+        </w:rPr>
+        <w:t>crée</w:t>
+      </w:r>
+      <w:r>
+        <w:rPr>
+          <w:color w:val="1A2035"/>
+          <w:sz w:val="20"/>
+          <w:lang w:val="fr-FR"/>
+        </w:rPr>
+        <w:t xml:space="preserve"> une mission d'intervention en un clic. Le </w:t>
+      </w:r>
+      <w:r>
+        <w:rPr>
+          <w:color w:val="1A2035"/>
+          <w:sz w:val="20"/>
+          <w:lang w:val="fr-FR"/>
+        </w:rPr>
+        <w:t>système</w:t>
+      </w:r>
+      <w:r>
+        <w:rPr>
+          <w:color w:val="1A2035"/>
+          <w:sz w:val="20"/>
+          <w:lang w:val="fr-FR"/>
+        </w:rPr>
+        <w:t xml:space="preserve"> </w:t>
+      </w:r>
+      <w:r>
+        <w:rPr>
+          <w:color w:val="1A2035"/>
+          <w:sz w:val="20"/>
+          <w:lang w:val="fr-FR"/>
+        </w:rPr>
+        <w:t>sélectionne</w:t>
+      </w:r>
+      <w:r>
+        <w:rPr>
+          <w:color w:val="1A2035"/>
+          <w:sz w:val="20"/>
+          <w:lang w:val="fr-FR"/>
+        </w:rPr>
+        <w:t xml:space="preserve"> automatiquement le </w:t>
+      </w:r>
+      <w:r>
+        <w:rPr>
+          <w:color w:val="1A2035"/>
+          <w:sz w:val="20"/>
+          <w:lang w:val="fr-FR"/>
+        </w:rPr>
+        <w:t>véhicule</w:t>
+      </w:r>
+      <w:r>
+        <w:rPr>
+          <w:color w:val="1A2035"/>
+          <w:sz w:val="20"/>
+          <w:lang w:val="fr-FR"/>
+        </w:rPr>
+        <w:t xml:space="preserve"> disponible le plus proche </w:t>
+      </w:r>
+      <w:r>
+        <w:rPr>
+          <w:color w:val="1A2035"/>
+          <w:sz w:val="20"/>
+          <w:lang w:val="fr-FR"/>
+        </w:rPr>
+        <w:t>grâce</w:t>
+      </w:r>
+      <w:r>
+        <w:rPr>
+          <w:color w:val="1A2035"/>
+          <w:sz w:val="20"/>
+          <w:lang w:val="fr-FR"/>
+        </w:rPr>
+        <w:t xml:space="preserve"> au dispatch intelligent par GPS.</w:t>
+      </w:r>
+    </w:p>
+    <w:p>
+      <w:pPr>
+        <w:spacing w:before="200" w:after="60"/>
         <w:rPr>
           <w:lang w:val="fr-FR"/>
         </w:rPr>
@@ -181,71 +1494,1454 @@
       <w:r>
         <w:rPr>
           <w:b/>
-          <w:color w:val="00467F"/>
-          <w:sz w:val="36"/>
-          <w:lang w:val="fr-FR"/>
-        </w:rPr>
-        <w:t>Dispatch &amp; Gestion des Missions</w:t>
-      </w:r>
-    </w:p>
-    <w:p>
-      <w:pPr>
-        <w:rPr>
-          <w:lang w:val="fr-FR"/>
-        </w:rPr>
-      </w:pPr>
-      <w:r>
-        <w:rPr>
-          <w:i/>
-          <w:lang w:val="fr-FR"/>
-        </w:rPr>
-        <w:t>Dispatch automatique basé sur la proximité GPS</w:t>
-      </w:r>
-    </w:p>
-    <w:p>
-      <w:pPr>
-        <w:spacing w:after="120"/>
-        <w:rPr>
-          <w:lang w:val="fr-FR"/>
-        </w:rPr>
-      </w:pPr>
-      <w:r>
-        <w:rPr>
-          <w:lang w:val="fr-FR"/>
-        </w:rPr>
-        <w:t>L'algorithme de dispatch analyse en temps réel la position et la disponibilité de chaque patrouille pour proposer le véhicule le plus pertinent. Les agents reçoivent la proposition directement sur leur application mobile, même si elle est en arrière-plan.</w:t>
-      </w:r>
-    </w:p>
-    <w:p>
-      <w:pPr>
-        <w:rPr>
-          <w:lang w:val="fr-FR"/>
-        </w:rPr>
-      </w:pPr>
-      <w:r>
-        <w:rPr>
-          <w:i/>
-          <w:lang w:val="fr-FR"/>
-        </w:rPr>
-        <w:t>Notifications push en temps réel</w:t>
-      </w:r>
-    </w:p>
-    <w:p>
-      <w:pPr>
-        <w:spacing w:after="120"/>
-        <w:rPr>
-          <w:lang w:val="fr-FR"/>
-        </w:rPr>
-      </w:pPr>
-      <w:r>
-        <w:rPr>
-          <w:lang w:val="fr-FR"/>
-        </w:rPr>
-        <w:t xml:space="preserve">Les agents sont alertés instantanément des nouvelles missions via notifications push (Android &amp; iOS) — même lorsque l'application est fermée — grâce à l'intégration </w:t>
+          <w:color w:val="1A2035"/>
+          <w:lang w:val="fr-FR"/>
+        </w:rPr>
+        <w:t>Cycle de vie d'un appel</w:t>
+      </w:r>
+    </w:p>
+    <w:p>
+      <w:pPr>
+        <w:spacing w:before="40" w:after="40"/>
+        <w:rPr>
+          <w:lang w:val="fr-FR"/>
+        </w:rPr>
+      </w:pPr>
+      <w:r>
+        <w:rPr>
+          <w:b/>
+          <w:color w:val="228BE6"/>
+          <w:sz w:val="18"/>
+          <w:lang w:val="fr-FR"/>
+        </w:rPr>
+        <w:t xml:space="preserve">  1  </w:t>
+      </w:r>
+      <w:r>
+        <w:rPr>
+          <w:b/>
+          <w:color w:val="1A2035"/>
+          <w:sz w:val="20"/>
+          <w:lang w:val="fr-FR"/>
+        </w:rPr>
+        <w:t xml:space="preserve"> </w:t>
+      </w:r>
+      <w:r>
+        <w:rPr>
+          <w:b/>
+          <w:color w:val="1A2035"/>
+          <w:sz w:val="20"/>
+          <w:lang w:val="fr-FR"/>
+        </w:rPr>
+        <w:t>Réceptionné</w:t>
+      </w:r>
+      <w:r>
+        <w:rPr>
+          <w:b/>
+          <w:color w:val="1A2035"/>
+          <w:sz w:val="20"/>
+          <w:lang w:val="fr-FR"/>
+        </w:rPr>
+        <w:t xml:space="preserve"> </w:t>
+      </w:r>
+      <w:r>
+        <w:rPr>
+          <w:color w:val="64748B"/>
+          <w:sz w:val="20"/>
+          <w:lang w:val="fr-FR"/>
+        </w:rPr>
+        <w:t>— saisie opérateur</w:t>
+      </w:r>
+    </w:p>
+    <w:p>
+      <w:pPr>
+        <w:spacing w:before="40" w:after="40"/>
+        <w:rPr>
+          <w:lang w:val="fr-FR"/>
+        </w:rPr>
+      </w:pPr>
+      <w:r>
+        <w:rPr>
+          <w:b/>
+          <w:color w:val="228BE6"/>
+          <w:sz w:val="18"/>
+          <w:lang w:val="fr-FR"/>
+        </w:rPr>
+        <w:t xml:space="preserve">  2  </w:t>
+      </w:r>
+      <w:r>
+        <w:rPr>
+          <w:b/>
+          <w:color w:val="1A2035"/>
+          <w:sz w:val="20"/>
+          <w:lang w:val="fr-FR"/>
+        </w:rPr>
+        <w:t xml:space="preserve"> Mission </w:t>
+      </w:r>
+      <w:r>
+        <w:rPr>
+          <w:b/>
+          <w:color w:val="1A2035"/>
+          <w:sz w:val="20"/>
+          <w:lang w:val="fr-FR"/>
+        </w:rPr>
+        <w:t>créée</w:t>
+      </w:r>
+      <w:r>
+        <w:rPr>
+          <w:b/>
+          <w:color w:val="1A2035"/>
+          <w:sz w:val="20"/>
+          <w:lang w:val="fr-FR"/>
+        </w:rPr>
+        <w:t xml:space="preserve"> </w:t>
+      </w:r>
+      <w:r>
+        <w:rPr>
+          <w:color w:val="64748B"/>
+          <w:sz w:val="20"/>
+          <w:lang w:val="fr-FR"/>
+        </w:rPr>
+        <w:t xml:space="preserve">— dispatch auto → proposition </w:t>
+      </w:r>
+      <w:r>
+        <w:rPr>
+          <w:color w:val="64748B"/>
+          <w:sz w:val="20"/>
+          <w:lang w:val="fr-FR"/>
+        </w:rPr>
+        <w:t>véhicule</w:t>
+      </w:r>
+    </w:p>
+    <w:p>
+      <w:pPr>
+        <w:spacing w:before="40" w:after="40"/>
+        <w:rPr>
+          <w:lang w:val="fr-FR"/>
+        </w:rPr>
+      </w:pPr>
+      <w:r>
+        <w:rPr>
+          <w:b/>
+          <w:color w:val="228BE6"/>
+          <w:sz w:val="18"/>
+          <w:lang w:val="fr-FR"/>
+        </w:rPr>
+        <w:t xml:space="preserve">  3  </w:t>
+      </w:r>
+      <w:r>
+        <w:rPr>
+          <w:b/>
+          <w:color w:val="1A2035"/>
+          <w:sz w:val="20"/>
+          <w:lang w:val="fr-FR"/>
+        </w:rPr>
+        <w:t xml:space="preserve"> En cours </w:t>
+      </w:r>
+      <w:r>
+        <w:rPr>
+          <w:color w:val="64748B"/>
+          <w:sz w:val="20"/>
+          <w:lang w:val="fr-FR"/>
+        </w:rPr>
+        <w:t xml:space="preserve">— </w:t>
+      </w:r>
+      <w:r>
+        <w:rPr>
+          <w:color w:val="64748B"/>
+          <w:sz w:val="20"/>
+          <w:lang w:val="fr-FR"/>
+        </w:rPr>
+        <w:t>équipe</w:t>
+      </w:r>
+      <w:r>
+        <w:rPr>
+          <w:color w:val="64748B"/>
+          <w:sz w:val="20"/>
+          <w:lang w:val="fr-FR"/>
+        </w:rPr>
+        <w:t xml:space="preserve"> en intervention</w:t>
+      </w:r>
+    </w:p>
+    <w:p>
+      <w:pPr>
+        <w:spacing w:before="40" w:after="40"/>
+        <w:rPr>
+          <w:lang w:val="fr-FR"/>
+        </w:rPr>
+      </w:pPr>
+      <w:r>
+        <w:rPr>
+          <w:b/>
+          <w:color w:val="228BE6"/>
+          <w:sz w:val="18"/>
+          <w:lang w:val="fr-FR"/>
+        </w:rPr>
+        <w:t xml:space="preserve">  4  </w:t>
+      </w:r>
+      <w:r>
+        <w:rPr>
+          <w:b/>
+          <w:color w:val="1A2035"/>
+          <w:sz w:val="20"/>
+          <w:lang w:val="fr-FR"/>
+        </w:rPr>
+        <w:t xml:space="preserve"> </w:t>
+      </w:r>
+      <w:r>
+        <w:rPr>
+          <w:b/>
+          <w:color w:val="1A2035"/>
+          <w:sz w:val="20"/>
+          <w:lang w:val="fr-FR"/>
+        </w:rPr>
+        <w:t>Clôture</w:t>
+      </w:r>
+      <w:r>
+        <w:rPr>
+          <w:b/>
+          <w:color w:val="1A2035"/>
+          <w:sz w:val="20"/>
+          <w:lang w:val="fr-FR"/>
+        </w:rPr>
+        <w:t xml:space="preserve"> </w:t>
+      </w:r>
+      <w:r>
+        <w:rPr>
+          <w:color w:val="64748B"/>
+          <w:sz w:val="20"/>
+          <w:lang w:val="fr-FR"/>
+        </w:rPr>
+        <w:t>— rapport et archivage 5 ans</w:t>
+      </w:r>
+    </w:p>
+    <w:p>
+      <w:pPr>
+        <w:pStyle w:val="Heading2"/>
+        <w:pBdr>
+          <w:bottom w:val="single" w:sz="4" w:space="1" w:color="228BE6"/>
+        </w:pBdr>
+        <w:spacing w:before="400" w:after="120"/>
+        <w:rPr>
+          <w:lang w:val="fr-FR"/>
+        </w:rPr>
+      </w:pPr>
+      <w:bookmarkStart w:id="2" w:name="_Toc233441474"/>
+      <w:bookmarkStart w:id="3" w:name="_Toc233442943"/>
+      <w:r>
+        <w:rPr>
+          <w:color w:val="228BE6"/>
+          <w:sz w:val="28"/>
+          <w:lang w:val="fr-FR"/>
+        </w:rPr>
+        <w:t>2. Dispatch &amp; Gestion des Missions</w:t>
+      </w:r>
+      <w:bookmarkEnd w:id="2"/>
+      <w:bookmarkEnd w:id="3"/>
+    </w:p>
+    <w:p>
+      <w:pPr>
+        <w:spacing w:before="200" w:after="60"/>
+        <w:rPr>
+          <w:lang w:val="fr-FR"/>
+        </w:rPr>
+      </w:pPr>
+      <w:r>
+        <w:rPr>
+          <w:b/>
+          <w:color w:val="1A2035"/>
+          <w:lang w:val="fr-FR"/>
+        </w:rPr>
+        <w:t xml:space="preserve">Dispatch automatique basé sur la </w:t>
+      </w:r>
+      <w:r>
+        <w:rPr>
+          <w:b/>
+          <w:color w:val="1A2035"/>
+          <w:lang w:val="fr-FR"/>
+        </w:rPr>
+        <w:t>proximité</w:t>
+      </w:r>
+      <w:r>
+        <w:rPr>
+          <w:b/>
+          <w:color w:val="1A2035"/>
+          <w:lang w:val="fr-FR"/>
+        </w:rPr>
+        <w:t xml:space="preserve"> GPS</w:t>
+      </w:r>
+    </w:p>
+    <w:p>
+      <w:pPr>
+        <w:spacing w:after="80"/>
+        <w:rPr>
+          <w:lang w:val="fr-FR"/>
+        </w:rPr>
+      </w:pPr>
+      <w:r>
+        <w:rPr>
+          <w:color w:val="1A2035"/>
+          <w:sz w:val="20"/>
+          <w:lang w:val="fr-FR"/>
+        </w:rPr>
+        <w:t xml:space="preserve">L'algorithme analyse en temps </w:t>
+      </w:r>
+      <w:r>
+        <w:rPr>
+          <w:color w:val="1A2035"/>
+          <w:sz w:val="20"/>
+          <w:lang w:val="fr-FR"/>
+        </w:rPr>
+        <w:t>réel</w:t>
+      </w:r>
+      <w:r>
+        <w:rPr>
+          <w:color w:val="1A2035"/>
+          <w:sz w:val="20"/>
+          <w:lang w:val="fr-FR"/>
+        </w:rPr>
+        <w:t xml:space="preserve"> la position et la </w:t>
+      </w:r>
+      <w:r>
+        <w:rPr>
+          <w:color w:val="1A2035"/>
+          <w:sz w:val="20"/>
+          <w:lang w:val="fr-FR"/>
+        </w:rPr>
+        <w:t>disponibilité</w:t>
+      </w:r>
+      <w:r>
+        <w:rPr>
+          <w:color w:val="1A2035"/>
+          <w:sz w:val="20"/>
+          <w:lang w:val="fr-FR"/>
+        </w:rPr>
+        <w:t xml:space="preserve"> de chaque patrouille pour proposer le </w:t>
+      </w:r>
+      <w:r>
+        <w:rPr>
+          <w:color w:val="1A2035"/>
+          <w:sz w:val="20"/>
+          <w:lang w:val="fr-FR"/>
+        </w:rPr>
+        <w:t>véhicule</w:t>
+      </w:r>
+      <w:r>
+        <w:rPr>
+          <w:color w:val="1A2035"/>
+          <w:sz w:val="20"/>
+          <w:lang w:val="fr-FR"/>
+        </w:rPr>
+        <w:t xml:space="preserve"> le plus pertinent. Si aucun </w:t>
+      </w:r>
+      <w:r>
+        <w:rPr>
+          <w:color w:val="1A2035"/>
+          <w:sz w:val="20"/>
+          <w:lang w:val="fr-FR"/>
+        </w:rPr>
+        <w:t>véhicule</w:t>
+      </w:r>
+      <w:r>
+        <w:rPr>
+          <w:color w:val="1A2035"/>
+          <w:sz w:val="20"/>
+          <w:lang w:val="fr-FR"/>
+        </w:rPr>
+        <w:t xml:space="preserve"> n'est disponible, un email d'alerte est automatiquement </w:t>
+      </w:r>
+      <w:r>
+        <w:rPr>
+          <w:color w:val="1A2035"/>
+          <w:sz w:val="20"/>
+          <w:lang w:val="fr-FR"/>
+        </w:rPr>
+        <w:t>envoyé</w:t>
+      </w:r>
+      <w:r>
+        <w:rPr>
+          <w:color w:val="1A2035"/>
+          <w:sz w:val="20"/>
+          <w:lang w:val="fr-FR"/>
+        </w:rPr>
+        <w:t xml:space="preserve"> aux managers.</w:t>
+      </w:r>
+    </w:p>
+    <w:p>
+      <w:pPr>
+        <w:spacing w:before="200" w:after="60"/>
+        <w:rPr>
+          <w:lang w:val="fr-FR"/>
+        </w:rPr>
+      </w:pPr>
+      <w:r>
+        <w:rPr>
+          <w:b/>
+          <w:color w:val="1A2035"/>
+          <w:lang w:val="fr-FR"/>
+        </w:rPr>
+        <w:t>Cycle de vie complet d'une mission</w:t>
+      </w:r>
+    </w:p>
+    <w:p>
+      <w:pPr>
+        <w:spacing w:before="40" w:after="40"/>
+        <w:rPr>
+          <w:lang w:val="fr-FR"/>
+        </w:rPr>
+      </w:pPr>
+      <w:r>
+        <w:rPr>
+          <w:b/>
+          <w:color w:val="228BE6"/>
+          <w:sz w:val="18"/>
+          <w:lang w:val="fr-FR"/>
+        </w:rPr>
+        <w:t xml:space="preserve">  1  </w:t>
+      </w:r>
+      <w:r>
+        <w:rPr>
+          <w:b/>
+          <w:color w:val="1A2035"/>
+          <w:sz w:val="20"/>
+          <w:lang w:val="fr-FR"/>
+        </w:rPr>
+        <w:t xml:space="preserve"> En attente </w:t>
+      </w:r>
+      <w:r>
+        <w:rPr>
+          <w:color w:val="64748B"/>
+          <w:sz w:val="20"/>
+          <w:lang w:val="fr-FR"/>
+        </w:rPr>
+        <w:t xml:space="preserve">— mission </w:t>
+      </w:r>
+      <w:r>
+        <w:rPr>
+          <w:color w:val="64748B"/>
+          <w:sz w:val="20"/>
+          <w:lang w:val="fr-FR"/>
+        </w:rPr>
+        <w:t>créée</w:t>
+      </w:r>
+      <w:r>
+        <w:rPr>
+          <w:color w:val="64748B"/>
+          <w:sz w:val="20"/>
+          <w:lang w:val="fr-FR"/>
+        </w:rPr>
+        <w:t>, dispatch en cours</w:t>
+      </w:r>
+    </w:p>
+    <w:p>
+      <w:pPr>
+        <w:spacing w:before="40" w:after="40"/>
+        <w:rPr>
+          <w:lang w:val="fr-FR"/>
+        </w:rPr>
+      </w:pPr>
+      <w:r>
+        <w:rPr>
+          <w:b/>
+          <w:color w:val="228BE6"/>
+          <w:sz w:val="18"/>
+          <w:lang w:val="fr-FR"/>
+        </w:rPr>
+        <w:t xml:space="preserve">  2  </w:t>
+      </w:r>
+      <w:r>
+        <w:rPr>
+          <w:b/>
+          <w:color w:val="1A2035"/>
+          <w:sz w:val="20"/>
+          <w:lang w:val="fr-FR"/>
+        </w:rPr>
+        <w:t xml:space="preserve"> </w:t>
+      </w:r>
+      <w:r>
+        <w:rPr>
+          <w:b/>
+          <w:color w:val="1A2035"/>
+          <w:sz w:val="20"/>
+          <w:lang w:val="fr-FR"/>
+        </w:rPr>
+        <w:t>Proposée</w:t>
+      </w:r>
+      <w:r>
+        <w:rPr>
+          <w:b/>
+          <w:color w:val="1A2035"/>
+          <w:sz w:val="20"/>
+          <w:lang w:val="fr-FR"/>
+        </w:rPr>
+        <w:t xml:space="preserve"> </w:t>
+      </w:r>
+      <w:r>
+        <w:rPr>
+          <w:color w:val="64748B"/>
+          <w:sz w:val="20"/>
+          <w:lang w:val="fr-FR"/>
+        </w:rPr>
+        <w:t xml:space="preserve">— proposition envoyée au </w:t>
+      </w:r>
+      <w:r>
+        <w:rPr>
+          <w:color w:val="64748B"/>
+          <w:sz w:val="20"/>
+          <w:lang w:val="fr-FR"/>
+        </w:rPr>
+        <w:t>véhicule</w:t>
+      </w:r>
+      <w:r>
+        <w:rPr>
+          <w:color w:val="64748B"/>
+          <w:sz w:val="20"/>
+          <w:lang w:val="fr-FR"/>
+        </w:rPr>
+        <w:t xml:space="preserve"> via </w:t>
       </w:r>
       <w:proofErr w:type="spellStart"/>
       <w:r>
         <w:rPr>
+          <w:color w:val="64748B"/>
+          <w:sz w:val="20"/>
+          <w:lang w:val="fr-FR"/>
+        </w:rPr>
+        <w:t>SignalR</w:t>
+      </w:r>
+      <w:proofErr w:type="spellEnd"/>
+      <w:r>
+        <w:rPr>
+          <w:color w:val="64748B"/>
+          <w:sz w:val="20"/>
+          <w:lang w:val="fr-FR"/>
+        </w:rPr>
+        <w:t xml:space="preserve"> + push FCM</w:t>
+      </w:r>
+    </w:p>
+    <w:p>
+      <w:pPr>
+        <w:spacing w:before="40" w:after="40"/>
+        <w:rPr>
+          <w:lang w:val="fr-FR"/>
+        </w:rPr>
+      </w:pPr>
+      <w:r>
+        <w:rPr>
+          <w:b/>
+          <w:color w:val="228BE6"/>
+          <w:sz w:val="18"/>
+          <w:lang w:val="fr-FR"/>
+        </w:rPr>
+        <w:t xml:space="preserve">  3  </w:t>
+      </w:r>
+      <w:r>
+        <w:rPr>
+          <w:b/>
+          <w:color w:val="1A2035"/>
+          <w:sz w:val="20"/>
+          <w:lang w:val="fr-FR"/>
+        </w:rPr>
+        <w:t xml:space="preserve"> </w:t>
+      </w:r>
+      <w:r>
+        <w:rPr>
+          <w:b/>
+          <w:color w:val="1A2035"/>
+          <w:sz w:val="20"/>
+          <w:lang w:val="fr-FR"/>
+        </w:rPr>
+        <w:t>Acceptée</w:t>
+      </w:r>
+      <w:r>
+        <w:rPr>
+          <w:b/>
+          <w:color w:val="1A2035"/>
+          <w:sz w:val="20"/>
+          <w:lang w:val="fr-FR"/>
+        </w:rPr>
+        <w:t xml:space="preserve"> </w:t>
+      </w:r>
+      <w:r>
+        <w:rPr>
+          <w:color w:val="64748B"/>
+          <w:sz w:val="20"/>
+          <w:lang w:val="fr-FR"/>
+        </w:rPr>
+        <w:t xml:space="preserve">— agent accepte — </w:t>
+      </w:r>
+      <w:r>
+        <w:rPr>
+          <w:color w:val="64748B"/>
+          <w:sz w:val="20"/>
+          <w:lang w:val="fr-FR"/>
+        </w:rPr>
+        <w:t>véhicule</w:t>
+      </w:r>
+      <w:r>
+        <w:rPr>
+          <w:color w:val="64748B"/>
+          <w:sz w:val="20"/>
+          <w:lang w:val="fr-FR"/>
+        </w:rPr>
+        <w:t xml:space="preserve"> passe en statut OnMission</w:t>
+      </w:r>
+    </w:p>
+    <w:p>
+      <w:pPr>
+        <w:spacing w:before="40" w:after="40"/>
+        <w:rPr>
+          <w:lang w:val="fr-FR"/>
+        </w:rPr>
+      </w:pPr>
+      <w:r>
+        <w:rPr>
+          <w:b/>
+          <w:color w:val="228BE6"/>
+          <w:sz w:val="18"/>
+          <w:lang w:val="fr-FR"/>
+        </w:rPr>
+        <w:t xml:space="preserve">  4  </w:t>
+      </w:r>
+      <w:r>
+        <w:rPr>
+          <w:b/>
+          <w:color w:val="1A2035"/>
+          <w:sz w:val="20"/>
+          <w:lang w:val="fr-FR"/>
+        </w:rPr>
+        <w:t xml:space="preserve"> En cours </w:t>
+      </w:r>
+      <w:r>
+        <w:rPr>
+          <w:color w:val="64748B"/>
+          <w:sz w:val="20"/>
+          <w:lang w:val="fr-FR"/>
+        </w:rPr>
+        <w:t xml:space="preserve">— intervention terrain, suivi GPS temps </w:t>
+      </w:r>
+      <w:r>
+        <w:rPr>
+          <w:color w:val="64748B"/>
+          <w:sz w:val="20"/>
+          <w:lang w:val="fr-FR"/>
+        </w:rPr>
+        <w:t>réel</w:t>
+      </w:r>
+    </w:p>
+    <w:p>
+      <w:pPr>
+        <w:spacing w:before="40" w:after="40"/>
+        <w:rPr>
+          <w:lang w:val="fr-FR"/>
+        </w:rPr>
+      </w:pPr>
+      <w:r>
+        <w:rPr>
+          <w:b/>
+          <w:color w:val="228BE6"/>
+          <w:sz w:val="18"/>
+          <w:lang w:val="fr-FR"/>
+        </w:rPr>
+        <w:t xml:space="preserve">  5  </w:t>
+      </w:r>
+      <w:r>
+        <w:rPr>
+          <w:b/>
+          <w:color w:val="1A2035"/>
+          <w:sz w:val="20"/>
+          <w:lang w:val="fr-FR"/>
+        </w:rPr>
+        <w:t xml:space="preserve"> </w:t>
+      </w:r>
+      <w:r>
+        <w:rPr>
+          <w:b/>
+          <w:color w:val="1A2035"/>
+          <w:sz w:val="20"/>
+          <w:lang w:val="fr-FR"/>
+        </w:rPr>
+        <w:t>Terminée</w:t>
+      </w:r>
+      <w:r>
+        <w:rPr>
+          <w:b/>
+          <w:color w:val="1A2035"/>
+          <w:sz w:val="20"/>
+          <w:lang w:val="fr-FR"/>
+        </w:rPr>
+        <w:t xml:space="preserve"> </w:t>
+      </w:r>
+      <w:r>
+        <w:rPr>
+          <w:color w:val="64748B"/>
+          <w:sz w:val="20"/>
+          <w:lang w:val="fr-FR"/>
+        </w:rPr>
+        <w:t xml:space="preserve">— agent clôture avec rapport — </w:t>
+      </w:r>
+      <w:r>
+        <w:rPr>
+          <w:color w:val="64748B"/>
+          <w:sz w:val="20"/>
+          <w:lang w:val="fr-FR"/>
+        </w:rPr>
+        <w:t>véhicule</w:t>
+      </w:r>
+      <w:r>
+        <w:rPr>
+          <w:color w:val="64748B"/>
+          <w:sz w:val="20"/>
+          <w:lang w:val="fr-FR"/>
+        </w:rPr>
+        <w:t xml:space="preserve"> redevient disponible</w:t>
+      </w:r>
+    </w:p>
+    <w:p>
+      <w:pPr>
+        <w:spacing w:before="200" w:after="60"/>
+        <w:rPr>
+          <w:lang w:val="fr-FR"/>
+        </w:rPr>
+      </w:pPr>
+      <w:r>
+        <w:rPr>
+          <w:b/>
+          <w:color w:val="1A2035"/>
+          <w:lang w:val="fr-FR"/>
+        </w:rPr>
+        <w:t>Gestion des refus</w:t>
+      </w:r>
+    </w:p>
+    <w:p>
+      <w:pPr>
+        <w:spacing w:after="80"/>
+        <w:rPr>
+          <w:lang w:val="fr-FR"/>
+        </w:rPr>
+      </w:pPr>
+      <w:r>
+        <w:rPr>
+          <w:color w:val="1A2035"/>
+          <w:sz w:val="20"/>
+          <w:lang w:val="fr-FR"/>
+        </w:rPr>
+        <w:t xml:space="preserve">Un agent peut refuser une proposition avec motif codifié (véhicule en panne, trop loin, hors zone, autre mission, en pause, non disponible). Le </w:t>
+      </w:r>
+      <w:proofErr w:type="spellStart"/>
+      <w:r>
+        <w:rPr>
+          <w:color w:val="1A2035"/>
+          <w:sz w:val="20"/>
+          <w:lang w:val="fr-FR"/>
+        </w:rPr>
+        <w:t>systeme</w:t>
+      </w:r>
+      <w:proofErr w:type="spellEnd"/>
+      <w:r>
+        <w:rPr>
+          <w:color w:val="1A2035"/>
+          <w:sz w:val="20"/>
+          <w:lang w:val="fr-FR"/>
+        </w:rPr>
+        <w:t xml:space="preserve"> propose alors automatiquement le prochain véhicule disponible. L'historique complet des propositions et refus est conserve.</w:t>
+      </w:r>
+    </w:p>
+    <w:p>
+      <w:pPr>
+        <w:spacing w:before="200" w:after="60"/>
+        <w:rPr>
+          <w:lang w:val="fr-FR"/>
+        </w:rPr>
+      </w:pPr>
+      <w:r>
+        <w:rPr>
+          <w:b/>
+          <w:color w:val="1A2035"/>
+          <w:lang w:val="fr-FR"/>
+        </w:rPr>
+        <w:t>Force-</w:t>
+      </w:r>
+      <w:proofErr w:type="spellStart"/>
+      <w:r>
+        <w:rPr>
+          <w:b/>
+          <w:color w:val="1A2035"/>
+          <w:lang w:val="fr-FR"/>
+        </w:rPr>
+        <w:t>Assign</w:t>
+      </w:r>
+      <w:proofErr w:type="spellEnd"/>
+      <w:r>
+        <w:rPr>
+          <w:b/>
+          <w:color w:val="1A2035"/>
+          <w:lang w:val="fr-FR"/>
+        </w:rPr>
+        <w:t xml:space="preserve"> (missions critiques et SOS)</w:t>
+      </w:r>
+    </w:p>
+    <w:p>
+      <w:pPr>
+        <w:spacing w:after="80"/>
+        <w:rPr>
+          <w:lang w:val="fr-FR"/>
+        </w:rPr>
+      </w:pPr>
+      <w:r>
+        <w:rPr>
+          <w:color w:val="1A2035"/>
+          <w:sz w:val="20"/>
+          <w:lang w:val="fr-FR"/>
+        </w:rPr>
+        <w:t xml:space="preserve">Pour les missions de priorité Critique ou SOS, un opérateur peut forcer l'affectation d'un véhicule déjà en mission. L'ancien </w:t>
+      </w:r>
+      <w:proofErr w:type="spellStart"/>
+      <w:r>
+        <w:rPr>
+          <w:color w:val="1A2035"/>
+          <w:sz w:val="20"/>
+          <w:lang w:val="fr-FR"/>
+        </w:rPr>
+        <w:t>assignment</w:t>
+      </w:r>
+      <w:proofErr w:type="spellEnd"/>
+      <w:r>
+        <w:rPr>
+          <w:color w:val="1A2035"/>
+          <w:sz w:val="20"/>
+          <w:lang w:val="fr-FR"/>
+        </w:rPr>
+        <w:t xml:space="preserve"> est automatiquement </w:t>
+      </w:r>
+      <w:proofErr w:type="spellStart"/>
+      <w:r>
+        <w:rPr>
+          <w:color w:val="1A2035"/>
+          <w:sz w:val="20"/>
+          <w:lang w:val="fr-FR"/>
+        </w:rPr>
+        <w:t>revoque</w:t>
+      </w:r>
+      <w:proofErr w:type="spellEnd"/>
+      <w:r>
+        <w:rPr>
+          <w:color w:val="1A2035"/>
+          <w:sz w:val="20"/>
+          <w:lang w:val="fr-FR"/>
+        </w:rPr>
+        <w:t xml:space="preserve"> et la mission prioritaire est transmise en temps réel.</w:t>
+      </w:r>
+    </w:p>
+    <w:p>
+      <w:pPr>
+        <w:spacing w:before="200" w:after="60"/>
+        <w:rPr>
+          <w:lang w:val="fr-FR"/>
+        </w:rPr>
+      </w:pPr>
+      <w:r>
+        <w:rPr>
+          <w:b/>
+          <w:color w:val="1A2035"/>
+          <w:lang w:val="fr-FR"/>
+        </w:rPr>
+        <w:t>Renfort (ajout d'équipage)</w:t>
+      </w:r>
+    </w:p>
+    <w:p>
+      <w:pPr>
+        <w:spacing w:after="80"/>
+        <w:rPr>
+          <w:lang w:val="fr-FR"/>
+        </w:rPr>
+      </w:pPr>
+      <w:r>
+        <w:rPr>
+          <w:color w:val="1A2035"/>
+          <w:sz w:val="20"/>
+          <w:lang w:val="fr-FR"/>
+        </w:rPr>
+        <w:t xml:space="preserve">Un opérateur peut ajouter un véhicule en renfort sur une mission en cours. Le véhicule de renfort reçoit la notification </w:t>
+      </w:r>
+      <w:proofErr w:type="spellStart"/>
+      <w:r>
+        <w:rPr>
+          <w:color w:val="1A2035"/>
+          <w:sz w:val="20"/>
+          <w:lang w:val="fr-FR"/>
+        </w:rPr>
+        <w:t>SignalR</w:t>
+      </w:r>
+      <w:proofErr w:type="spellEnd"/>
+      <w:r>
+        <w:rPr>
+          <w:color w:val="1A2035"/>
+          <w:sz w:val="20"/>
+          <w:lang w:val="fr-FR"/>
+        </w:rPr>
+        <w:t xml:space="preserve"> </w:t>
+      </w:r>
+      <w:proofErr w:type="spellStart"/>
+      <w:r>
+        <w:rPr>
+          <w:color w:val="1A2035"/>
+          <w:sz w:val="20"/>
+          <w:lang w:val="fr-FR"/>
+        </w:rPr>
+        <w:t>immediatement</w:t>
+      </w:r>
+      <w:proofErr w:type="spellEnd"/>
+      <w:r>
+        <w:rPr>
+          <w:color w:val="1A2035"/>
+          <w:sz w:val="20"/>
+          <w:lang w:val="fr-FR"/>
+        </w:rPr>
+        <w:t>. L'historique multi-équipage est conserve sur la mission.</w:t>
+      </w:r>
+    </w:p>
+    <w:p>
+      <w:pPr>
+        <w:spacing w:before="200" w:after="60"/>
+        <w:rPr>
+          <w:lang w:val="fr-FR"/>
+        </w:rPr>
+      </w:pPr>
+      <w:r>
+        <w:rPr>
+          <w:b/>
+          <w:color w:val="1A2035"/>
+          <w:lang w:val="fr-FR"/>
+        </w:rPr>
+        <w:t>Alertes manager automatiques</w:t>
+      </w:r>
+    </w:p>
+    <w:p>
+      <w:pPr>
+        <w:spacing w:after="80"/>
+        <w:rPr>
+          <w:lang w:val="fr-FR"/>
+        </w:rPr>
+      </w:pPr>
+      <w:r>
+        <w:rPr>
+          <w:color w:val="1A2035"/>
+          <w:sz w:val="20"/>
+          <w:lang w:val="fr-FR"/>
+        </w:rPr>
+        <w:lastRenderedPageBreak/>
+        <w:t xml:space="preserve">Si toutes les tentatives de dispatch sont épuisées (tous les véhicules disponibles ont refusé), les managers reçoivent automatiquement un email d'alerte avec le </w:t>
+      </w:r>
+      <w:proofErr w:type="spellStart"/>
+      <w:r>
+        <w:rPr>
+          <w:color w:val="1A2035"/>
+          <w:sz w:val="20"/>
+          <w:lang w:val="fr-FR"/>
+        </w:rPr>
+        <w:t>detail</w:t>
+      </w:r>
+      <w:proofErr w:type="spellEnd"/>
+      <w:r>
+        <w:rPr>
+          <w:color w:val="1A2035"/>
+          <w:sz w:val="20"/>
+          <w:lang w:val="fr-FR"/>
+        </w:rPr>
+        <w:t xml:space="preserve"> de la mission.</w:t>
+      </w:r>
+    </w:p>
+    <w:p>
+      <w:pPr>
+        <w:pStyle w:val="Heading2"/>
+        <w:pBdr>
+          <w:bottom w:val="single" w:sz="4" w:space="1" w:color="228BE6"/>
+        </w:pBdr>
+        <w:spacing w:before="400" w:after="120"/>
+        <w:rPr>
+          <w:lang w:val="fr-FR"/>
+        </w:rPr>
+      </w:pPr>
+      <w:bookmarkStart w:id="4" w:name="_Toc233441475"/>
+      <w:bookmarkStart w:id="5" w:name="_Toc233442944"/>
+      <w:r>
+        <w:rPr>
+          <w:color w:val="228BE6"/>
+          <w:sz w:val="28"/>
+          <w:lang w:val="fr-FR"/>
+        </w:rPr>
+        <w:t>3. Application Mobile Agents (Android &amp; iOS)</w:t>
+      </w:r>
+      <w:bookmarkEnd w:id="4"/>
+      <w:bookmarkEnd w:id="5"/>
+    </w:p>
+    <w:p>
+      <w:pPr>
+        <w:spacing w:before="200" w:after="60"/>
+        <w:rPr>
+          <w:lang w:val="fr-FR"/>
+        </w:rPr>
+      </w:pPr>
+      <w:r>
+        <w:rPr>
+          <w:b/>
+          <w:color w:val="1A2035"/>
+          <w:lang w:val="fr-FR"/>
+        </w:rPr>
+        <w:t>Rôles terrain</w:t>
+      </w:r>
+    </w:p>
+    <w:p>
+      <w:pPr>
+        <w:spacing w:after="80"/>
+        <w:rPr>
+          <w:lang w:val="fr-FR"/>
+        </w:rPr>
+      </w:pPr>
+      <w:r>
+        <w:rPr>
+          <w:color w:val="1A2035"/>
+          <w:sz w:val="20"/>
+          <w:lang w:val="fr-FR"/>
+        </w:rPr>
+        <w:t>L'application supporte trois rôles terrain distincts :</w:t>
+      </w:r>
+    </w:p>
+    <w:p>
+      <w:pPr>
+        <w:pStyle w:val="ListBullet"/>
+        <w:spacing w:after="40"/>
+        <w:rPr>
+          <w:lang w:val="fr-FR"/>
+        </w:rPr>
+      </w:pPr>
+      <w:r>
+        <w:rPr>
+          <w:sz w:val="20"/>
+          <w:lang w:val="fr-FR"/>
+        </w:rPr>
+        <w:t>Officer : agent classique, GPS lié au véhicule</w:t>
+      </w:r>
+    </w:p>
+    <w:p>
+      <w:pPr>
+        <w:pStyle w:val="ListBullet"/>
+        <w:spacing w:after="40"/>
+        <w:rPr>
+          <w:lang w:val="fr-FR"/>
+        </w:rPr>
+      </w:pPr>
+      <w:proofErr w:type="spellStart"/>
+      <w:r>
+        <w:rPr>
+          <w:sz w:val="20"/>
+          <w:lang w:val="fr-FR"/>
+        </w:rPr>
+        <w:t>PatrolLeader</w:t>
+      </w:r>
+      <w:proofErr w:type="spellEnd"/>
+      <w:r>
+        <w:rPr>
+          <w:sz w:val="20"/>
+          <w:lang w:val="fr-FR"/>
+        </w:rPr>
+        <w:t xml:space="preserve"> (chef de bord) : GPS individuel dès la connexion, active le véhicule en début de service, peut assigner rapidement un VL</w:t>
+      </w:r>
+    </w:p>
+    <w:p>
+      <w:pPr>
+        <w:pStyle w:val="ListBullet"/>
+        <w:spacing w:after="40"/>
+        <w:rPr>
+          <w:lang w:val="fr-FR"/>
+        </w:rPr>
+      </w:pPr>
+      <w:proofErr w:type="spellStart"/>
+      <w:r>
+        <w:rPr>
+          <w:sz w:val="20"/>
+          <w:lang w:val="fr-FR"/>
+        </w:rPr>
+        <w:t>PatrolAgent</w:t>
+      </w:r>
+      <w:proofErr w:type="spellEnd"/>
+      <w:r>
+        <w:rPr>
+          <w:sz w:val="20"/>
+          <w:lang w:val="fr-FR"/>
+        </w:rPr>
+        <w:t xml:space="preserve"> : GPS individuel dès la connexion, rattaché à un véhicule par le chef de bord</w:t>
+      </w:r>
+    </w:p>
+    <w:p>
+      <w:pPr>
+        <w:spacing w:before="200" w:after="60"/>
+        <w:rPr>
+          <w:lang w:val="fr-FR"/>
+        </w:rPr>
+      </w:pPr>
+      <w:r>
+        <w:rPr>
+          <w:b/>
+          <w:color w:val="1A2035"/>
+          <w:lang w:val="fr-FR"/>
+        </w:rPr>
+        <w:t>Activation de patrouille</w:t>
+      </w:r>
+    </w:p>
+    <w:p>
+      <w:pPr>
+        <w:spacing w:after="80"/>
+        <w:rPr>
+          <w:lang w:val="fr-FR"/>
+        </w:rPr>
+      </w:pPr>
+      <w:r>
+        <w:rPr>
+          <w:color w:val="1A2035"/>
+          <w:sz w:val="20"/>
+          <w:lang w:val="fr-FR"/>
+        </w:rPr>
+        <w:t>En début de service, le chef de bord (</w:t>
+      </w:r>
+      <w:proofErr w:type="spellStart"/>
+      <w:r>
+        <w:rPr>
+          <w:color w:val="1A2035"/>
+          <w:sz w:val="20"/>
+          <w:lang w:val="fr-FR"/>
+        </w:rPr>
+        <w:t>PatrolLeader</w:t>
+      </w:r>
+      <w:proofErr w:type="spellEnd"/>
+      <w:r>
+        <w:rPr>
+          <w:color w:val="1A2035"/>
+          <w:sz w:val="20"/>
+          <w:lang w:val="fr-FR"/>
+        </w:rPr>
+        <w:t xml:space="preserve">) active sa patrouille depuis l'application : sélection du véhicule, saisie de l'indicatif radio, choix du type de patrouille (voiture, moto, </w:t>
+      </w:r>
+      <w:proofErr w:type="spellStart"/>
+      <w:r>
+        <w:rPr>
+          <w:color w:val="1A2035"/>
+          <w:sz w:val="20"/>
+          <w:lang w:val="fr-FR"/>
+        </w:rPr>
+        <w:t>velo</w:t>
+      </w:r>
+      <w:proofErr w:type="spellEnd"/>
+      <w:r>
+        <w:rPr>
+          <w:color w:val="1A2035"/>
+          <w:sz w:val="20"/>
+          <w:lang w:val="fr-FR"/>
+        </w:rPr>
+        <w:t xml:space="preserve">, </w:t>
+      </w:r>
+      <w:proofErr w:type="spellStart"/>
+      <w:r>
+        <w:rPr>
+          <w:color w:val="1A2035"/>
+          <w:sz w:val="20"/>
+          <w:lang w:val="fr-FR"/>
+        </w:rPr>
+        <w:t>pedestre</w:t>
+      </w:r>
+      <w:proofErr w:type="spellEnd"/>
+      <w:r>
+        <w:rPr>
+          <w:color w:val="1A2035"/>
+          <w:sz w:val="20"/>
+          <w:lang w:val="fr-FR"/>
+        </w:rPr>
+        <w:t xml:space="preserve">), sélection des agents embarques. La connexion </w:t>
+      </w:r>
+      <w:proofErr w:type="spellStart"/>
+      <w:r>
+        <w:rPr>
+          <w:color w:val="1A2035"/>
+          <w:sz w:val="20"/>
+          <w:lang w:val="fr-FR"/>
+        </w:rPr>
+        <w:t>SignalR</w:t>
+      </w:r>
+      <w:proofErr w:type="spellEnd"/>
+      <w:r>
+        <w:rPr>
+          <w:color w:val="1A2035"/>
+          <w:sz w:val="20"/>
+          <w:lang w:val="fr-FR"/>
+        </w:rPr>
+        <w:t xml:space="preserve"> est </w:t>
+      </w:r>
+      <w:proofErr w:type="spellStart"/>
+      <w:r>
+        <w:rPr>
+          <w:color w:val="1A2035"/>
+          <w:sz w:val="20"/>
+          <w:lang w:val="fr-FR"/>
+        </w:rPr>
+        <w:t>etablie</w:t>
+      </w:r>
+      <w:proofErr w:type="spellEnd"/>
+      <w:r>
+        <w:rPr>
+          <w:color w:val="1A2035"/>
+          <w:sz w:val="20"/>
+          <w:lang w:val="fr-FR"/>
+        </w:rPr>
+        <w:t xml:space="preserve"> </w:t>
+      </w:r>
+      <w:proofErr w:type="spellStart"/>
+      <w:r>
+        <w:rPr>
+          <w:color w:val="1A2035"/>
+          <w:sz w:val="20"/>
+          <w:lang w:val="fr-FR"/>
+        </w:rPr>
+        <w:t>des</w:t>
+      </w:r>
+      <w:proofErr w:type="spellEnd"/>
+      <w:r>
+        <w:rPr>
+          <w:color w:val="1A2035"/>
+          <w:sz w:val="20"/>
+          <w:lang w:val="fr-FR"/>
+        </w:rPr>
+        <w:t xml:space="preserve"> l'activation.</w:t>
+      </w:r>
+    </w:p>
+    <w:p>
+      <w:pPr>
+        <w:spacing w:before="200" w:after="60"/>
+        <w:rPr>
+          <w:lang w:val="fr-FR"/>
+        </w:rPr>
+      </w:pPr>
+      <w:r>
+        <w:rPr>
+          <w:b/>
+          <w:color w:val="1A2035"/>
+          <w:lang w:val="fr-FR"/>
+        </w:rPr>
+        <w:t>Interface terrain dédiée</w:t>
+      </w:r>
+    </w:p>
+    <w:p>
+      <w:pPr>
+        <w:spacing w:after="80"/>
+        <w:rPr>
+          <w:lang w:val="fr-FR"/>
+        </w:rPr>
+      </w:pPr>
+      <w:r>
+        <w:rPr>
+          <w:color w:val="1A2035"/>
+          <w:sz w:val="20"/>
+          <w:lang w:val="fr-FR"/>
+        </w:rPr>
+        <w:t>L'application mobile permet aux agents de :</w:t>
+      </w:r>
+    </w:p>
+    <w:p>
+      <w:pPr>
+        <w:pStyle w:val="ListBullet"/>
+        <w:spacing w:after="40"/>
+        <w:rPr>
+          <w:lang w:val="fr-FR"/>
+        </w:rPr>
+      </w:pPr>
+      <w:r>
+        <w:rPr>
+          <w:sz w:val="20"/>
+          <w:lang w:val="fr-FR"/>
+        </w:rPr>
+        <w:t>Consulter et répondre aux propositions de mission (accepter/refuser avec motif)</w:t>
+      </w:r>
+    </w:p>
+    <w:p>
+      <w:pPr>
+        <w:pStyle w:val="ListBullet"/>
+        <w:spacing w:after="40"/>
+        <w:rPr>
+          <w:lang w:val="fr-FR"/>
+        </w:rPr>
+      </w:pPr>
+      <w:r>
+        <w:rPr>
+          <w:sz w:val="20"/>
+          <w:lang w:val="fr-FR"/>
+        </w:rPr>
+        <w:t>Suivre l'état d'une mission active (briefing, adresse, priorité, distance)</w:t>
+      </w:r>
+    </w:p>
+    <w:p>
+      <w:pPr>
+        <w:pStyle w:val="ListBullet"/>
+        <w:spacing w:after="40"/>
+        <w:rPr>
+          <w:lang w:val="fr-FR"/>
+        </w:rPr>
+      </w:pPr>
+      <w:r>
+        <w:rPr>
+          <w:sz w:val="20"/>
+          <w:lang w:val="fr-FR"/>
+        </w:rPr>
+        <w:t>Saisir le rapport de clôture à la fin de l'intervention</w:t>
+      </w:r>
+    </w:p>
+    <w:p>
+      <w:pPr>
+        <w:pStyle w:val="ListBullet"/>
+        <w:spacing w:after="40"/>
+        <w:rPr>
+          <w:lang w:val="fr-FR"/>
+        </w:rPr>
+      </w:pPr>
+      <w:r>
+        <w:rPr>
+          <w:sz w:val="20"/>
+          <w:lang w:val="fr-FR"/>
+        </w:rPr>
+        <w:t xml:space="preserve">Prendre des photos et vidéos directement depuis le terrain (avec </w:t>
+      </w:r>
+      <w:proofErr w:type="spellStart"/>
+      <w:r>
+        <w:rPr>
+          <w:sz w:val="20"/>
+          <w:lang w:val="fr-FR"/>
+        </w:rPr>
+        <w:t>upload</w:t>
+      </w:r>
+      <w:proofErr w:type="spellEnd"/>
+      <w:r>
+        <w:rPr>
+          <w:sz w:val="20"/>
+          <w:lang w:val="fr-FR"/>
+        </w:rPr>
+        <w:t xml:space="preserve"> progressif)</w:t>
+      </w:r>
+    </w:p>
+    <w:p>
+      <w:pPr>
+        <w:pStyle w:val="ListBullet"/>
+        <w:spacing w:after="40"/>
+        <w:rPr>
+          <w:lang w:val="fr-FR"/>
+        </w:rPr>
+      </w:pPr>
+      <w:r>
+        <w:rPr>
+          <w:sz w:val="20"/>
+          <w:lang w:val="fr-FR"/>
+        </w:rPr>
+        <w:t>Consulter l'historique des missions du jour et des jours précédents</w:t>
+      </w:r>
+    </w:p>
+    <w:p>
+      <w:pPr>
+        <w:pStyle w:val="ListBullet"/>
+        <w:spacing w:after="40"/>
+        <w:rPr>
+          <w:lang w:val="fr-FR"/>
+        </w:rPr>
+      </w:pPr>
+      <w:r>
+        <w:rPr>
+          <w:sz w:val="20"/>
+          <w:lang w:val="fr-FR"/>
+        </w:rPr>
+        <w:t>Naviguer vers l'adresse de l'incident via l'application GPS native</w:t>
+      </w:r>
+    </w:p>
+    <w:p>
+      <w:pPr>
+        <w:spacing w:before="200" w:after="60"/>
+        <w:rPr>
+          <w:lang w:val="fr-FR"/>
+        </w:rPr>
+      </w:pPr>
+      <w:r>
+        <w:rPr>
+          <w:b/>
+          <w:color w:val="1A2035"/>
+          <w:lang w:val="fr-FR"/>
+        </w:rPr>
+        <w:t>Notifications en temps réel</w:t>
+      </w:r>
+    </w:p>
+    <w:p>
+      <w:pPr>
+        <w:spacing w:after="80"/>
+        <w:rPr>
+          <w:lang w:val="fr-FR"/>
+        </w:rPr>
+      </w:pPr>
+      <w:r>
+        <w:rPr>
+          <w:color w:val="1A2035"/>
+          <w:sz w:val="20"/>
+          <w:lang w:val="fr-FR"/>
+        </w:rPr>
+        <w:t>Les agents reçoivent les nouvelles missions via deux canaux complémentaires :</w:t>
+      </w:r>
+    </w:p>
+    <w:p>
+      <w:pPr>
+        <w:pStyle w:val="ListBullet"/>
+        <w:spacing w:after="40"/>
+        <w:rPr>
+          <w:lang w:val="fr-FR"/>
+        </w:rPr>
+      </w:pPr>
+      <w:proofErr w:type="spellStart"/>
+      <w:r>
+        <w:rPr>
+          <w:sz w:val="20"/>
+          <w:lang w:val="fr-FR"/>
+        </w:rPr>
+        <w:t>SignalR</w:t>
+      </w:r>
+      <w:proofErr w:type="spellEnd"/>
+      <w:r>
+        <w:rPr>
+          <w:sz w:val="20"/>
+          <w:lang w:val="fr-FR"/>
+        </w:rPr>
+        <w:t xml:space="preserve"> (</w:t>
+      </w:r>
+      <w:proofErr w:type="spellStart"/>
+      <w:r>
+        <w:rPr>
+          <w:sz w:val="20"/>
+          <w:lang w:val="fr-FR"/>
+        </w:rPr>
+        <w:t>WebSocket</w:t>
+      </w:r>
+      <w:proofErr w:type="spellEnd"/>
+      <w:r>
+        <w:rPr>
+          <w:sz w:val="20"/>
+          <w:lang w:val="fr-FR"/>
+        </w:rPr>
+        <w:t>) : notification instantanée si l'application est ouverte ou en arrière-plan</w:t>
+      </w:r>
+    </w:p>
+    <w:p>
+      <w:pPr>
+        <w:pStyle w:val="ListBullet"/>
+        <w:spacing w:after="40"/>
+        <w:rPr>
+          <w:lang w:val="fr-FR"/>
+        </w:rPr>
+      </w:pPr>
+      <w:proofErr w:type="spellStart"/>
+      <w:r>
+        <w:rPr>
+          <w:sz w:val="20"/>
           <w:lang w:val="fr-FR"/>
         </w:rPr>
         <w:t>Firebase</w:t>
@@ -253,77 +2949,31 @@
       <w:proofErr w:type="spellEnd"/>
       <w:r>
         <w:rPr>
-          <w:lang w:val="fr-FR"/>
-        </w:rPr>
-        <w:t xml:space="preserve"> Cloud Messaging.</w:t>
-      </w:r>
-    </w:p>
-    <w:p>
-      <w:pPr>
-        <w:rPr>
-          <w:lang w:val="fr-FR"/>
-        </w:rPr>
-      </w:pPr>
-      <w:r>
-        <w:rPr>
-          <w:i/>
-          <w:lang w:val="fr-FR"/>
-        </w:rPr>
-        <w:t>Suivi complet du cycle de vie</w:t>
-      </w:r>
-    </w:p>
-    <w:p>
-      <w:pPr>
-        <w:spacing w:after="120"/>
-        <w:rPr>
-          <w:lang w:val="fr-FR"/>
-        </w:rPr>
-      </w:pPr>
-      <w:r>
-        <w:rPr>
-          <w:lang w:val="fr-FR"/>
-        </w:rPr>
-        <w:t>Chaque mission passe par des statuts clairs : En attente → Proposée → Acceptée → En cours → Terminée. L'historique complet des propositions et refus est conservé, avec motif.</w:t>
-      </w:r>
-    </w:p>
-    <w:p>
-      <w:pPr>
-        <w:rPr>
-          <w:lang w:val="fr-FR"/>
-        </w:rPr>
-      </w:pPr>
-      <w:r>
-        <w:rPr>
-          <w:i/>
-          <w:lang w:val="fr-FR"/>
-        </w:rPr>
-        <w:t>Alertes manager automatiques</w:t>
-      </w:r>
-    </w:p>
-    <w:p>
-      <w:pPr>
-        <w:spacing w:after="120"/>
-        <w:rPr>
-          <w:lang w:val="fr-FR"/>
-        </w:rPr>
-      </w:pPr>
-      <w:r>
-        <w:rPr>
-          <w:lang w:val="fr-FR"/>
-        </w:rPr>
-        <w:t>Si une mission reste sans véhicule accepteur pendant plus de 15 minutes, les managers reçoivent automatiquement une alerte email.</w:t>
-      </w:r>
-    </w:p>
-    <w:p>
-      <w:pPr>
-        <w:spacing w:after="120"/>
-        <w:rPr>
-          <w:lang w:val="fr-FR"/>
-        </w:rPr>
-      </w:pPr>
-    </w:p>
-    <w:p>
-      <w:pPr>
+          <w:sz w:val="20"/>
+          <w:lang w:val="fr-FR"/>
+        </w:rPr>
+        <w:t xml:space="preserve"> Cloud Messaging (FCM) : notification push même si l'application est fermée (Android &amp; iOS)</w:t>
+      </w:r>
+    </w:p>
+    <w:p>
+      <w:pPr>
+        <w:spacing w:after="80"/>
+        <w:rPr>
+          <w:lang w:val="fr-FR"/>
+        </w:rPr>
+      </w:pPr>
+      <w:r>
+        <w:rPr>
+          <w:color w:val="1A2035"/>
+          <w:sz w:val="20"/>
+          <w:lang w:val="fr-FR"/>
+        </w:rPr>
+        <w:t>Dès la réception d'une proposition, l'application joue une alerte sonore, vibre et navigue automatiquement vers l'onglet Mission.</w:t>
+      </w:r>
+    </w:p>
+    <w:p>
+      <w:pPr>
+        <w:spacing w:before="200" w:after="60"/>
         <w:rPr>
           <w:lang w:val="fr-FR"/>
         </w:rPr>
@@ -331,50 +2981,7 @@
       <w:r>
         <w:rPr>
           <w:b/>
-          <w:color w:val="00467F"/>
-          <w:sz w:val="36"/>
-          <w:lang w:val="fr-FR"/>
-        </w:rPr>
-        <w:t>Application Mobile Agents (Android &amp; iOS)</w:t>
-      </w:r>
-    </w:p>
-    <w:p>
-      <w:pPr>
-        <w:rPr>
-          <w:lang w:val="fr-FR"/>
-        </w:rPr>
-      </w:pPr>
-      <w:r>
-        <w:rPr>
-          <w:i/>
-          <w:lang w:val="fr-FR"/>
-        </w:rPr>
-        <w:t>Interface terrain dédiée</w:t>
-      </w:r>
-    </w:p>
-    <w:p>
-      <w:pPr>
-        <w:spacing w:after="120"/>
-        <w:rPr>
-          <w:lang w:val="fr-FR"/>
-        </w:rPr>
-      </w:pPr>
-      <w:r>
-        <w:rPr>
-          <w:lang w:val="fr-FR"/>
-        </w:rPr>
-        <w:t>L'application mobile permet aux agents de consulter leurs missions, mettre à jour leur statut, ajouter des notes de suivi, prendre des photos et vidéos directement depuis le terrain.</w:t>
-      </w:r>
-    </w:p>
-    <w:p>
-      <w:pPr>
-        <w:rPr>
-          <w:lang w:val="fr-FR"/>
-        </w:rPr>
-      </w:pPr>
-      <w:r>
-        <w:rPr>
-          <w:i/>
+          <w:color w:val="1A2035"/>
           <w:lang w:val="fr-FR"/>
         </w:rPr>
         <w:t>Mode hors-ligne</w:t>
@@ -382,1064 +2989,112 @@
     </w:p>
     <w:p>
       <w:pPr>
-        <w:spacing w:after="120"/>
-        <w:rPr>
-          <w:lang w:val="fr-FR"/>
-        </w:rPr>
-      </w:pPr>
-      <w:r>
-        <w:rPr>
-          <w:lang w:val="fr-FR"/>
-        </w:rPr>
-        <w:t>En zone à faible couverture réseau, l'application conserve l'accès à la mission active. Les entrées saisies hors ligne sont synchronisées automatiquement au retour du réseau — sans perte de données.</w:t>
-      </w:r>
-    </w:p>
-    <w:p>
-      <w:pPr>
-        <w:rPr>
-          <w:lang w:val="fr-FR"/>
-        </w:rPr>
-      </w:pPr>
-      <w:r>
-        <w:rPr>
-          <w:i/>
-          <w:lang w:val="fr-FR"/>
-        </w:rPr>
-        <w:t>Suivi GPS temps réel</w:t>
-      </w:r>
-    </w:p>
-    <w:p>
-      <w:pPr>
-        <w:spacing w:after="120"/>
-        <w:rPr>
-          <w:lang w:val="fr-FR"/>
-        </w:rPr>
-      </w:pPr>
-      <w:r>
-        <w:rPr>
-          <w:lang w:val="fr-FR"/>
-        </w:rPr>
-        <w:t>La position des véhicules est transmise en continu et visible sur la carte par les opérateurs BackOffice, permettant un dispatch précis et un suivi de la sécurité des agents.</w:t>
-      </w:r>
-    </w:p>
-    <w:p>
-      <w:pPr>
-        <w:spacing w:after="120"/>
-        <w:rPr>
-          <w:lang w:val="fr-FR"/>
-        </w:rPr>
-      </w:pPr>
-    </w:p>
-    <w:p>
-      <w:pPr>
-        <w:rPr>
-          <w:lang w:val="fr-FR"/>
-        </w:rPr>
-      </w:pPr>
-      <w:r>
-        <w:rPr>
+        <w:spacing w:after="80"/>
+        <w:rPr>
+          <w:lang w:val="fr-FR"/>
+        </w:rPr>
+      </w:pPr>
+      <w:r>
+        <w:rPr>
+          <w:color w:val="1A2035"/>
+          <w:sz w:val="20"/>
+          <w:lang w:val="fr-FR"/>
+        </w:rPr>
+        <w:t>En zone à faible couverture réseau, l'application conserve l'accès à la mission active depuis son cache local (SQLite). Les rapports et entrées de suivi saisis hors ligne sont synchronises automatiquement au retour du réseau — sans perte de données.</w:t>
+      </w:r>
+    </w:p>
+    <w:p>
+      <w:pPr>
+        <w:rPr>
+          <w:rFonts w:asciiTheme="majorHAnsi" w:eastAsiaTheme="majorEastAsia" w:hAnsiTheme="majorHAnsi" w:cstheme="majorBidi"/>
           <w:b/>
-          <w:color w:val="00467F"/>
-          <w:sz w:val="36"/>
-          <w:lang w:val="fr-FR"/>
-        </w:rPr>
-        <w:t>Carte Temps Réel &amp; Analyse des Risques</w:t>
-      </w:r>
-    </w:p>
-    <w:p>
-      <w:pPr>
-        <w:rPr>
-          <w:lang w:val="fr-FR"/>
-        </w:rPr>
-      </w:pPr>
-      <w:r>
-        <w:rPr>
-          <w:i/>
-          <w:lang w:val="fr-FR"/>
-        </w:rPr>
-        <w:t>Cartographie en temps réel</w:t>
-      </w:r>
-    </w:p>
-    <w:p>
-      <w:pPr>
-        <w:spacing w:after="120"/>
-        <w:rPr>
-          <w:lang w:val="fr-FR"/>
-        </w:rPr>
-      </w:pPr>
-      <w:r>
-        <w:rPr>
-          <w:lang w:val="fr-FR"/>
-        </w:rPr>
-        <w:t>Visualisez simultanément la position de tous les véhicules, les zones de patrouille et le niveau de risque des rues sur une carte interactive (Leaflet.js).</w:t>
-      </w:r>
-    </w:p>
-    <w:p>
-      <w:pPr>
-        <w:rPr>
-          <w:lang w:val="fr-FR"/>
-        </w:rPr>
-      </w:pPr>
-      <w:r>
-        <w:rPr>
-          <w:i/>
-          <w:lang w:val="fr-FR"/>
-        </w:rPr>
-        <w:t>Indice de risque prédictif des rues</w:t>
-      </w:r>
-    </w:p>
-    <w:p>
-      <w:pPr>
-        <w:spacing w:after="120"/>
-        <w:rPr>
-          <w:lang w:val="fr-FR"/>
-        </w:rPr>
-      </w:pPr>
-      <w:r>
-        <w:rPr>
-          <w:lang w:val="fr-FR"/>
-        </w:rPr>
-        <w:t>Chaque rue dispose d'un score de risque calculé automatiquement chaque nuit à partir de l'historique des interventions sur 2 ans, de la densité urbaine et d'un facteur de décroissance temporelle. Un passage de patrouille fait immédiatement baisser le score.</w:t>
-      </w:r>
-    </w:p>
-    <w:p>
-      <w:pPr>
-        <w:rPr>
-          <w:lang w:val="fr-FR"/>
-        </w:rPr>
-      </w:pPr>
-      <w:r>
-        <w:rPr>
-          <w:i/>
-          <w:lang w:val="fr-FR"/>
-        </w:rPr>
-        <w:t>Zones de patrouille géographiques</w:t>
-      </w:r>
-    </w:p>
-    <w:p>
-      <w:pPr>
-        <w:spacing w:after="120"/>
-        <w:rPr>
-          <w:lang w:val="fr-FR"/>
-        </w:rPr>
-      </w:pPr>
-      <w:r>
-        <w:rPr>
-          <w:lang w:val="fr-FR"/>
-        </w:rPr>
-        <w:t xml:space="preserve">Définissez des secteurs géographiques sur la carte (polygones), assignez-les à des véhicules et importez automatiquement les rues du secteur via l'API </w:t>
-      </w:r>
-      <w:proofErr w:type="spellStart"/>
-      <w:r>
-        <w:rPr>
-          <w:lang w:val="fr-FR"/>
-        </w:rPr>
-        <w:t>OpenStreetMap</w:t>
-      </w:r>
-      <w:proofErr w:type="spellEnd"/>
-      <w:r>
-        <w:rPr>
-          <w:lang w:val="fr-FR"/>
-        </w:rPr>
-        <w:t>.</w:t>
-      </w:r>
-    </w:p>
-    <w:p>
-      <w:pPr>
-        <w:rPr>
-          <w:lang w:val="fr-FR"/>
-        </w:rPr>
-      </w:pPr>
-      <w:proofErr w:type="spellStart"/>
-      <w:r>
-        <w:rPr>
-          <w:i/>
-          <w:lang w:val="fr-FR"/>
-        </w:rPr>
-        <w:t>Géofencing</w:t>
-      </w:r>
-      <w:proofErr w:type="spellEnd"/>
-      <w:r>
-        <w:rPr>
-          <w:i/>
-          <w:lang w:val="fr-FR"/>
-        </w:rPr>
-        <w:t xml:space="preserve"> par véhicule** *(configurable par commune)</w:t>
-      </w:r>
-    </w:p>
-    <w:p>
-      <w:pPr>
-        <w:spacing w:after="120"/>
-        <w:rPr>
-          <w:lang w:val="fr-FR"/>
-        </w:rPr>
-      </w:pPr>
-      <w:r>
-        <w:rPr>
-          <w:lang w:val="fr-FR"/>
-        </w:rPr>
-        <w:t xml:space="preserve">Recevez une alerte automatique (notification </w:t>
-      </w:r>
-      <w:proofErr w:type="spellStart"/>
-      <w:r>
-        <w:rPr>
-          <w:lang w:val="fr-FR"/>
-        </w:rPr>
-        <w:t>SignalR</w:t>
-      </w:r>
-      <w:proofErr w:type="spellEnd"/>
-      <w:r>
-        <w:rPr>
-          <w:lang w:val="fr-FR"/>
-        </w:rPr>
-        <w:t xml:space="preserve"> + email) lorsqu'un véhicule sort de sa zone de patrouille assignée. L'activation est paramétrable commune par commune.</w:t>
-      </w:r>
-    </w:p>
-    <w:p>
-      <w:pPr>
-        <w:rPr>
-          <w:lang w:val="fr-FR"/>
-        </w:rPr>
-      </w:pPr>
-      <w:r>
-        <w:rPr>
-          <w:i/>
-          <w:lang w:val="fr-FR"/>
-        </w:rPr>
-        <w:t>Événements de risque planifiés</w:t>
-      </w:r>
-    </w:p>
-    <w:p>
-      <w:pPr>
-        <w:spacing w:after="120"/>
-        <w:rPr>
-          <w:lang w:val="fr-FR"/>
-        </w:rPr>
-      </w:pPr>
-      <w:r>
-        <w:rPr>
-          <w:lang w:val="fr-FR"/>
-        </w:rPr>
-        <w:t>Anticipez les périodes à risque en créant des événements (marchés, fêtes, manifestations) qui augmentent automatiquement le score de risque des rues concernées sur la période définie.</w:t>
-      </w:r>
-    </w:p>
-    <w:p>
-      <w:pPr>
-        <w:spacing w:after="120"/>
-        <w:rPr>
-          <w:lang w:val="fr-FR"/>
-        </w:rPr>
-      </w:pPr>
-    </w:p>
-    <w:p>
-      <w:pPr>
+          <w:bCs/>
+          <w:color w:val="228BE6"/>
+          <w:sz w:val="28"/>
+          <w:szCs w:val="26"/>
+          <w:lang w:val="fr-FR"/>
+        </w:rPr>
+      </w:pPr>
+      <w:bookmarkStart w:id="6" w:name="_Toc233441476"/>
+      <w:r>
+        <w:rPr>
+          <w:color w:val="228BE6"/>
+          <w:sz w:val="28"/>
+          <w:lang w:val="fr-FR"/>
+        </w:rPr>
+        <w:br w:type="page"/>
+      </w:r>
+    </w:p>
+    <w:p>
+      <w:pPr>
+        <w:pStyle w:val="Heading2"/>
+        <w:pBdr>
+          <w:bottom w:val="single" w:sz="4" w:space="1" w:color="228BE6"/>
+        </w:pBdr>
+        <w:spacing w:before="400" w:after="120"/>
+        <w:rPr>
+          <w:lang w:val="fr-FR"/>
+        </w:rPr>
+      </w:pPr>
+      <w:bookmarkStart w:id="7" w:name="_Toc233442945"/>
+      <w:r>
+        <w:rPr>
+          <w:color w:val="228BE6"/>
+          <w:sz w:val="28"/>
+          <w:lang w:val="fr-FR"/>
+        </w:rPr>
+        <w:lastRenderedPageBreak/>
+        <w:t>4. Rapport de Fin de Mission</w:t>
+      </w:r>
+      <w:bookmarkEnd w:id="6"/>
+      <w:bookmarkEnd w:id="7"/>
+    </w:p>
+    <w:p>
+      <w:pPr>
+        <w:spacing w:before="200" w:after="60"/>
+        <w:rPr>
+          <w:lang w:val="fr-FR"/>
+        </w:rPr>
+      </w:pPr>
+      <w:r>
         <w:rPr>
           <w:b/>
-          <w:color w:val="00467F"/>
-          <w:sz w:val="36"/>
+          <w:color w:val="1A2035"/>
+          <w:lang w:val="fr-FR"/>
+        </w:rPr>
+        <w:t>Qui peut remplir le rapport ?</w:t>
+      </w:r>
+    </w:p>
+    <w:p>
+      <w:pPr>
+        <w:spacing w:after="80"/>
+        <w:rPr>
+          <w:lang w:val="fr-FR"/>
+        </w:rPr>
+      </w:pPr>
+      <w:r>
+        <w:rPr>
+          <w:color w:val="1A2035"/>
+          <w:sz w:val="20"/>
+          <w:lang w:val="fr-FR"/>
+        </w:rPr>
+        <w:t>Tout agent authentifié ayant accès à la mission peut contribuer aux rapports — depuis le mobile comme depuis le back-office. Il n'y a pas de restriction par rôle.</w:t>
+      </w:r>
+    </w:p>
+    <w:p>
+      <w:pPr>
+        <w:spacing w:before="200" w:after="60"/>
+        <w:rPr>
           <w:lang w:val="fr-FR"/>
         </w:rPr>
       </w:pPr>
       <w:r>
         <w:rPr>
           <w:b/>
-          <w:color w:val="00467F"/>
-          <w:sz w:val="36"/>
-          <w:lang w:val="fr-FR"/>
-        </w:rPr>
-        <w:br w:type="page"/>
-      </w:r>
-    </w:p>
-    <w:p>
-      <w:pPr>
-        <w:rPr>
-          <w:lang w:val="fr-FR"/>
-        </w:rPr>
-      </w:pPr>
-      <w:r>
-        <w:rPr>
-          <w:b/>
-          <w:color w:val="00467F"/>
-          <w:sz w:val="36"/>
-          <w:lang w:val="fr-FR"/>
-        </w:rPr>
-        <w:lastRenderedPageBreak/>
-        <w:t>Documents Officiels &amp; Main Courante</w:t>
-      </w:r>
-    </w:p>
-    <w:p>
-      <w:pPr>
-        <w:rPr>
-          <w:lang w:val="fr-FR"/>
-        </w:rPr>
-      </w:pPr>
-      <w:r>
-        <w:rPr>
-          <w:i/>
-          <w:lang w:val="fr-FR"/>
-        </w:rPr>
-        <w:t>Création de documents officiels</w:t>
-      </w:r>
-    </w:p>
-    <w:p>
-      <w:pPr>
-        <w:spacing w:after="120"/>
-        <w:rPr>
-          <w:lang w:val="fr-FR"/>
-        </w:rPr>
-      </w:pPr>
-      <w:r>
-        <w:rPr>
-          <w:lang w:val="fr-FR"/>
-        </w:rPr>
-        <w:t>Rédigez procès-verbaux, mains courantes, rapports d'intervention et autres documents directement dans la plateforme, avec un système d'entrées horodatées et de pièces jointes (photos, vidéos).</w:t>
-      </w:r>
-    </w:p>
-    <w:p>
-      <w:pPr>
-        <w:rPr>
-          <w:lang w:val="fr-FR"/>
-        </w:rPr>
-      </w:pPr>
-      <w:r>
-        <w:rPr>
-          <w:i/>
-          <w:lang w:val="fr-FR"/>
-        </w:rPr>
-        <w:t>Export PDF normalisé</w:t>
-      </w:r>
-    </w:p>
-    <w:p>
-      <w:pPr>
-        <w:spacing w:after="120"/>
-        <w:rPr>
-          <w:lang w:val="fr-FR"/>
-        </w:rPr>
-      </w:pPr>
-      <w:r>
-        <w:rPr>
-          <w:lang w:val="fr-FR"/>
-        </w:rPr>
-        <w:t>Chaque document peut être exporté en PDF au format officiel, prêt à être imprimé ou transmis au parquet ou au juge.</w:t>
-      </w:r>
-    </w:p>
-    <w:p>
-      <w:pPr>
-        <w:rPr>
-          <w:lang w:val="fr-FR"/>
-        </w:rPr>
-      </w:pPr>
-      <w:r>
-        <w:rPr>
-          <w:i/>
-          <w:lang w:val="fr-FR"/>
-        </w:rPr>
-        <w:t>Transmission automatique avec notification</w:t>
-      </w:r>
-    </w:p>
-    <w:p>
-      <w:pPr>
-        <w:spacing w:after="120"/>
-        <w:rPr>
-          <w:lang w:val="fr-FR"/>
-        </w:rPr>
-      </w:pPr>
-      <w:r>
-        <w:rPr>
-          <w:lang w:val="fr-FR"/>
-        </w:rPr>
-        <w:t>Lors du passage d'un document en statut "Transmis au Parquet" ou "Transmis au Juge", les managers reçoivent automatiquement un email de notification avec les détails du document.</w:t>
-      </w:r>
-    </w:p>
-    <w:p>
-      <w:pPr>
-        <w:rPr>
-          <w:lang w:val="fr-FR"/>
-        </w:rPr>
-      </w:pPr>
-      <w:r>
-        <w:rPr>
-          <w:i/>
-          <w:lang w:val="fr-FR"/>
-        </w:rPr>
-        <w:t>Recherche globale</w:t>
-      </w:r>
-    </w:p>
-    <w:p>
-      <w:pPr>
-        <w:spacing w:after="120"/>
-        <w:rPr>
-          <w:lang w:val="fr-FR"/>
-        </w:rPr>
-      </w:pPr>
-      <w:r>
-        <w:rPr>
-          <w:lang w:val="fr-FR"/>
-        </w:rPr>
-        <w:t>Retrouvez instantanément n'importe quel appel, mission, document ou entrée de suivi par mots-clés (adresse, nom, référence) depuis une barre de recherche unique.</w:t>
-      </w:r>
-    </w:p>
-    <w:p>
-      <w:pPr>
-        <w:spacing w:after="120"/>
-        <w:rPr>
-          <w:lang w:val="fr-FR"/>
-        </w:rPr>
-      </w:pPr>
-    </w:p>
-    <w:p>
-      <w:pPr>
-        <w:rPr>
-          <w:lang w:val="fr-FR"/>
-        </w:rPr>
-      </w:pPr>
-      <w:r>
-        <w:rPr>
-          <w:b/>
-          <w:color w:val="00467F"/>
-          <w:sz w:val="36"/>
-          <w:lang w:val="fr-FR"/>
-        </w:rPr>
-        <w:t>Rapport de Fin de Vacation</w:t>
-      </w:r>
-    </w:p>
-    <w:p>
-      <w:pPr>
-        <w:rPr>
-          <w:lang w:val="fr-FR"/>
-        </w:rPr>
-      </w:pPr>
-      <w:r>
-        <w:rPr>
-          <w:i/>
-          <w:lang w:val="fr-FR"/>
-        </w:rPr>
-        <w:t>Récapitulatif automatique de service</w:t>
-      </w:r>
-    </w:p>
-    <w:p>
-      <w:pPr>
-        <w:spacing w:after="120"/>
-        <w:rPr>
-          <w:lang w:val="fr-FR"/>
-        </w:rPr>
-      </w:pPr>
-      <w:r>
-        <w:rPr>
-          <w:lang w:val="fr-FR"/>
-        </w:rPr>
-        <w:t>À chaque fin de service, générez en un clic un rapport de vacation complet : heures de prise et fin de service, nombre de missions (acceptées, refusées, terminées), kilomètres estimés parcourus, documents produits et agents en service.</w:t>
-      </w:r>
-    </w:p>
-    <w:p>
-      <w:pPr>
-        <w:rPr>
-          <w:lang w:val="fr-FR"/>
-        </w:rPr>
-      </w:pPr>
-      <w:r>
-        <w:rPr>
-          <w:i/>
-          <w:lang w:val="fr-FR"/>
-        </w:rPr>
-        <w:t>Signature électronique &amp; export PDF</w:t>
-      </w:r>
-    </w:p>
-    <w:p>
-      <w:pPr>
-        <w:spacing w:after="120"/>
-        <w:rPr>
-          <w:lang w:val="fr-FR"/>
-        </w:rPr>
-      </w:pPr>
-      <w:r>
-        <w:rPr>
-          <w:lang w:val="fr-FR"/>
-        </w:rPr>
-        <w:t>Le rapport peut être signé électroniquement par le chef de bord et exporté en PDF pour archivage.</w:t>
-      </w:r>
-    </w:p>
-    <w:p>
-      <w:pPr>
-        <w:spacing w:after="120"/>
-        <w:rPr>
-          <w:lang w:val="fr-FR"/>
-        </w:rPr>
-      </w:pPr>
-    </w:p>
-    <w:p>
-      <w:pPr>
-        <w:rPr>
-          <w:lang w:val="fr-FR"/>
-        </w:rPr>
-      </w:pPr>
-      <w:r>
-        <w:rPr>
-          <w:b/>
-          <w:color w:val="00467F"/>
-          <w:sz w:val="36"/>
-          <w:lang w:val="fr-FR"/>
-        </w:rPr>
-        <w:t>Dashboard Manager &amp; Statistiques</w:t>
-      </w:r>
-    </w:p>
-    <w:p>
-      <w:pPr>
-        <w:rPr>
-          <w:lang w:val="fr-FR"/>
-        </w:rPr>
-      </w:pPr>
-      <w:r>
-        <w:rPr>
-          <w:i/>
-          <w:lang w:val="fr-FR"/>
-        </w:rPr>
-        <w:t>Tableau de bord en temps réel</w:t>
-      </w:r>
-    </w:p>
-    <w:p>
-      <w:pPr>
-        <w:spacing w:after="120"/>
-        <w:rPr>
-          <w:lang w:val="fr-FR"/>
-        </w:rPr>
-      </w:pPr>
-      <w:r>
-        <w:rPr>
-          <w:lang w:val="fr-FR"/>
-        </w:rPr>
-        <w:t>Suivez les indicateurs clés en direct : appels du jour, missions actives, véhicules disponibles, temps moyen de réponse, rues à haut risque. Un graphique horaire affiche la distribution des missions sur la journée.</w:t>
-      </w:r>
-    </w:p>
-    <w:p>
-      <w:pPr>
-        <w:rPr>
-          <w:lang w:val="fr-FR"/>
-        </w:rPr>
-      </w:pPr>
-      <w:r>
-        <w:rPr>
-          <w:i/>
-          <w:lang w:val="fr-FR"/>
-        </w:rPr>
-        <w:t>Top véhicules &amp; performance</w:t>
-      </w:r>
-    </w:p>
-    <w:p>
-      <w:pPr>
-        <w:spacing w:after="120"/>
-        <w:rPr>
-          <w:lang w:val="fr-FR"/>
-        </w:rPr>
-      </w:pPr>
-      <w:r>
-        <w:rPr>
-          <w:lang w:val="fr-FR"/>
-        </w:rPr>
-        <w:t>Identifiez les patrouilles les plus actives avec le classement des véhicules par nombre de missions acceptées et taux d'acceptation.</w:t>
-      </w:r>
-    </w:p>
-    <w:p>
-      <w:pPr>
-        <w:rPr>
-          <w:lang w:val="fr-FR"/>
-        </w:rPr>
-      </w:pPr>
-      <w:r>
-        <w:rPr>
-          <w:i/>
-          <w:lang w:val="fr-FR"/>
-        </w:rPr>
-        <w:t>Export statistiques mensuelles</w:t>
-      </w:r>
-    </w:p>
-    <w:p>
-      <w:pPr>
-        <w:spacing w:after="120"/>
-        <w:rPr>
-          <w:lang w:val="fr-FR"/>
-        </w:rPr>
-      </w:pPr>
-      <w:r>
-        <w:rPr>
-          <w:lang w:val="fr-FR"/>
-        </w:rPr>
-        <w:lastRenderedPageBreak/>
-        <w:t>Exportez en un clic toutes les statistiques du mois au format Excel (4 onglets : Missions, Véhicules, Appels, Documents) ou CSV, pour vos rapports d'activité et comptes-rendus au conseil municipal.</w:t>
-      </w:r>
-    </w:p>
-    <w:p>
-      <w:pPr>
-        <w:spacing w:after="120"/>
-        <w:rPr>
-          <w:lang w:val="fr-FR"/>
-        </w:rPr>
-      </w:pPr>
-    </w:p>
-    <w:p>
-      <w:pPr>
-        <w:rPr>
-          <w:lang w:val="fr-FR"/>
-        </w:rPr>
-      </w:pPr>
-      <w:r>
-        <w:rPr>
-          <w:b/>
-          <w:color w:val="00467F"/>
-          <w:sz w:val="36"/>
-          <w:lang w:val="fr-FR"/>
-        </w:rPr>
-        <w:t>Sécurité &amp; Administration</w:t>
-      </w:r>
-    </w:p>
-    <w:p>
-      <w:pPr>
-        <w:rPr>
-          <w:lang w:val="fr-FR"/>
-        </w:rPr>
-      </w:pPr>
-      <w:r>
-        <w:rPr>
-          <w:i/>
-          <w:lang w:val="fr-FR"/>
-        </w:rPr>
-        <w:t>Authentification à deux facteurs (2FA)</w:t>
-      </w:r>
-    </w:p>
-    <w:p>
-      <w:pPr>
-        <w:spacing w:after="120"/>
-        <w:rPr>
-          <w:lang w:val="fr-FR"/>
-        </w:rPr>
-      </w:pPr>
-      <w:r>
-        <w:rPr>
-          <w:lang w:val="fr-FR"/>
-        </w:rPr>
-        <w:t xml:space="preserve">Les comptes Admin et Manager sont protégés par une authentification TOTP (Google </w:t>
-      </w:r>
-      <w:proofErr w:type="spellStart"/>
-      <w:r>
-        <w:rPr>
-          <w:lang w:val="fr-FR"/>
-        </w:rPr>
-        <w:t>Authenticator</w:t>
-      </w:r>
-      <w:proofErr w:type="spellEnd"/>
-      <w:r>
-        <w:rPr>
-          <w:lang w:val="fr-FR"/>
-        </w:rPr>
-        <w:t xml:space="preserve">, </w:t>
-      </w:r>
-      <w:proofErr w:type="spellStart"/>
-      <w:r>
-        <w:rPr>
-          <w:lang w:val="fr-FR"/>
-        </w:rPr>
-        <w:t>Authy</w:t>
-      </w:r>
-      <w:proofErr w:type="spellEnd"/>
-      <w:r>
-        <w:rPr>
-          <w:lang w:val="fr-FR"/>
-        </w:rPr>
-        <w:t>…) avec codes de récupération. La 2FA est activable par chaque agent depuis son profil.</w:t>
-      </w:r>
-    </w:p>
-    <w:p>
-      <w:pPr>
-        <w:rPr>
-          <w:lang w:val="fr-FR"/>
-        </w:rPr>
-      </w:pPr>
-      <w:r>
-        <w:rPr>
-          <w:i/>
-          <w:lang w:val="fr-FR"/>
-        </w:rPr>
-        <w:t>Journal d'audit complet</w:t>
-      </w:r>
-    </w:p>
-    <w:p>
-      <w:pPr>
-        <w:spacing w:after="120"/>
-        <w:rPr>
-          <w:lang w:val="fr-FR"/>
-        </w:rPr>
-      </w:pPr>
-      <w:r>
-        <w:rPr>
-          <w:lang w:val="fr-FR"/>
-        </w:rPr>
-        <w:t>Chaque action sur la plateforme (création, modification, suppression) est enregistrée avec l'identité de l'auteur, l'horodatage et les valeurs avant/après. Obligatoire RGPD et indispensable en cas de contestation juridique.</w:t>
-      </w:r>
-    </w:p>
-    <w:p>
-      <w:pPr>
-        <w:rPr>
-          <w:lang w:val="fr-FR"/>
-        </w:rPr>
-      </w:pPr>
-      <w:r>
-        <w:rPr>
-          <w:i/>
-          <w:lang w:val="fr-FR"/>
-        </w:rPr>
-        <w:t>Gestion multi-rôles</w:t>
-      </w:r>
-    </w:p>
-    <w:p>
-      <w:pPr>
-        <w:spacing w:after="120"/>
-        <w:rPr>
-          <w:lang w:val="fr-FR"/>
-        </w:rPr>
-      </w:pPr>
-      <w:r>
-        <w:rPr>
-          <w:lang w:val="fr-FR"/>
-        </w:rPr>
-        <w:t>Quatre niveaux d'accès distincts : Administrateur, Manager, Opérateur, Agent terrain — avec des droits finement contrôlés sur chaque fonctionnalité.</w:t>
-      </w:r>
-    </w:p>
-    <w:p>
-      <w:pPr>
-        <w:rPr>
-          <w:lang w:val="fr-FR"/>
-        </w:rPr>
-      </w:pPr>
-      <w:r>
-        <w:rPr>
-          <w:i/>
-          <w:lang w:val="fr-FR"/>
-        </w:rPr>
-        <w:t>Habilitations &amp; qualifications des agents</w:t>
-      </w:r>
-    </w:p>
-    <w:p>
-      <w:pPr>
-        <w:spacing w:after="120"/>
-        <w:rPr>
-          <w:lang w:val="fr-FR"/>
-        </w:rPr>
-      </w:pPr>
-      <w:r>
-        <w:rPr>
-          <w:lang w:val="fr-FR"/>
-        </w:rPr>
-        <w:t>Suivez les habilitations de vos agents (APJA, port d'arme, permis de conduire, secourisme, habilitation préfectorale…) avec alertes automatiques avant expiration. Plus aucun agent n'est en service avec une autorisation périmée.</w:t>
-      </w:r>
-    </w:p>
-    <w:p>
-      <w:pPr>
-        <w:spacing w:after="120"/>
-        <w:rPr>
-          <w:lang w:val="fr-FR"/>
-        </w:rPr>
-      </w:pPr>
-    </w:p>
-    <w:p>
-      <w:pPr>
-        <w:rPr>
-          <w:lang w:val="fr-FR"/>
-        </w:rPr>
-      </w:pPr>
-      <w:r>
-        <w:rPr>
-          <w:b/>
-          <w:color w:val="00467F"/>
-          <w:sz w:val="36"/>
-          <w:lang w:val="fr-FR"/>
-        </w:rPr>
-        <w:t>Conformité RGPD</w:t>
-      </w:r>
-    </w:p>
-    <w:p>
-      <w:pPr>
-        <w:rPr>
-          <w:lang w:val="fr-FR"/>
-        </w:rPr>
-      </w:pPr>
-      <w:r>
-        <w:rPr>
-          <w:i/>
-          <w:lang w:val="fr-FR"/>
-        </w:rPr>
-        <w:t>Page de politique de confidentialité</w:t>
-      </w:r>
-    </w:p>
-    <w:p>
-      <w:pPr>
-        <w:spacing w:after="120"/>
-        <w:rPr>
-          <w:lang w:val="fr-FR"/>
-        </w:rPr>
-      </w:pPr>
-      <w:r>
-        <w:rPr>
-          <w:lang w:val="fr-FR"/>
-        </w:rPr>
-        <w:t xml:space="preserve">Une page dédiée et accessible publiquement expose l'ensemble des traitements de données personnelles : base légale, durées de conservation, mentions </w:t>
-      </w:r>
-      <w:proofErr w:type="spellStart"/>
-      <w:r>
-        <w:rPr>
-          <w:lang w:val="fr-FR"/>
-        </w:rPr>
-        <w:t>géofencing</w:t>
-      </w:r>
-      <w:proofErr w:type="spellEnd"/>
-      <w:r>
-        <w:rPr>
-          <w:lang w:val="fr-FR"/>
-        </w:rPr>
-        <w:t xml:space="preserve"> conformes aux recommandations CNIL.</w:t>
-      </w:r>
-    </w:p>
-    <w:p>
-      <w:pPr>
-        <w:rPr>
-          <w:lang w:val="fr-FR"/>
-        </w:rPr>
-      </w:pPr>
-      <w:r>
-        <w:rPr>
-          <w:i/>
-          <w:lang w:val="fr-FR"/>
-        </w:rPr>
-        <w:t>Formulaire de demande RGPD</w:t>
-      </w:r>
-    </w:p>
-    <w:p>
-      <w:pPr>
-        <w:spacing w:after="120"/>
-        <w:rPr>
-          <w:lang w:val="fr-FR"/>
-        </w:rPr>
-      </w:pPr>
-      <w:r>
-        <w:rPr>
-          <w:lang w:val="fr-FR"/>
-        </w:rPr>
-        <w:t>Toute personne peut soumettre une demande d'exercice de ses droits (accès, suppression, rectification, portabilité, opposition). La demande est automatiquement transmise au Délégué à la Protection des Données (DPO) de la commune.</w:t>
-      </w:r>
-    </w:p>
-    <w:p>
-      <w:pPr>
-        <w:rPr>
-          <w:lang w:val="fr-FR"/>
-        </w:rPr>
-      </w:pPr>
-      <w:r>
-        <w:rPr>
-          <w:i/>
-          <w:lang w:val="fr-FR"/>
-        </w:rPr>
-        <w:t>Suivi des demandes RGPD</w:t>
-      </w:r>
-    </w:p>
-    <w:p>
-      <w:pPr>
-        <w:spacing w:after="120"/>
-        <w:rPr>
-          <w:lang w:val="fr-FR"/>
-        </w:rPr>
-      </w:pPr>
-      <w:r>
-        <w:rPr>
-          <w:lang w:val="fr-FR"/>
-        </w:rPr>
-        <w:t>Les administrateurs disposent d'un tableau de bord dédié pour suivre et traiter les demandes RGPD reçues, avec historique et notes de traitement.</w:t>
-      </w:r>
-    </w:p>
-    <w:p>
-      <w:pPr>
-        <w:rPr>
-          <w:lang w:val="fr-FR"/>
-        </w:rPr>
-      </w:pPr>
-      <w:r>
-        <w:rPr>
-          <w:i/>
-          <w:lang w:val="fr-FR"/>
-        </w:rPr>
-        <w:t>Email DPO configurable par commune</w:t>
-      </w:r>
-    </w:p>
-    <w:p>
-      <w:pPr>
-        <w:spacing w:after="120"/>
-        <w:rPr>
-          <w:lang w:val="fr-FR"/>
-        </w:rPr>
-      </w:pPr>
-      <w:r>
-        <w:rPr>
-          <w:lang w:val="fr-FR"/>
-        </w:rPr>
-        <w:t>Chaque commune configure son propre email de contact DPO. Les demandes RGPD et alertes de conformité sont routées automatiquement vers le bon interlocuteur.</w:t>
-      </w:r>
-    </w:p>
-    <w:p>
-      <w:pPr>
-        <w:spacing w:after="120"/>
-        <w:rPr>
-          <w:lang w:val="fr-FR"/>
-        </w:rPr>
-      </w:pPr>
-    </w:p>
-    <w:p>
-      <w:pPr>
-        <w:rPr>
-          <w:lang w:val="fr-FR"/>
-        </w:rPr>
-      </w:pPr>
-      <w:r>
-        <w:rPr>
-          <w:b/>
-          <w:color w:val="00467F"/>
-          <w:sz w:val="36"/>
-          <w:lang w:val="fr-FR"/>
-        </w:rPr>
-        <w:t>Architecture &amp; Déploiement</w:t>
-      </w:r>
-    </w:p>
-    <w:p>
-      <w:pPr>
-        <w:spacing w:after="120"/>
-        <w:rPr>
-          <w:lang w:val="fr-FR"/>
-        </w:rPr>
-      </w:pPr>
-      <w:r>
-        <w:rPr>
-          <w:b/>
-          <w:lang w:val="fr-FR"/>
-        </w:rPr>
-        <w:t>Modèle SaaS multi-tenant</w:t>
-      </w:r>
-      <w:r>
-        <w:rPr>
-          <w:lang w:val="fr-FR"/>
-        </w:rPr>
-        <w:t xml:space="preserve"> : chaque commune dispose de son propre espace de données isolé, de sa configuration et de ses droits d'accès. Aucune donnée n'est partagée entre communes.</w:t>
-      </w:r>
-    </w:p>
-    <w:p>
-      <w:pPr>
-        <w:spacing w:after="120"/>
-        <w:rPr>
-          <w:lang w:val="fr-FR"/>
-        </w:rPr>
-      </w:pPr>
-    </w:p>
-    <w:p>
-      <w:pPr>
-        <w:rPr>
-          <w:lang w:val="fr-FR"/>
-        </w:rPr>
-      </w:pPr>
-      <w:r>
-        <w:rPr>
-          <w:b/>
-          <w:color w:val="00467F"/>
-          <w:sz w:val="36"/>
-          <w:lang w:val="fr-FR"/>
-        </w:rPr>
-        <w:t>Pour en savoir plus</w:t>
-      </w:r>
-    </w:p>
-    <w:p>
-      <w:pPr>
-        <w:rPr>
-          <w:lang w:val="fr-FR"/>
-        </w:rPr>
-      </w:pPr>
-      <w:r>
-        <w:rPr>
-          <w:b/>
-          <w:color w:val="00467F"/>
-        </w:rPr>
-        <w:t>📧</w:t>
-      </w:r>
-      <w:r>
-        <w:rPr>
-          <w:b/>
-          <w:color w:val="00467F"/>
-          <w:lang w:val="fr-FR"/>
-        </w:rPr>
-        <w:t xml:space="preserve"> contact@predicop.fr</w:t>
-      </w:r>
-    </w:p>
-    <w:p>
-      <w:pPr>
-        <w:rPr>
-          <w:lang w:val="fr-FR"/>
-        </w:rPr>
-      </w:pPr>
-      <w:r>
-        <w:rPr>
-          <w:b/>
-          <w:color w:val="00467F"/>
-        </w:rPr>
-        <w:t>🌐</w:t>
-      </w:r>
-      <w:r>
-        <w:rPr>
-          <w:b/>
-          <w:color w:val="00467F"/>
-          <w:lang w:val="fr-FR"/>
-        </w:rPr>
-        <w:t xml:space="preserve"> www.predicop.fr</w:t>
-      </w:r>
-    </w:p>
-    <w:p>
-      <w:pPr>
-        <w:rPr>
-          <w:lang w:val="fr-FR"/>
-        </w:rPr>
-      </w:pPr>
-      <w:proofErr w:type="spellStart"/>
-      <w:r>
-        <w:rPr>
-          <w:i/>
-          <w:lang w:val="fr-FR"/>
-        </w:rPr>
-        <w:t>PrediCop</w:t>
-      </w:r>
-      <w:proofErr w:type="spellEnd"/>
-      <w:r>
-        <w:rPr>
-          <w:i/>
-          <w:lang w:val="fr-FR"/>
-        </w:rPr>
-        <w:t xml:space="preserve"> — Modernisons ensemble la Police Municipale.</w:t>
-      </w:r>
-    </w:p>
-    <w:p>
-      <w:pPr>
-        <w:rPr>
-          <w:lang w:val="fr-FR"/>
-        </w:rPr>
-      </w:pPr>
-      <w:r>
-        <w:rPr>
-          <w:lang w:val="fr-FR"/>
-        </w:rPr>
-        <w:br w:type="page"/>
-      </w:r>
-    </w:p>
-    <w:p>
-      <w:r>
-        <w:rPr>
-          <w:b/>
-          <w:color w:val="00467F"/>
-          <w:sz w:val="36"/>
-        </w:rPr>
-        <w:lastRenderedPageBreak/>
-        <w:t>Architecture Technique</w:t>
+          <w:color w:val="1A2035"/>
+          <w:lang w:val="fr-FR"/>
+        </w:rPr>
+        <w:t>Trois niveaux de rapport par mission</w:t>
       </w:r>
     </w:p>
     <w:tbl>
@@ -1449,33 +3104,85 @@
         <w:tblLook w:val="04A0" w:firstRow="1" w:lastRow="0" w:firstColumn="1" w:lastColumn="0" w:noHBand="0" w:noVBand="1"/>
       </w:tblPr>
       <w:tblGrid>
-        <w:gridCol w:w="4968"/>
-        <w:gridCol w:w="4968"/>
+        <w:gridCol w:w="2351"/>
+        <w:gridCol w:w="2351"/>
+        <w:gridCol w:w="2351"/>
+        <w:gridCol w:w="2351"/>
       </w:tblGrid>
       <w:tr>
         <w:tc>
           <w:tcPr>
-            <w:tcW w:w="4968" w:type="dxa"/>
+            <w:tcW w:w="2351" w:type="dxa"/>
+            <w:shd w:val="clear" w:color="auto" w:fill="1A2035"/>
           </w:tcPr>
           <w:p>
             <w:r>
               <w:rPr>
                 <w:b/>
+                <w:color w:val="FFFFFF"/>
+                <w:sz w:val="18"/>
               </w:rPr>
-              <w:t>Composant</w:t>
+              <w:t>Rapport</w:t>
             </w:r>
           </w:p>
         </w:tc>
         <w:tc>
           <w:tcPr>
-            <w:tcW w:w="4968" w:type="dxa"/>
+            <w:tcW w:w="2351" w:type="dxa"/>
+            <w:shd w:val="clear" w:color="auto" w:fill="1A2035"/>
+          </w:tcPr>
+          <w:p>
+            <w:proofErr w:type="spellStart"/>
+            <w:r>
+              <w:rPr>
+                <w:b/>
+                <w:color w:val="FFFFFF"/>
+                <w:sz w:val="18"/>
+              </w:rPr>
+              <w:t>Rôle</w:t>
+            </w:r>
+            <w:proofErr w:type="spellEnd"/>
+          </w:p>
+        </w:tc>
+        <w:tc>
+          <w:tcPr>
+            <w:tcW w:w="2351" w:type="dxa"/>
+            <w:shd w:val="clear" w:color="auto" w:fill="1A2035"/>
+          </w:tcPr>
+          <w:p>
+            <w:proofErr w:type="spellStart"/>
+            <w:r>
+              <w:rPr>
+                <w:b/>
+                <w:color w:val="FFFFFF"/>
+                <w:sz w:val="18"/>
+              </w:rPr>
+              <w:t>Saisi</w:t>
+            </w:r>
+            <w:proofErr w:type="spellEnd"/>
+            <w:r>
+              <w:rPr>
+                <w:b/>
+                <w:color w:val="FFFFFF"/>
+                <w:sz w:val="18"/>
+              </w:rPr>
+              <w:t xml:space="preserve"> par</w:t>
+            </w:r>
+          </w:p>
+        </w:tc>
+        <w:tc>
+          <w:tcPr>
+            <w:tcW w:w="2351" w:type="dxa"/>
+            <w:shd w:val="clear" w:color="auto" w:fill="1A2035"/>
           </w:tcPr>
           <w:p>
             <w:r>
               <w:rPr>
                 <w:b/>
+                <w:color w:val="FFFFFF"/>
+                <w:sz w:val="18"/>
               </w:rPr>
-              <w:t>Technologie</w:t>
+              <w:t>Modifiable après</w:t>
             </w:r>
           </w:p>
         </w:tc>
@@ -1483,61 +3190,50 @@
       <w:tr>
         <w:tc>
           <w:tcPr>
-            <w:tcW w:w="4968" w:type="dxa"/>
+            <w:tcW w:w="2351" w:type="dxa"/>
+            <w:shd w:val="clear" w:color="auto" w:fill="F0F4F8"/>
           </w:tcPr>
           <w:p>
             <w:r>
-              <w:t>Back-office web</w:t>
+              <w:rPr>
+                <w:sz w:val="18"/>
+              </w:rPr>
+              <w:t xml:space="preserve">Rapport de </w:t>
+            </w:r>
+            <w:proofErr w:type="spellStart"/>
+            <w:r>
+              <w:rPr>
+                <w:sz w:val="18"/>
+              </w:rPr>
+              <w:t>clôture</w:t>
+            </w:r>
+            <w:proofErr w:type="spellEnd"/>
+            <w:r>
+              <w:rPr>
+                <w:sz w:val="18"/>
+              </w:rPr>
+              <w:t xml:space="preserve"> (</w:t>
+            </w:r>
+            <w:proofErr w:type="spellStart"/>
+            <w:r>
+              <w:rPr>
+                <w:sz w:val="18"/>
+              </w:rPr>
+              <w:t>CompletionReport</w:t>
+            </w:r>
+            <w:proofErr w:type="spellEnd"/>
+            <w:r>
+              <w:rPr>
+                <w:sz w:val="18"/>
+              </w:rPr>
+              <w:t>)</w:t>
             </w:r>
           </w:p>
         </w:tc>
         <w:tc>
           <w:tcPr>
-            <w:tcW w:w="4968" w:type="dxa"/>
-          </w:tcPr>
-          <w:p>
-            <w:r>
-              <w:t>ASP.NET Core 10 Razor Pages + Bootstrap 5</w:t>
-            </w:r>
-          </w:p>
-        </w:tc>
-      </w:tr>
-      <w:tr>
-        <w:tc>
-          <w:tcPr>
-            <w:tcW w:w="4968" w:type="dxa"/>
-          </w:tcPr>
-          <w:p>
-            <w:r>
-              <w:t>API REST + temps réel</w:t>
-            </w:r>
-          </w:p>
-        </w:tc>
-        <w:tc>
-          <w:tcPr>
-            <w:tcW w:w="4968" w:type="dxa"/>
-          </w:tcPr>
-          <w:p>
-            <w:r>
-              <w:t>ASP.NET Core 10 Web API + SignalR</w:t>
-            </w:r>
-          </w:p>
-        </w:tc>
-      </w:tr>
-      <w:tr>
-        <w:tc>
-          <w:tcPr>
-            <w:tcW w:w="4968" w:type="dxa"/>
-          </w:tcPr>
-          <w:p>
-            <w:r>
-              <w:t>Application mobile</w:t>
-            </w:r>
-          </w:p>
-        </w:tc>
-        <w:tc>
-          <w:tcPr>
-            <w:tcW w:w="4968" w:type="dxa"/>
+            <w:tcW w:w="2351" w:type="dxa"/>
+            <w:shd w:val="clear" w:color="auto" w:fill="F0F4F8"/>
           </w:tcPr>
           <w:p>
             <w:pPr>
@@ -1547,9 +3243,54 @@
             </w:pPr>
             <w:r>
               <w:rPr>
+                <w:sz w:val="18"/>
                 <w:lang w:val="fr-FR"/>
               </w:rPr>
-              <w:t>.NET MAUI (Android &amp; iOS natif)</w:t>
+              <w:t>Texte court saisi lors de la clôture de la mission</w:t>
+            </w:r>
+          </w:p>
+        </w:tc>
+        <w:tc>
+          <w:tcPr>
+            <w:tcW w:w="2351" w:type="dxa"/>
+            <w:shd w:val="clear" w:color="auto" w:fill="F0F4F8"/>
+          </w:tcPr>
+          <w:p>
+            <w:proofErr w:type="spellStart"/>
+            <w:r>
+              <w:rPr>
+                <w:sz w:val="18"/>
+              </w:rPr>
+              <w:t>L'agent</w:t>
+            </w:r>
+            <w:proofErr w:type="spellEnd"/>
+            <w:r>
+              <w:rPr>
+                <w:sz w:val="18"/>
+              </w:rPr>
+              <w:t xml:space="preserve"> qui </w:t>
+            </w:r>
+            <w:proofErr w:type="spellStart"/>
+            <w:r>
+              <w:rPr>
+                <w:sz w:val="18"/>
+              </w:rPr>
+              <w:t>clôture</w:t>
+            </w:r>
+            <w:proofErr w:type="spellEnd"/>
+          </w:p>
+        </w:tc>
+        <w:tc>
+          <w:tcPr>
+            <w:tcW w:w="2351" w:type="dxa"/>
+            <w:shd w:val="clear" w:color="auto" w:fill="F0F4F8"/>
+          </w:tcPr>
+          <w:p>
+            <w:r>
+              <w:rPr>
+                <w:sz w:val="18"/>
+              </w:rPr>
+              <w:t>Oui - tout agent</w:t>
             </w:r>
           </w:p>
         </w:tc>
@@ -1557,17 +3298,50 @@
       <w:tr>
         <w:tc>
           <w:tcPr>
-            <w:tcW w:w="4968" w:type="dxa"/>
+            <w:tcW w:w="2351" w:type="dxa"/>
+            <w:shd w:val="clear" w:color="auto" w:fill="FFFFFF"/>
           </w:tcPr>
           <w:p>
             <w:r>
-              <w:t>Base de données</w:t>
+              <w:rPr>
+                <w:sz w:val="18"/>
+              </w:rPr>
+              <w:t xml:space="preserve">Rapport </w:t>
+            </w:r>
+            <w:proofErr w:type="spellStart"/>
+            <w:r>
+              <w:rPr>
+                <w:sz w:val="18"/>
+              </w:rPr>
+              <w:t>narratif</w:t>
+            </w:r>
+            <w:proofErr w:type="spellEnd"/>
+            <w:r>
+              <w:rPr>
+                <w:sz w:val="18"/>
+              </w:rPr>
+              <w:t xml:space="preserve"> (</w:t>
+            </w:r>
+            <w:proofErr w:type="spellStart"/>
+            <w:r>
+              <w:rPr>
+                <w:sz w:val="18"/>
+              </w:rPr>
+              <w:t>NarrativeReport</w:t>
+            </w:r>
+            <w:proofErr w:type="spellEnd"/>
+            <w:r>
+              <w:rPr>
+                <w:sz w:val="18"/>
+              </w:rPr>
+              <w:t>)</w:t>
             </w:r>
           </w:p>
         </w:tc>
         <w:tc>
           <w:tcPr>
-            <w:tcW w:w="4968" w:type="dxa"/>
+            <w:tcW w:w="2351" w:type="dxa"/>
+            <w:shd w:val="clear" w:color="auto" w:fill="FFFFFF"/>
           </w:tcPr>
           <w:p>
             <w:pPr>
@@ -1577,23 +3351,38 @@
             </w:pPr>
             <w:r>
               <w:rPr>
+                <w:sz w:val="18"/>
                 <w:lang w:val="fr-FR"/>
               </w:rPr>
-              <w:t>SQL Server (cloud ou on-</w:t>
+              <w:t>Texte libre de suivi, éditable à tout moment</w:t>
             </w:r>
-            <w:proofErr w:type="spellStart"/>
+          </w:p>
+        </w:tc>
+        <w:tc>
+          <w:tcPr>
+            <w:tcW w:w="2351" w:type="dxa"/>
+            <w:shd w:val="clear" w:color="auto" w:fill="FFFFFF"/>
+          </w:tcPr>
+          <w:p>
             <w:r>
               <w:rPr>
-                <w:lang w:val="fr-FR"/>
+                <w:sz w:val="18"/>
               </w:rPr>
-              <w:t>premise</w:t>
+              <w:t>Tout agent</w:t>
             </w:r>
-            <w:proofErr w:type="spellEnd"/>
+          </w:p>
+        </w:tc>
+        <w:tc>
+          <w:tcPr>
+            <w:tcW w:w="2351" w:type="dxa"/>
+            <w:shd w:val="clear" w:color="auto" w:fill="FFFFFF"/>
+          </w:tcPr>
+          <w:p>
             <w:r>
               <w:rPr>
-                <w:lang w:val="fr-FR"/>
+                <w:sz w:val="18"/>
               </w:rPr>
-              <w:t>)</w:t>
+              <w:t>Oui - tout agent</w:t>
             </w:r>
           </w:p>
         </w:tc>
@@ -1601,23 +3390,2512 @@
       <w:tr>
         <w:tc>
           <w:tcPr>
-            <w:tcW w:w="4968" w:type="dxa"/>
+            <w:tcW w:w="2351" w:type="dxa"/>
+            <w:shd w:val="clear" w:color="auto" w:fill="F0F4F8"/>
           </w:tcPr>
           <w:p>
+            <w:r>
+              <w:rPr>
+                <w:sz w:val="18"/>
+              </w:rPr>
+              <w:t xml:space="preserve">Documents </w:t>
+            </w:r>
             <w:proofErr w:type="spellStart"/>
             <w:r>
-              <w:t>Cartographie</w:t>
+              <w:rPr>
+                <w:sz w:val="18"/>
+              </w:rPr>
+              <w:t>officiels</w:t>
+            </w:r>
+            <w:proofErr w:type="spellEnd"/>
+            <w:r>
+              <w:rPr>
+                <w:sz w:val="18"/>
+              </w:rPr>
+              <w:t xml:space="preserve"> (</w:t>
+            </w:r>
+            <w:proofErr w:type="spellStart"/>
+            <w:r>
+              <w:rPr>
+                <w:sz w:val="18"/>
+              </w:rPr>
+              <w:t>TrackingDocuments</w:t>
+            </w:r>
+            <w:proofErr w:type="spellEnd"/>
+            <w:r>
+              <w:rPr>
+                <w:sz w:val="18"/>
+              </w:rPr>
+              <w:t>)</w:t>
+            </w:r>
+          </w:p>
+        </w:tc>
+        <w:tc>
+          <w:tcPr>
+            <w:tcW w:w="2351" w:type="dxa"/>
+            <w:shd w:val="clear" w:color="auto" w:fill="F0F4F8"/>
+          </w:tcPr>
+          <w:p>
+            <w:pPr>
+              <w:rPr>
+                <w:lang w:val="fr-FR"/>
+              </w:rPr>
+            </w:pPr>
+            <w:r>
+              <w:rPr>
+                <w:sz w:val="18"/>
+                <w:lang w:val="fr-FR"/>
+              </w:rPr>
+              <w:t>Main courante, PV - entrées horodatées par auteur</w:t>
+            </w:r>
+          </w:p>
+        </w:tc>
+        <w:tc>
+          <w:tcPr>
+            <w:tcW w:w="2351" w:type="dxa"/>
+            <w:shd w:val="clear" w:color="auto" w:fill="F0F4F8"/>
+          </w:tcPr>
+          <w:p>
+            <w:r>
+              <w:rPr>
+                <w:sz w:val="18"/>
+              </w:rPr>
+              <w:t xml:space="preserve">Agents &amp; </w:t>
+            </w:r>
+            <w:proofErr w:type="spellStart"/>
+            <w:r>
+              <w:rPr>
+                <w:sz w:val="18"/>
+              </w:rPr>
+              <w:t>opérateurs</w:t>
             </w:r>
             <w:proofErr w:type="spellEnd"/>
           </w:p>
         </w:tc>
         <w:tc>
           <w:tcPr>
-            <w:tcW w:w="4968" w:type="dxa"/>
+            <w:tcW w:w="2351" w:type="dxa"/>
+            <w:shd w:val="clear" w:color="auto" w:fill="F0F4F8"/>
+          </w:tcPr>
+          <w:p>
+            <w:proofErr w:type="spellStart"/>
+            <w:r>
+              <w:rPr>
+                <w:sz w:val="18"/>
+              </w:rPr>
+              <w:t>Ajout</w:t>
+            </w:r>
+            <w:proofErr w:type="spellEnd"/>
+            <w:r>
+              <w:rPr>
+                <w:sz w:val="18"/>
+              </w:rPr>
+              <w:t xml:space="preserve"> </w:t>
+            </w:r>
+            <w:proofErr w:type="spellStart"/>
+            <w:r>
+              <w:rPr>
+                <w:sz w:val="18"/>
+              </w:rPr>
+              <w:t>d'entrées</w:t>
+            </w:r>
+            <w:proofErr w:type="spellEnd"/>
+            <w:r>
+              <w:rPr>
+                <w:sz w:val="18"/>
+              </w:rPr>
+              <w:t xml:space="preserve"> (pas </w:t>
+            </w:r>
+            <w:proofErr w:type="spellStart"/>
+            <w:r>
+              <w:rPr>
+                <w:sz w:val="18"/>
+              </w:rPr>
+              <w:t>d'écrasement</w:t>
+            </w:r>
+            <w:proofErr w:type="spellEnd"/>
+            <w:r>
+              <w:rPr>
+                <w:sz w:val="18"/>
+              </w:rPr>
+              <w:t>)</w:t>
+            </w:r>
+          </w:p>
+        </w:tc>
+      </w:tr>
+    </w:tbl>
+    <w:p>
+      <w:pPr>
+        <w:spacing w:after="160"/>
+      </w:pPr>
+    </w:p>
+    <w:p>
+      <w:pPr>
+        <w:spacing w:before="80" w:after="160"/>
+        <w:ind w:left="288"/>
+        <w:rPr>
+          <w:lang w:val="fr-FR"/>
+        </w:rPr>
+      </w:pPr>
+      <w:r>
+        <w:rPr>
+          <w:i/>
+          <w:color w:val="64748B"/>
+          <w:sz w:val="18"/>
+          <w:lang w:val="fr-FR"/>
+        </w:rPr>
+        <w:t xml:space="preserve">i  Les champs </w:t>
+      </w:r>
+      <w:proofErr w:type="spellStart"/>
+      <w:r>
+        <w:rPr>
+          <w:i/>
+          <w:color w:val="64748B"/>
+          <w:sz w:val="18"/>
+          <w:lang w:val="fr-FR"/>
+        </w:rPr>
+        <w:t>CompletionReport</w:t>
+      </w:r>
+      <w:proofErr w:type="spellEnd"/>
+      <w:r>
+        <w:rPr>
+          <w:i/>
+          <w:color w:val="64748B"/>
+          <w:sz w:val="18"/>
+          <w:lang w:val="fr-FR"/>
+        </w:rPr>
+        <w:t xml:space="preserve"> et </w:t>
+      </w:r>
+      <w:proofErr w:type="spellStart"/>
+      <w:r>
+        <w:rPr>
+          <w:i/>
+          <w:color w:val="64748B"/>
+          <w:sz w:val="18"/>
+          <w:lang w:val="fr-FR"/>
+        </w:rPr>
+        <w:t>NarrativeReport</w:t>
+      </w:r>
+      <w:proofErr w:type="spellEnd"/>
+      <w:r>
+        <w:rPr>
+          <w:i/>
+          <w:color w:val="64748B"/>
+          <w:sz w:val="18"/>
+          <w:lang w:val="fr-FR"/>
+        </w:rPr>
+        <w:t xml:space="preserve"> n'ont pas de verrouillage - le dernier enregistrement écrase le précédent. Seuls les </w:t>
+      </w:r>
+      <w:proofErr w:type="spellStart"/>
+      <w:r>
+        <w:rPr>
+          <w:i/>
+          <w:color w:val="64748B"/>
+          <w:sz w:val="18"/>
+          <w:lang w:val="fr-FR"/>
+        </w:rPr>
+        <w:t>TrackingDocuments</w:t>
+      </w:r>
+      <w:proofErr w:type="spellEnd"/>
+      <w:r>
+        <w:rPr>
+          <w:i/>
+          <w:color w:val="64748B"/>
+          <w:sz w:val="18"/>
+          <w:lang w:val="fr-FR"/>
+        </w:rPr>
+        <w:t xml:space="preserve"> garantissent une </w:t>
+      </w:r>
+      <w:proofErr w:type="spellStart"/>
+      <w:r>
+        <w:rPr>
+          <w:i/>
+          <w:color w:val="64748B"/>
+          <w:sz w:val="18"/>
+          <w:lang w:val="fr-FR"/>
+        </w:rPr>
+        <w:t>tracabilite</w:t>
+      </w:r>
+      <w:proofErr w:type="spellEnd"/>
+      <w:r>
+        <w:rPr>
+          <w:i/>
+          <w:color w:val="64748B"/>
+          <w:sz w:val="18"/>
+          <w:lang w:val="fr-FR"/>
+        </w:rPr>
+        <w:t xml:space="preserve"> par auteur via leurs entrées horodatées.</w:t>
+      </w:r>
+    </w:p>
+    <w:p>
+      <w:pPr>
+        <w:spacing w:before="200" w:after="60"/>
+        <w:rPr>
+          <w:lang w:val="fr-FR"/>
+        </w:rPr>
+      </w:pPr>
+      <w:r>
+        <w:rPr>
+          <w:b/>
+          <w:color w:val="1A2035"/>
+          <w:lang w:val="fr-FR"/>
+        </w:rPr>
+        <w:t>Pièces jointes terrain</w:t>
+      </w:r>
+    </w:p>
+    <w:p>
+      <w:pPr>
+        <w:spacing w:after="80"/>
+        <w:rPr>
+          <w:lang w:val="fr-FR"/>
+        </w:rPr>
+      </w:pPr>
+      <w:r>
+        <w:rPr>
+          <w:color w:val="1A2035"/>
+          <w:sz w:val="20"/>
+          <w:lang w:val="fr-FR"/>
+        </w:rPr>
+        <w:t>L'équipe peut associer à la mission des photos et vidéos captés sur le terrain depuis l'application mobile (</w:t>
+      </w:r>
+      <w:proofErr w:type="spellStart"/>
+      <w:r>
+        <w:rPr>
+          <w:color w:val="1A2035"/>
+          <w:sz w:val="20"/>
+          <w:lang w:val="fr-FR"/>
+        </w:rPr>
+        <w:t>upload</w:t>
+      </w:r>
+      <w:proofErr w:type="spellEnd"/>
+      <w:r>
+        <w:rPr>
+          <w:color w:val="1A2035"/>
+          <w:sz w:val="20"/>
+          <w:lang w:val="fr-FR"/>
+        </w:rPr>
+        <w:t xml:space="preserve"> progressif avec indicateur de progression). Ces </w:t>
+      </w:r>
+      <w:proofErr w:type="spellStart"/>
+      <w:r>
+        <w:rPr>
+          <w:color w:val="1A2035"/>
+          <w:sz w:val="20"/>
+          <w:lang w:val="fr-FR"/>
+        </w:rPr>
+        <w:t>medias</w:t>
+      </w:r>
+      <w:proofErr w:type="spellEnd"/>
+      <w:r>
+        <w:rPr>
+          <w:color w:val="1A2035"/>
+          <w:sz w:val="20"/>
+          <w:lang w:val="fr-FR"/>
+        </w:rPr>
+        <w:t xml:space="preserve"> sont stockes serveur et visibles depuis le back-office.</w:t>
+      </w:r>
+    </w:p>
+    <w:p>
+      <w:pPr>
+        <w:spacing w:before="200" w:after="60"/>
+      </w:pPr>
+      <w:proofErr w:type="spellStart"/>
+      <w:r>
+        <w:rPr>
+          <w:b/>
+          <w:color w:val="1A2035"/>
+        </w:rPr>
+        <w:t>Que</w:t>
+      </w:r>
+      <w:proofErr w:type="spellEnd"/>
+      <w:r>
+        <w:rPr>
+          <w:b/>
+          <w:color w:val="1A2035"/>
+        </w:rPr>
+        <w:t xml:space="preserve"> </w:t>
+      </w:r>
+      <w:proofErr w:type="spellStart"/>
+      <w:r>
+        <w:rPr>
+          <w:b/>
+          <w:color w:val="1A2035"/>
+        </w:rPr>
+        <w:t>devient</w:t>
+      </w:r>
+      <w:proofErr w:type="spellEnd"/>
+      <w:r>
+        <w:rPr>
+          <w:b/>
+          <w:color w:val="1A2035"/>
+        </w:rPr>
+        <w:t xml:space="preserve"> le rapport ?</w:t>
+      </w:r>
+    </w:p>
+    <w:p>
+      <w:pPr>
+        <w:pStyle w:val="ListBullet"/>
+        <w:spacing w:after="40"/>
+        <w:rPr>
+          <w:lang w:val="fr-FR"/>
+        </w:rPr>
+      </w:pPr>
+      <w:r>
+        <w:rPr>
+          <w:sz w:val="20"/>
+          <w:lang w:val="fr-FR"/>
+        </w:rPr>
+        <w:t>Stocké en SQL Server, accessible depuis la fiche mission dans le back-office</w:t>
+      </w:r>
+    </w:p>
+    <w:p>
+      <w:pPr>
+        <w:pStyle w:val="ListBullet"/>
+        <w:spacing w:after="40"/>
+        <w:rPr>
+          <w:lang w:val="fr-FR"/>
+        </w:rPr>
+      </w:pPr>
+      <w:r>
+        <w:rPr>
+          <w:sz w:val="20"/>
+          <w:lang w:val="fr-FR"/>
+        </w:rPr>
+        <w:t xml:space="preserve">Inclus dans l'export Excel mensuel des statistiques </w:t>
+      </w:r>
+      <w:proofErr w:type="spellStart"/>
+      <w:r>
+        <w:rPr>
+          <w:sz w:val="20"/>
+          <w:lang w:val="fr-FR"/>
+        </w:rPr>
+        <w:t>dashboard</w:t>
+      </w:r>
+      <w:proofErr w:type="spellEnd"/>
+    </w:p>
+    <w:p>
+      <w:pPr>
+        <w:pStyle w:val="ListBullet"/>
+        <w:spacing w:after="40"/>
+        <w:rPr>
+          <w:lang w:val="fr-FR"/>
+        </w:rPr>
+      </w:pPr>
+      <w:r>
+        <w:rPr>
+          <w:sz w:val="20"/>
+          <w:lang w:val="fr-FR"/>
+        </w:rPr>
+        <w:t xml:space="preserve">Les </w:t>
+      </w:r>
+      <w:proofErr w:type="spellStart"/>
+      <w:r>
+        <w:rPr>
+          <w:sz w:val="20"/>
+          <w:lang w:val="fr-FR"/>
+        </w:rPr>
+        <w:t>TrackingDocuments</w:t>
+      </w:r>
+      <w:proofErr w:type="spellEnd"/>
+      <w:r>
+        <w:rPr>
+          <w:sz w:val="20"/>
+          <w:lang w:val="fr-FR"/>
+        </w:rPr>
+        <w:t xml:space="preserve"> associés peuvent être exportés en PDF officiel</w:t>
+      </w:r>
+    </w:p>
+    <w:p>
+      <w:pPr>
+        <w:pStyle w:val="ListBullet"/>
+        <w:spacing w:after="40"/>
+        <w:rPr>
+          <w:lang w:val="fr-FR"/>
+        </w:rPr>
+      </w:pPr>
+      <w:r>
+        <w:rPr>
+          <w:sz w:val="20"/>
+          <w:lang w:val="fr-FR"/>
+        </w:rPr>
+        <w:t>Transmission manuelle possible au Parquet ou au Juge (notification email automatique lors du changement de statut du document)</w:t>
+      </w:r>
+    </w:p>
+    <w:p>
+      <w:pPr>
+        <w:pStyle w:val="ListBullet"/>
+        <w:spacing w:after="40"/>
+        <w:rPr>
+          <w:lang w:val="fr-FR"/>
+        </w:rPr>
+      </w:pPr>
+      <w:r>
+        <w:rPr>
+          <w:sz w:val="20"/>
+          <w:lang w:val="fr-FR"/>
+        </w:rPr>
+        <w:t>Durée de conservation : 5 ans (prescription pénale - RGPD Art. 6.1.e)</w:t>
+      </w:r>
+    </w:p>
+    <w:p>
+      <w:pPr>
+        <w:spacing w:before="80" w:after="160"/>
+        <w:ind w:left="288"/>
+        <w:rPr>
+          <w:lang w:val="fr-FR"/>
+        </w:rPr>
+      </w:pPr>
+      <w:r>
+        <w:rPr>
+          <w:i/>
+          <w:color w:val="64748B"/>
+          <w:sz w:val="18"/>
+          <w:lang w:val="fr-FR"/>
+        </w:rPr>
+        <w:t xml:space="preserve">i  Il n'y a pas d'envoi automatique du rapport brut de mission. La transmission au parquet se fait via les </w:t>
+      </w:r>
+      <w:proofErr w:type="spellStart"/>
+      <w:r>
+        <w:rPr>
+          <w:i/>
+          <w:color w:val="64748B"/>
+          <w:sz w:val="18"/>
+          <w:lang w:val="fr-FR"/>
+        </w:rPr>
+        <w:t>TrackingDocuments</w:t>
+      </w:r>
+      <w:proofErr w:type="spellEnd"/>
+      <w:r>
+        <w:rPr>
+          <w:i/>
+          <w:color w:val="64748B"/>
+          <w:sz w:val="18"/>
+          <w:lang w:val="fr-FR"/>
+        </w:rPr>
+        <w:t xml:space="preserve"> (main courante / PV) au format PDF officiel.</w:t>
+      </w:r>
+    </w:p>
+    <w:p>
+      <w:pPr>
+        <w:rPr>
+          <w:rFonts w:asciiTheme="majorHAnsi" w:eastAsiaTheme="majorEastAsia" w:hAnsiTheme="majorHAnsi" w:cstheme="majorBidi"/>
+          <w:b/>
+          <w:bCs/>
+          <w:color w:val="228BE6"/>
+          <w:sz w:val="28"/>
+          <w:szCs w:val="26"/>
+          <w:lang w:val="fr-FR"/>
+        </w:rPr>
+      </w:pPr>
+      <w:bookmarkStart w:id="8" w:name="_Toc233441477"/>
+      <w:r>
+        <w:rPr>
+          <w:color w:val="228BE6"/>
+          <w:sz w:val="28"/>
+          <w:lang w:val="fr-FR"/>
+        </w:rPr>
+        <w:br w:type="page"/>
+      </w:r>
+    </w:p>
+    <w:p>
+      <w:pPr>
+        <w:pStyle w:val="Heading2"/>
+        <w:pBdr>
+          <w:bottom w:val="single" w:sz="4" w:space="1" w:color="228BE6"/>
+        </w:pBdr>
+        <w:spacing w:before="400" w:after="120"/>
+        <w:rPr>
+          <w:lang w:val="fr-FR"/>
+        </w:rPr>
+      </w:pPr>
+      <w:bookmarkStart w:id="9" w:name="_Toc233442946"/>
+      <w:r>
+        <w:rPr>
+          <w:color w:val="228BE6"/>
+          <w:sz w:val="28"/>
+          <w:lang w:val="fr-FR"/>
+        </w:rPr>
+        <w:lastRenderedPageBreak/>
+        <w:t>5. Carte Temps Réel &amp; Analyse des Risques</w:t>
+      </w:r>
+      <w:bookmarkEnd w:id="8"/>
+      <w:bookmarkEnd w:id="9"/>
+    </w:p>
+    <w:p>
+      <w:pPr>
+        <w:spacing w:before="200" w:after="60"/>
+        <w:rPr>
+          <w:lang w:val="fr-FR"/>
+        </w:rPr>
+      </w:pPr>
+      <w:r>
+        <w:rPr>
+          <w:b/>
+          <w:color w:val="1A2035"/>
+          <w:lang w:val="fr-FR"/>
+        </w:rPr>
+        <w:t>Cartographie en temps réel</w:t>
+      </w:r>
+    </w:p>
+    <w:p>
+      <w:pPr>
+        <w:spacing w:after="80"/>
+        <w:rPr>
+          <w:lang w:val="fr-FR"/>
+        </w:rPr>
+      </w:pPr>
+      <w:r>
+        <w:rPr>
+          <w:color w:val="1A2035"/>
+          <w:sz w:val="20"/>
+          <w:lang w:val="fr-FR"/>
+        </w:rPr>
+        <w:t xml:space="preserve">Le back-office affiche simultanément la position de tous les véhicules actifs, les zones de patrouille assignées et le niveau de risque des rues sur une carte interactive (Leaflet.js + </w:t>
+      </w:r>
+      <w:proofErr w:type="spellStart"/>
+      <w:r>
+        <w:rPr>
+          <w:color w:val="1A2035"/>
+          <w:sz w:val="20"/>
+          <w:lang w:val="fr-FR"/>
+        </w:rPr>
+        <w:t>OpenStreetMap</w:t>
+      </w:r>
+      <w:proofErr w:type="spellEnd"/>
+      <w:r>
+        <w:rPr>
+          <w:color w:val="1A2035"/>
+          <w:sz w:val="20"/>
+          <w:lang w:val="fr-FR"/>
+        </w:rPr>
+        <w:t xml:space="preserve">). Les véhicules sont </w:t>
+      </w:r>
+      <w:proofErr w:type="spellStart"/>
+      <w:r>
+        <w:rPr>
+          <w:color w:val="1A2035"/>
+          <w:sz w:val="20"/>
+          <w:lang w:val="fr-FR"/>
+        </w:rPr>
+        <w:t>representes</w:t>
+      </w:r>
+      <w:proofErr w:type="spellEnd"/>
+      <w:r>
+        <w:rPr>
+          <w:color w:val="1A2035"/>
+          <w:sz w:val="20"/>
+          <w:lang w:val="fr-FR"/>
+        </w:rPr>
+        <w:t xml:space="preserve"> par des icones selon leur type (voiture, moto, </w:t>
+      </w:r>
+      <w:proofErr w:type="spellStart"/>
+      <w:r>
+        <w:rPr>
+          <w:color w:val="1A2035"/>
+          <w:sz w:val="20"/>
+          <w:lang w:val="fr-FR"/>
+        </w:rPr>
+        <w:t>velo</w:t>
+      </w:r>
+      <w:proofErr w:type="spellEnd"/>
+      <w:r>
+        <w:rPr>
+          <w:color w:val="1A2035"/>
+          <w:sz w:val="20"/>
+          <w:lang w:val="fr-FR"/>
+        </w:rPr>
+        <w:t xml:space="preserve">, </w:t>
+      </w:r>
+      <w:proofErr w:type="spellStart"/>
+      <w:r>
+        <w:rPr>
+          <w:color w:val="1A2035"/>
+          <w:sz w:val="20"/>
+          <w:lang w:val="fr-FR"/>
+        </w:rPr>
+        <w:t>pedestre</w:t>
+      </w:r>
+      <w:proofErr w:type="spellEnd"/>
+      <w:r>
+        <w:rPr>
+          <w:color w:val="1A2035"/>
+          <w:sz w:val="20"/>
+          <w:lang w:val="fr-FR"/>
+        </w:rPr>
+        <w:t>) et leur rôle (chef de bord / agent).</w:t>
+      </w:r>
+    </w:p>
+    <w:p>
+      <w:pPr>
+        <w:spacing w:before="200" w:after="60"/>
+        <w:rPr>
+          <w:lang w:val="fr-FR"/>
+        </w:rPr>
+      </w:pPr>
+      <w:r>
+        <w:rPr>
+          <w:b/>
+          <w:color w:val="1A2035"/>
+          <w:lang w:val="fr-FR"/>
+        </w:rPr>
+        <w:t>Indice de risque prédictif des rues</w:t>
+      </w:r>
+    </w:p>
+    <w:p>
+      <w:pPr>
+        <w:spacing w:after="80"/>
+        <w:rPr>
+          <w:lang w:val="fr-FR"/>
+        </w:rPr>
+      </w:pPr>
+      <w:r>
+        <w:rPr>
+          <w:color w:val="1A2035"/>
+          <w:sz w:val="20"/>
+          <w:lang w:val="fr-FR"/>
+        </w:rPr>
+        <w:t xml:space="preserve">Chaque rue dispose d'un score de risque calculé automatiquement chaque nuit à partir de l'historique des interventions sur 2 ans, de la </w:t>
+      </w:r>
+      <w:proofErr w:type="spellStart"/>
+      <w:r>
+        <w:rPr>
+          <w:color w:val="1A2035"/>
+          <w:sz w:val="20"/>
+          <w:lang w:val="fr-FR"/>
+        </w:rPr>
+        <w:t>densite</w:t>
+      </w:r>
+      <w:proofErr w:type="spellEnd"/>
+      <w:r>
+        <w:rPr>
+          <w:color w:val="1A2035"/>
+          <w:sz w:val="20"/>
+          <w:lang w:val="fr-FR"/>
+        </w:rPr>
+        <w:t xml:space="preserve"> urbaine et d'un facteur de décroissance temporelle. Un passage de patrouille fait </w:t>
+      </w:r>
+      <w:proofErr w:type="spellStart"/>
+      <w:r>
+        <w:rPr>
+          <w:color w:val="1A2035"/>
+          <w:sz w:val="20"/>
+          <w:lang w:val="fr-FR"/>
+        </w:rPr>
+        <w:t>immediatement</w:t>
+      </w:r>
+      <w:proofErr w:type="spellEnd"/>
+      <w:r>
+        <w:rPr>
+          <w:color w:val="1A2035"/>
+          <w:sz w:val="20"/>
+          <w:lang w:val="fr-FR"/>
+        </w:rPr>
+        <w:t xml:space="preserve"> baisser le score de la rue. Les rues sont </w:t>
+      </w:r>
+      <w:proofErr w:type="spellStart"/>
+      <w:r>
+        <w:rPr>
+          <w:color w:val="1A2035"/>
+          <w:sz w:val="20"/>
+          <w:lang w:val="fr-FR"/>
+        </w:rPr>
+        <w:t>colorisees</w:t>
+      </w:r>
+      <w:proofErr w:type="spellEnd"/>
+      <w:r>
+        <w:rPr>
+          <w:color w:val="1A2035"/>
+          <w:sz w:val="20"/>
+          <w:lang w:val="fr-FR"/>
+        </w:rPr>
+        <w:t xml:space="preserve"> selon leur niveau de risque (vert → orange → rouge).</w:t>
+      </w:r>
+    </w:p>
+    <w:p>
+      <w:pPr>
+        <w:spacing w:before="200" w:after="60"/>
+        <w:rPr>
+          <w:lang w:val="fr-FR"/>
+        </w:rPr>
+      </w:pPr>
+      <w:r>
+        <w:rPr>
+          <w:b/>
+          <w:color w:val="1A2035"/>
+          <w:lang w:val="fr-FR"/>
+        </w:rPr>
+        <w:t>Zones de patrouille</w:t>
+      </w:r>
+    </w:p>
+    <w:p>
+      <w:pPr>
+        <w:spacing w:after="80"/>
+        <w:rPr>
+          <w:lang w:val="fr-FR"/>
+        </w:rPr>
+      </w:pPr>
+      <w:r>
+        <w:rPr>
+          <w:color w:val="1A2035"/>
+          <w:sz w:val="20"/>
+          <w:lang w:val="fr-FR"/>
+        </w:rPr>
+        <w:t xml:space="preserve">Définissez des secteurs géographiques sur la carte (polygones), assignez-les à des véhicules et importez automatiquement les rues du secteur via l'API </w:t>
+      </w:r>
+      <w:proofErr w:type="spellStart"/>
+      <w:r>
+        <w:rPr>
+          <w:color w:val="1A2035"/>
+          <w:sz w:val="20"/>
+          <w:lang w:val="fr-FR"/>
+        </w:rPr>
+        <w:t>OpenStreetMap</w:t>
+      </w:r>
+      <w:proofErr w:type="spellEnd"/>
+      <w:r>
+        <w:rPr>
+          <w:color w:val="1A2035"/>
+          <w:sz w:val="20"/>
+          <w:lang w:val="fr-FR"/>
+        </w:rPr>
+        <w:t>.</w:t>
+      </w:r>
+    </w:p>
+    <w:p>
+      <w:pPr>
+        <w:spacing w:before="200" w:after="60"/>
+        <w:rPr>
+          <w:lang w:val="fr-FR"/>
+        </w:rPr>
+      </w:pPr>
+      <w:proofErr w:type="spellStart"/>
+      <w:r>
+        <w:rPr>
+          <w:b/>
+          <w:color w:val="1A2035"/>
+          <w:lang w:val="fr-FR"/>
+        </w:rPr>
+        <w:t>Géofencing</w:t>
+      </w:r>
+      <w:proofErr w:type="spellEnd"/>
+      <w:r>
+        <w:rPr>
+          <w:b/>
+          <w:color w:val="1A2035"/>
+          <w:lang w:val="fr-FR"/>
+        </w:rPr>
+        <w:t xml:space="preserve"> par véhicule</w:t>
+      </w:r>
+    </w:p>
+    <w:p>
+      <w:pPr>
+        <w:spacing w:after="80"/>
+        <w:rPr>
+          <w:lang w:val="fr-FR"/>
+        </w:rPr>
+      </w:pPr>
+      <w:r>
+        <w:rPr>
+          <w:color w:val="1A2035"/>
+          <w:sz w:val="20"/>
+          <w:lang w:val="fr-FR"/>
+        </w:rPr>
+        <w:t xml:space="preserve">Recevez une alerte automatique (notification </w:t>
+      </w:r>
+      <w:proofErr w:type="spellStart"/>
+      <w:r>
+        <w:rPr>
+          <w:color w:val="1A2035"/>
+          <w:sz w:val="20"/>
+          <w:lang w:val="fr-FR"/>
+        </w:rPr>
+        <w:t>SignalR</w:t>
+      </w:r>
+      <w:proofErr w:type="spellEnd"/>
+      <w:r>
+        <w:rPr>
+          <w:color w:val="1A2035"/>
+          <w:sz w:val="20"/>
+          <w:lang w:val="fr-FR"/>
+        </w:rPr>
+        <w:t xml:space="preserve"> + email) lorsqu'un véhicule sort de sa zone de patrouille assignée. L'activation est </w:t>
+      </w:r>
+      <w:proofErr w:type="spellStart"/>
+      <w:r>
+        <w:rPr>
+          <w:color w:val="1A2035"/>
+          <w:sz w:val="20"/>
+          <w:lang w:val="fr-FR"/>
+        </w:rPr>
+        <w:t>parametrable</w:t>
+      </w:r>
+      <w:proofErr w:type="spellEnd"/>
+      <w:r>
+        <w:rPr>
+          <w:color w:val="1A2035"/>
+          <w:sz w:val="20"/>
+          <w:lang w:val="fr-FR"/>
+        </w:rPr>
+        <w:t xml:space="preserve"> commune par commune.</w:t>
+      </w:r>
+    </w:p>
+    <w:p>
+      <w:pPr>
+        <w:spacing w:before="80" w:after="160"/>
+        <w:ind w:left="288"/>
+        <w:rPr>
+          <w:lang w:val="fr-FR"/>
+        </w:rPr>
+      </w:pPr>
+      <w:r>
+        <w:rPr>
+          <w:i/>
+          <w:color w:val="64748B"/>
+          <w:sz w:val="18"/>
+          <w:lang w:val="fr-FR"/>
+        </w:rPr>
+        <w:t>i  Configurable par tenant - consultation des représentants du personnel requise avant activation (CNIL).</w:t>
+      </w:r>
+    </w:p>
+    <w:p>
+      <w:pPr>
+        <w:spacing w:before="200" w:after="60"/>
+        <w:rPr>
+          <w:lang w:val="fr-FR"/>
+        </w:rPr>
+      </w:pPr>
+      <w:r>
+        <w:rPr>
+          <w:b/>
+          <w:color w:val="1A2035"/>
+          <w:lang w:val="fr-FR"/>
+        </w:rPr>
+        <w:t>Événements de risque planifiés</w:t>
+      </w:r>
+    </w:p>
+    <w:p>
+      <w:pPr>
+        <w:spacing w:after="80"/>
+        <w:rPr>
+          <w:lang w:val="fr-FR"/>
+        </w:rPr>
+      </w:pPr>
+      <w:r>
+        <w:rPr>
+          <w:color w:val="1A2035"/>
+          <w:sz w:val="20"/>
+          <w:lang w:val="fr-FR"/>
+        </w:rPr>
+        <w:t xml:space="preserve">Anticipez les périodes à risque en créant des événements (marchés, fêtes, manifestations) qui augmentent automatiquement le score de risque des rues </w:t>
+      </w:r>
+      <w:proofErr w:type="spellStart"/>
+      <w:r>
+        <w:rPr>
+          <w:color w:val="1A2035"/>
+          <w:sz w:val="20"/>
+          <w:lang w:val="fr-FR"/>
+        </w:rPr>
+        <w:t>concernees</w:t>
+      </w:r>
+      <w:proofErr w:type="spellEnd"/>
+      <w:r>
+        <w:rPr>
+          <w:color w:val="1A2035"/>
+          <w:sz w:val="20"/>
+          <w:lang w:val="fr-FR"/>
+        </w:rPr>
+        <w:t xml:space="preserve"> sur la </w:t>
+      </w:r>
+      <w:proofErr w:type="spellStart"/>
+      <w:r>
+        <w:rPr>
+          <w:color w:val="1A2035"/>
+          <w:sz w:val="20"/>
+          <w:lang w:val="fr-FR"/>
+        </w:rPr>
+        <w:t>periode</w:t>
+      </w:r>
+      <w:proofErr w:type="spellEnd"/>
+      <w:r>
+        <w:rPr>
+          <w:color w:val="1A2035"/>
+          <w:sz w:val="20"/>
+          <w:lang w:val="fr-FR"/>
+        </w:rPr>
+        <w:t xml:space="preserve"> </w:t>
+      </w:r>
+      <w:proofErr w:type="spellStart"/>
+      <w:r>
+        <w:rPr>
+          <w:color w:val="1A2035"/>
+          <w:sz w:val="20"/>
+          <w:lang w:val="fr-FR"/>
+        </w:rPr>
+        <w:t>definie</w:t>
+      </w:r>
+      <w:proofErr w:type="spellEnd"/>
+      <w:r>
+        <w:rPr>
+          <w:color w:val="1A2035"/>
+          <w:sz w:val="20"/>
+          <w:lang w:val="fr-FR"/>
+        </w:rPr>
+        <w:t>.</w:t>
+      </w:r>
+    </w:p>
+    <w:p>
+      <w:pPr>
+        <w:pStyle w:val="Heading2"/>
+        <w:pBdr>
+          <w:bottom w:val="single" w:sz="4" w:space="1" w:color="228BE6"/>
+        </w:pBdr>
+        <w:spacing w:before="400" w:after="120"/>
+        <w:rPr>
+          <w:lang w:val="fr-FR"/>
+        </w:rPr>
+      </w:pPr>
+      <w:bookmarkStart w:id="10" w:name="_Toc233441478"/>
+      <w:bookmarkStart w:id="11" w:name="_Toc233442947"/>
+      <w:r>
+        <w:rPr>
+          <w:color w:val="228BE6"/>
+          <w:sz w:val="28"/>
+          <w:lang w:val="fr-FR"/>
+        </w:rPr>
+        <w:t>6. Documents Officiels &amp; Main Courante</w:t>
+      </w:r>
+      <w:bookmarkEnd w:id="10"/>
+      <w:bookmarkEnd w:id="11"/>
+    </w:p>
+    <w:p>
+      <w:pPr>
+        <w:spacing w:before="200" w:after="60"/>
+        <w:rPr>
+          <w:lang w:val="fr-FR"/>
+        </w:rPr>
+      </w:pPr>
+      <w:r>
+        <w:rPr>
+          <w:b/>
+          <w:color w:val="1A2035"/>
+          <w:lang w:val="fr-FR"/>
+        </w:rPr>
+        <w:t>Création de documents officiels</w:t>
+      </w:r>
+    </w:p>
+    <w:p>
+      <w:pPr>
+        <w:spacing w:after="80"/>
+        <w:rPr>
+          <w:lang w:val="fr-FR"/>
+        </w:rPr>
+      </w:pPr>
+      <w:r>
+        <w:rPr>
+          <w:color w:val="1A2035"/>
+          <w:sz w:val="20"/>
+          <w:lang w:val="fr-FR"/>
+        </w:rPr>
+        <w:t xml:space="preserve">Rédigez procès-verbaux, mains courantes, rapports d'intervention et autres documents directement dans la plateforme, avec un </w:t>
+      </w:r>
+      <w:proofErr w:type="spellStart"/>
+      <w:r>
+        <w:rPr>
+          <w:color w:val="1A2035"/>
+          <w:sz w:val="20"/>
+          <w:lang w:val="fr-FR"/>
+        </w:rPr>
+        <w:t>systeme</w:t>
+      </w:r>
+      <w:proofErr w:type="spellEnd"/>
+      <w:r>
+        <w:rPr>
+          <w:color w:val="1A2035"/>
+          <w:sz w:val="20"/>
+          <w:lang w:val="fr-FR"/>
+        </w:rPr>
+        <w:t xml:space="preserve"> d'entrées horodatées et de pièces jointes (photos, vidéos).</w:t>
+      </w:r>
+    </w:p>
+    <w:p>
+      <w:pPr>
+        <w:spacing w:before="200" w:after="60"/>
+        <w:rPr>
+          <w:lang w:val="fr-FR"/>
+        </w:rPr>
+      </w:pPr>
+      <w:r>
+        <w:rPr>
+          <w:b/>
+          <w:color w:val="1A2035"/>
+          <w:lang w:val="fr-FR"/>
+        </w:rPr>
+        <w:t>Export PDF normalisé</w:t>
+      </w:r>
+    </w:p>
+    <w:p>
+      <w:pPr>
+        <w:spacing w:after="80"/>
+        <w:rPr>
+          <w:lang w:val="fr-FR"/>
+        </w:rPr>
+      </w:pPr>
+      <w:r>
+        <w:rPr>
+          <w:color w:val="1A2035"/>
+          <w:sz w:val="20"/>
+          <w:lang w:val="fr-FR"/>
+        </w:rPr>
+        <w:t>Chaque document peut être exporté en PDF au format officiel, prêt à être imprimé ou transmis au parquet ou au juge.</w:t>
+      </w:r>
+    </w:p>
+    <w:p>
+      <w:pPr>
+        <w:spacing w:before="200" w:after="60"/>
+        <w:rPr>
+          <w:lang w:val="fr-FR"/>
+        </w:rPr>
+      </w:pPr>
+      <w:r>
+        <w:rPr>
+          <w:b/>
+          <w:color w:val="1A2035"/>
+          <w:lang w:val="fr-FR"/>
+        </w:rPr>
+        <w:t>Transmission avec notification automatique</w:t>
+      </w:r>
+    </w:p>
+    <w:p>
+      <w:pPr>
+        <w:spacing w:after="80"/>
+        <w:rPr>
+          <w:lang w:val="fr-FR"/>
+        </w:rPr>
+      </w:pPr>
+      <w:r>
+        <w:rPr>
+          <w:color w:val="1A2035"/>
+          <w:sz w:val="20"/>
+          <w:lang w:val="fr-FR"/>
+        </w:rPr>
+        <w:t>Lors du passage d'un document en statut 'Transmis au Parquet' ou 'Transmis au Juge', les managers reçoivent automatiquement un email de notification avec les détails du document.</w:t>
+      </w:r>
+    </w:p>
+    <w:p>
+      <w:pPr>
+        <w:spacing w:before="200" w:after="60"/>
+        <w:rPr>
+          <w:lang w:val="fr-FR"/>
+        </w:rPr>
+      </w:pPr>
+      <w:r>
+        <w:rPr>
+          <w:b/>
+          <w:color w:val="1A2035"/>
+          <w:lang w:val="fr-FR"/>
+        </w:rPr>
+        <w:t>Recherche globale</w:t>
+      </w:r>
+    </w:p>
+    <w:p>
+      <w:pPr>
+        <w:spacing w:after="80"/>
+        <w:rPr>
+          <w:lang w:val="fr-FR"/>
+        </w:rPr>
+      </w:pPr>
+      <w:r>
+        <w:rPr>
+          <w:color w:val="1A2035"/>
+          <w:sz w:val="20"/>
+          <w:lang w:val="fr-FR"/>
+        </w:rPr>
+        <w:t>Retrouvez instantanément n'importe quel appel, mission, document ou entrée de suivi par mots-clés depuis une barre de recherche unique.</w:t>
+      </w:r>
+    </w:p>
+    <w:p>
+      <w:pPr>
+        <w:rPr>
+          <w:rFonts w:asciiTheme="majorHAnsi" w:eastAsiaTheme="majorEastAsia" w:hAnsiTheme="majorHAnsi" w:cstheme="majorBidi"/>
+          <w:b/>
+          <w:bCs/>
+          <w:color w:val="228BE6"/>
+          <w:sz w:val="28"/>
+          <w:szCs w:val="26"/>
+          <w:lang w:val="fr-FR"/>
+        </w:rPr>
+      </w:pPr>
+      <w:bookmarkStart w:id="12" w:name="_Toc233441479"/>
+      <w:r>
+        <w:rPr>
+          <w:color w:val="228BE6"/>
+          <w:sz w:val="28"/>
+          <w:lang w:val="fr-FR"/>
+        </w:rPr>
+        <w:br w:type="page"/>
+      </w:r>
+    </w:p>
+    <w:p>
+      <w:pPr>
+        <w:pStyle w:val="Heading2"/>
+        <w:pBdr>
+          <w:bottom w:val="single" w:sz="4" w:space="1" w:color="228BE6"/>
+        </w:pBdr>
+        <w:spacing w:before="400" w:after="120"/>
+        <w:rPr>
+          <w:lang w:val="fr-FR"/>
+        </w:rPr>
+      </w:pPr>
+      <w:bookmarkStart w:id="13" w:name="_Toc233442948"/>
+      <w:r>
+        <w:rPr>
+          <w:color w:val="228BE6"/>
+          <w:sz w:val="28"/>
+          <w:lang w:val="fr-FR"/>
+        </w:rPr>
+        <w:lastRenderedPageBreak/>
+        <w:t>7. Rapport de Fin de Vacation</w:t>
+      </w:r>
+      <w:bookmarkEnd w:id="12"/>
+      <w:bookmarkEnd w:id="13"/>
+    </w:p>
+    <w:p>
+      <w:pPr>
+        <w:spacing w:before="200" w:after="60"/>
+        <w:rPr>
+          <w:lang w:val="fr-FR"/>
+        </w:rPr>
+      </w:pPr>
+      <w:r>
+        <w:rPr>
+          <w:b/>
+          <w:color w:val="1A2035"/>
+          <w:lang w:val="fr-FR"/>
+        </w:rPr>
+        <w:t>Récapitulatif automatique de service</w:t>
+      </w:r>
+    </w:p>
+    <w:p>
+      <w:pPr>
+        <w:spacing w:after="80"/>
+        <w:rPr>
+          <w:lang w:val="fr-FR"/>
+        </w:rPr>
+      </w:pPr>
+      <w:r>
+        <w:rPr>
+          <w:color w:val="1A2035"/>
+          <w:sz w:val="20"/>
+          <w:lang w:val="fr-FR"/>
+        </w:rPr>
+        <w:t xml:space="preserve">À chaque fin de service, générez en un clic un rapport de vacation complet : heures de prise et fin de service, nombre de missions (acceptées, </w:t>
+      </w:r>
+      <w:proofErr w:type="spellStart"/>
+      <w:r>
+        <w:rPr>
+          <w:color w:val="1A2035"/>
+          <w:sz w:val="20"/>
+          <w:lang w:val="fr-FR"/>
+        </w:rPr>
+        <w:t>refusees</w:t>
+      </w:r>
+      <w:proofErr w:type="spellEnd"/>
+      <w:r>
+        <w:rPr>
+          <w:color w:val="1A2035"/>
+          <w:sz w:val="20"/>
+          <w:lang w:val="fr-FR"/>
+        </w:rPr>
+        <w:t xml:space="preserve">, </w:t>
+      </w:r>
+      <w:proofErr w:type="spellStart"/>
+      <w:r>
+        <w:rPr>
+          <w:color w:val="1A2035"/>
+          <w:sz w:val="20"/>
+          <w:lang w:val="fr-FR"/>
+        </w:rPr>
+        <w:t>terminees</w:t>
+      </w:r>
+      <w:proofErr w:type="spellEnd"/>
+      <w:r>
+        <w:rPr>
+          <w:color w:val="1A2035"/>
+          <w:sz w:val="20"/>
+          <w:lang w:val="fr-FR"/>
+        </w:rPr>
+        <w:t>), kilomètres estimes parcourus, documents produits et agents en service.</w:t>
+      </w:r>
+    </w:p>
+    <w:p>
+      <w:pPr>
+        <w:spacing w:before="200" w:after="60"/>
+        <w:rPr>
+          <w:lang w:val="fr-FR"/>
+        </w:rPr>
+      </w:pPr>
+      <w:r>
+        <w:rPr>
+          <w:b/>
+          <w:color w:val="1A2035"/>
+          <w:lang w:val="fr-FR"/>
+        </w:rPr>
+        <w:t>Signature électronique &amp; export PDF</w:t>
+      </w:r>
+    </w:p>
+    <w:p>
+      <w:pPr>
+        <w:spacing w:after="80"/>
+        <w:rPr>
+          <w:lang w:val="fr-FR"/>
+        </w:rPr>
+      </w:pPr>
+      <w:r>
+        <w:rPr>
+          <w:color w:val="1A2035"/>
+          <w:sz w:val="20"/>
+          <w:lang w:val="fr-FR"/>
+        </w:rPr>
+        <w:t>Le rapport peut être signé électroniquement par le chef de bord et exporté en PDF pour archivage.</w:t>
+      </w:r>
+    </w:p>
+    <w:p>
+      <w:pPr>
+        <w:rPr>
+          <w:rFonts w:asciiTheme="majorHAnsi" w:eastAsiaTheme="majorEastAsia" w:hAnsiTheme="majorHAnsi" w:cstheme="majorBidi"/>
+          <w:b/>
+          <w:bCs/>
+          <w:color w:val="228BE6"/>
+          <w:sz w:val="28"/>
+          <w:szCs w:val="26"/>
+          <w:lang w:val="fr-FR"/>
+        </w:rPr>
+      </w:pPr>
+      <w:bookmarkStart w:id="14" w:name="_Toc233441480"/>
+    </w:p>
+    <w:p>
+      <w:pPr>
+        <w:pStyle w:val="Heading2"/>
+        <w:pBdr>
+          <w:bottom w:val="single" w:sz="4" w:space="1" w:color="228BE6"/>
+        </w:pBdr>
+        <w:spacing w:before="400" w:after="120"/>
+        <w:rPr>
+          <w:lang w:val="fr-FR"/>
+        </w:rPr>
+      </w:pPr>
+      <w:bookmarkStart w:id="15" w:name="_Toc233442949"/>
+      <w:r>
+        <w:rPr>
+          <w:color w:val="228BE6"/>
+          <w:sz w:val="28"/>
+          <w:lang w:val="fr-FR"/>
+        </w:rPr>
+        <w:t>8. Dashboard Manager &amp; Statistiques</w:t>
+      </w:r>
+      <w:bookmarkEnd w:id="14"/>
+      <w:bookmarkEnd w:id="15"/>
+    </w:p>
+    <w:p>
+      <w:pPr>
+        <w:spacing w:before="200" w:after="60"/>
+        <w:rPr>
+          <w:lang w:val="fr-FR"/>
+        </w:rPr>
+      </w:pPr>
+      <w:r>
+        <w:rPr>
+          <w:b/>
+          <w:color w:val="1A2035"/>
+          <w:lang w:val="fr-FR"/>
+        </w:rPr>
+        <w:t>Tableau de bord en temps réel</w:t>
+      </w:r>
+    </w:p>
+    <w:p>
+      <w:pPr>
+        <w:spacing w:after="80"/>
+        <w:rPr>
+          <w:lang w:val="fr-FR"/>
+        </w:rPr>
+      </w:pPr>
+      <w:r>
+        <w:rPr>
+          <w:color w:val="1A2035"/>
+          <w:sz w:val="20"/>
+          <w:lang w:val="fr-FR"/>
+        </w:rPr>
+        <w:t xml:space="preserve">Suivez les indicateurs clés en direct : appels du jour, missions actives, véhicules disponibles, temps moyen de réponse, rues </w:t>
+      </w:r>
+      <w:proofErr w:type="spellStart"/>
+      <w:r>
+        <w:rPr>
+          <w:color w:val="1A2035"/>
+          <w:sz w:val="20"/>
+          <w:lang w:val="fr-FR"/>
+        </w:rPr>
+        <w:t>a</w:t>
+      </w:r>
+      <w:proofErr w:type="spellEnd"/>
+      <w:r>
+        <w:rPr>
+          <w:color w:val="1A2035"/>
+          <w:sz w:val="20"/>
+          <w:lang w:val="fr-FR"/>
+        </w:rPr>
+        <w:t xml:space="preserve"> haut risque. Un graphique horaire affiche la distribution des missions sur la </w:t>
+      </w:r>
+      <w:proofErr w:type="spellStart"/>
+      <w:r>
+        <w:rPr>
+          <w:color w:val="1A2035"/>
+          <w:sz w:val="20"/>
+          <w:lang w:val="fr-FR"/>
+        </w:rPr>
+        <w:t>journee</w:t>
+      </w:r>
+      <w:proofErr w:type="spellEnd"/>
+      <w:r>
+        <w:rPr>
+          <w:color w:val="1A2035"/>
+          <w:sz w:val="20"/>
+          <w:lang w:val="fr-FR"/>
+        </w:rPr>
+        <w:t>.</w:t>
+      </w:r>
+    </w:p>
+    <w:p>
+      <w:pPr>
+        <w:spacing w:before="200" w:after="60"/>
+        <w:rPr>
+          <w:lang w:val="fr-FR"/>
+        </w:rPr>
+      </w:pPr>
+      <w:r>
+        <w:rPr>
+          <w:b/>
+          <w:color w:val="1A2035"/>
+          <w:lang w:val="fr-FR"/>
+        </w:rPr>
+        <w:t>Top véhicules &amp; performance</w:t>
+      </w:r>
+    </w:p>
+    <w:p>
+      <w:pPr>
+        <w:spacing w:after="80"/>
+        <w:rPr>
+          <w:lang w:val="fr-FR"/>
+        </w:rPr>
+      </w:pPr>
+      <w:r>
+        <w:rPr>
+          <w:color w:val="1A2035"/>
+          <w:sz w:val="20"/>
+          <w:lang w:val="fr-FR"/>
+        </w:rPr>
+        <w:t>Identifiez les patrouilles les plus actives avec le classement des véhicules par nombre de missions acceptées et taux d'acceptation.</w:t>
+      </w:r>
+    </w:p>
+    <w:p>
+      <w:pPr>
+        <w:spacing w:before="200" w:after="60"/>
+        <w:rPr>
+          <w:lang w:val="fr-FR"/>
+        </w:rPr>
+      </w:pPr>
+      <w:r>
+        <w:rPr>
+          <w:b/>
+          <w:color w:val="1A2035"/>
+          <w:lang w:val="fr-FR"/>
+        </w:rPr>
+        <w:t>Export statistiques mensuelles</w:t>
+      </w:r>
+    </w:p>
+    <w:p>
+      <w:pPr>
+        <w:spacing w:after="80"/>
+        <w:rPr>
+          <w:lang w:val="fr-FR"/>
+        </w:rPr>
+      </w:pPr>
+      <w:r>
+        <w:rPr>
+          <w:color w:val="1A2035"/>
+          <w:sz w:val="20"/>
+          <w:lang w:val="fr-FR"/>
+        </w:rPr>
+        <w:t>Exportez en un clic toutes les statistiques du mois au format Excel (4 onglets : Missions, Véhicules, Appels, Documents) ou CSV, pour vos rapports d'</w:t>
+      </w:r>
+      <w:proofErr w:type="spellStart"/>
+      <w:r>
+        <w:rPr>
+          <w:color w:val="1A2035"/>
+          <w:sz w:val="20"/>
+          <w:lang w:val="fr-FR"/>
+        </w:rPr>
+        <w:t>activite</w:t>
+      </w:r>
+      <w:proofErr w:type="spellEnd"/>
+      <w:r>
+        <w:rPr>
+          <w:color w:val="1A2035"/>
+          <w:sz w:val="20"/>
+          <w:lang w:val="fr-FR"/>
+        </w:rPr>
+        <w:t xml:space="preserve"> et comptes-rendus au conseil municipal.</w:t>
+      </w:r>
+    </w:p>
+    <w:p>
+      <w:pPr>
+        <w:rPr>
+          <w:lang w:val="fr-FR"/>
+        </w:rPr>
+      </w:pPr>
+      <w:r>
+        <w:rPr>
+          <w:lang w:val="fr-FR"/>
+        </w:rPr>
+        <w:br w:type="page"/>
+      </w:r>
+    </w:p>
+    <w:p>
+      <w:pPr>
+        <w:pStyle w:val="Heading2"/>
+        <w:pBdr>
+          <w:bottom w:val="single" w:sz="4" w:space="1" w:color="228BE6"/>
+        </w:pBdr>
+        <w:spacing w:before="400" w:after="120"/>
+        <w:rPr>
+          <w:lang w:val="fr-FR"/>
+        </w:rPr>
+      </w:pPr>
+      <w:bookmarkStart w:id="16" w:name="_Toc233441481"/>
+      <w:bookmarkStart w:id="17" w:name="_Toc233442950"/>
+      <w:r>
+        <w:rPr>
+          <w:color w:val="228BE6"/>
+          <w:sz w:val="28"/>
+          <w:lang w:val="fr-FR"/>
+        </w:rPr>
+        <w:lastRenderedPageBreak/>
+        <w:t>9. Sécurité &amp; Administration</w:t>
+      </w:r>
+      <w:bookmarkEnd w:id="16"/>
+      <w:bookmarkEnd w:id="17"/>
+    </w:p>
+    <w:p>
+      <w:pPr>
+        <w:spacing w:before="200" w:after="60"/>
+        <w:rPr>
+          <w:lang w:val="fr-FR"/>
+        </w:rPr>
+      </w:pPr>
+      <w:r>
+        <w:rPr>
+          <w:b/>
+          <w:color w:val="1A2035"/>
+          <w:lang w:val="fr-FR"/>
+        </w:rPr>
+        <w:t>Authentification à deux facteurs (2FA)</w:t>
+      </w:r>
+    </w:p>
+    <w:p>
+      <w:pPr>
+        <w:spacing w:after="80"/>
+        <w:rPr>
+          <w:lang w:val="fr-FR"/>
+        </w:rPr>
+      </w:pPr>
+      <w:r>
+        <w:rPr>
+          <w:color w:val="1A2035"/>
+          <w:sz w:val="20"/>
+          <w:lang w:val="fr-FR"/>
+        </w:rPr>
+        <w:t xml:space="preserve">Les comptes Admin et Manager sont protégés par une authentification TOTP (Google </w:t>
+      </w:r>
+      <w:proofErr w:type="spellStart"/>
+      <w:r>
+        <w:rPr>
+          <w:color w:val="1A2035"/>
+          <w:sz w:val="20"/>
+          <w:lang w:val="fr-FR"/>
+        </w:rPr>
+        <w:t>Authenticator</w:t>
+      </w:r>
+      <w:proofErr w:type="spellEnd"/>
+      <w:r>
+        <w:rPr>
+          <w:color w:val="1A2035"/>
+          <w:sz w:val="20"/>
+          <w:lang w:val="fr-FR"/>
+        </w:rPr>
+        <w:t xml:space="preserve">, </w:t>
+      </w:r>
+      <w:proofErr w:type="spellStart"/>
+      <w:r>
+        <w:rPr>
+          <w:color w:val="1A2035"/>
+          <w:sz w:val="20"/>
+          <w:lang w:val="fr-FR"/>
+        </w:rPr>
+        <w:t>Authy</w:t>
+      </w:r>
+      <w:proofErr w:type="spellEnd"/>
+      <w:r>
+        <w:rPr>
+          <w:color w:val="1A2035"/>
+          <w:sz w:val="20"/>
+          <w:lang w:val="fr-FR"/>
+        </w:rPr>
+        <w:t xml:space="preserve">…) avec codes de </w:t>
+      </w:r>
+      <w:proofErr w:type="spellStart"/>
+      <w:r>
+        <w:rPr>
+          <w:color w:val="1A2035"/>
+          <w:sz w:val="20"/>
+          <w:lang w:val="fr-FR"/>
+        </w:rPr>
+        <w:t>recuperation</w:t>
+      </w:r>
+      <w:proofErr w:type="spellEnd"/>
+      <w:r>
+        <w:rPr>
+          <w:color w:val="1A2035"/>
+          <w:sz w:val="20"/>
+          <w:lang w:val="fr-FR"/>
+        </w:rPr>
+        <w:t>. La 2FA est activable par chaque agent depuis son profil.</w:t>
+      </w:r>
+    </w:p>
+    <w:p>
+      <w:pPr>
+        <w:spacing w:before="200" w:after="60"/>
+        <w:rPr>
+          <w:lang w:val="fr-FR"/>
+        </w:rPr>
+      </w:pPr>
+      <w:r>
+        <w:rPr>
+          <w:b/>
+          <w:color w:val="1A2035"/>
+          <w:lang w:val="fr-FR"/>
+        </w:rPr>
+        <w:t>Journal d'audit complet</w:t>
+      </w:r>
+    </w:p>
+    <w:p>
+      <w:pPr>
+        <w:spacing w:after="80"/>
+        <w:rPr>
+          <w:lang w:val="fr-FR"/>
+        </w:rPr>
+      </w:pPr>
+      <w:r>
+        <w:rPr>
+          <w:color w:val="1A2035"/>
+          <w:sz w:val="20"/>
+          <w:lang w:val="fr-FR"/>
+        </w:rPr>
+        <w:t>Chaque action sur la plateforme (création, modification, suppression) est enregistrée avec l'identité de l'auteur, l'horodatage et les valeurs avant/après. Obligatoire RGPD et indispensable en cas de contestation juridique. Conservation : 1 an (recommandation ANSSI).</w:t>
+      </w:r>
+    </w:p>
+    <w:p>
+      <w:pPr>
+        <w:spacing w:before="200" w:after="60"/>
+        <w:rPr>
+          <w:lang w:val="fr-FR"/>
+        </w:rPr>
+      </w:pPr>
+      <w:r>
+        <w:rPr>
+          <w:b/>
+          <w:color w:val="1A2035"/>
+          <w:lang w:val="fr-FR"/>
+        </w:rPr>
+        <w:t>Gestion multi-rôles</w:t>
+      </w:r>
+    </w:p>
+    <w:p>
+      <w:pPr>
+        <w:spacing w:after="80"/>
+        <w:rPr>
+          <w:lang w:val="fr-FR"/>
+        </w:rPr>
+      </w:pPr>
+      <w:r>
+        <w:rPr>
+          <w:color w:val="1A2035"/>
+          <w:sz w:val="20"/>
+          <w:lang w:val="fr-FR"/>
+        </w:rPr>
+        <w:t>Quatre niveaux d'accès distincts :</w:t>
+      </w:r>
+    </w:p>
+    <w:p>
+      <w:pPr>
+        <w:pStyle w:val="ListBullet"/>
+        <w:spacing w:after="40"/>
+        <w:rPr>
+          <w:lang w:val="fr-FR"/>
+        </w:rPr>
+      </w:pPr>
+      <w:r>
+        <w:rPr>
+          <w:sz w:val="20"/>
+          <w:lang w:val="fr-FR"/>
+        </w:rPr>
+        <w:t>Administrateur - configuration globale, gestion des tenants</w:t>
+      </w:r>
+    </w:p>
+    <w:p>
+      <w:pPr>
+        <w:pStyle w:val="ListBullet"/>
+        <w:spacing w:after="40"/>
+        <w:rPr>
+          <w:lang w:val="fr-FR"/>
+        </w:rPr>
+      </w:pPr>
+      <w:r>
+        <w:rPr>
+          <w:sz w:val="20"/>
+          <w:lang w:val="fr-FR"/>
+        </w:rPr>
+        <w:t>Manager - tableau de bord, statistiques, validation documents</w:t>
+      </w:r>
+    </w:p>
+    <w:p>
+      <w:pPr>
+        <w:pStyle w:val="ListBullet"/>
+        <w:spacing w:after="40"/>
+        <w:rPr>
+          <w:lang w:val="fr-FR"/>
+        </w:rPr>
+      </w:pPr>
+      <w:r>
+        <w:rPr>
+          <w:sz w:val="20"/>
+          <w:lang w:val="fr-FR"/>
+        </w:rPr>
+        <w:t>Opérateur - réception d'appels, dispatch, back-office</w:t>
+      </w:r>
+    </w:p>
+    <w:p>
+      <w:pPr>
+        <w:pStyle w:val="ListBullet"/>
+        <w:spacing w:after="40"/>
+        <w:rPr>
+          <w:lang w:val="fr-FR"/>
+        </w:rPr>
+      </w:pPr>
+      <w:r>
+        <w:rPr>
+          <w:sz w:val="20"/>
+          <w:lang w:val="fr-FR"/>
+        </w:rPr>
+        <w:t xml:space="preserve">Agent terrain - application mobile uniquement (Officer / </w:t>
+      </w:r>
+      <w:proofErr w:type="spellStart"/>
+      <w:r>
+        <w:rPr>
+          <w:sz w:val="20"/>
+          <w:lang w:val="fr-FR"/>
+        </w:rPr>
+        <w:t>PatrolLeader</w:t>
+      </w:r>
+      <w:proofErr w:type="spellEnd"/>
+      <w:r>
+        <w:rPr>
+          <w:sz w:val="20"/>
+          <w:lang w:val="fr-FR"/>
+        </w:rPr>
+        <w:t xml:space="preserve"> / </w:t>
+      </w:r>
+      <w:proofErr w:type="spellStart"/>
+      <w:r>
+        <w:rPr>
+          <w:sz w:val="20"/>
+          <w:lang w:val="fr-FR"/>
+        </w:rPr>
+        <w:t>PatrolAgent</w:t>
+      </w:r>
+      <w:proofErr w:type="spellEnd"/>
+      <w:r>
+        <w:rPr>
+          <w:sz w:val="20"/>
+          <w:lang w:val="fr-FR"/>
+        </w:rPr>
+        <w:t>)</w:t>
+      </w:r>
+    </w:p>
+    <w:p>
+      <w:pPr>
+        <w:spacing w:before="200" w:after="60"/>
+        <w:rPr>
+          <w:lang w:val="fr-FR"/>
+        </w:rPr>
+      </w:pPr>
+      <w:r>
+        <w:rPr>
+          <w:b/>
+          <w:color w:val="1A2035"/>
+          <w:lang w:val="fr-FR"/>
+        </w:rPr>
+        <w:t>Habilitations &amp; qualifications des agents</w:t>
+      </w:r>
+    </w:p>
+    <w:p>
+      <w:pPr>
+        <w:spacing w:after="80"/>
+        <w:rPr>
+          <w:lang w:val="fr-FR"/>
+        </w:rPr>
+      </w:pPr>
+      <w:r>
+        <w:rPr>
+          <w:color w:val="1A2035"/>
+          <w:sz w:val="20"/>
+          <w:lang w:val="fr-FR"/>
+        </w:rPr>
+        <w:t xml:space="preserve">Suivez les habilitations de vos agents (APJA, port d'arme, permis de conduire, secourisme, habilitation préfectorale…) avec alertes automatiques avant expiration. Plus aucun agent n'est en service avec une autorisation </w:t>
+      </w:r>
+      <w:proofErr w:type="spellStart"/>
+      <w:r>
+        <w:rPr>
+          <w:color w:val="1A2035"/>
+          <w:sz w:val="20"/>
+          <w:lang w:val="fr-FR"/>
+        </w:rPr>
+        <w:t>perimee</w:t>
+      </w:r>
+      <w:proofErr w:type="spellEnd"/>
+      <w:r>
+        <w:rPr>
+          <w:color w:val="1A2035"/>
+          <w:sz w:val="20"/>
+          <w:lang w:val="fr-FR"/>
+        </w:rPr>
+        <w:t>.</w:t>
+      </w:r>
+    </w:p>
+    <w:p>
+      <w:pPr>
+        <w:pStyle w:val="Heading2"/>
+        <w:pBdr>
+          <w:bottom w:val="single" w:sz="4" w:space="1" w:color="228BE6"/>
+        </w:pBdr>
+        <w:spacing w:before="400" w:after="120"/>
+        <w:rPr>
+          <w:lang w:val="fr-FR"/>
+        </w:rPr>
+      </w:pPr>
+      <w:bookmarkStart w:id="18" w:name="_Toc233441482"/>
+      <w:bookmarkStart w:id="19" w:name="_Toc233442951"/>
+      <w:r>
+        <w:rPr>
+          <w:color w:val="228BE6"/>
+          <w:sz w:val="28"/>
+          <w:lang w:val="fr-FR"/>
+        </w:rPr>
+        <w:t>10. Modules Optionnels</w:t>
+      </w:r>
+      <w:bookmarkEnd w:id="18"/>
+      <w:bookmarkEnd w:id="19"/>
+    </w:p>
+    <w:p>
+      <w:pPr>
+        <w:spacing w:before="200" w:after="60"/>
+        <w:rPr>
+          <w:lang w:val="fr-FR"/>
+        </w:rPr>
+      </w:pPr>
+      <w:r>
+        <w:rPr>
+          <w:b/>
+          <w:color w:val="1A2035"/>
+          <w:lang w:val="fr-FR"/>
+        </w:rPr>
+        <w:t>Module RH - Gestion des Ressources Humaines</w:t>
+      </w:r>
+    </w:p>
+    <w:p>
+      <w:pPr>
+        <w:pStyle w:val="ListBullet"/>
+        <w:spacing w:after="40"/>
+        <w:rPr>
+          <w:lang w:val="fr-FR"/>
+        </w:rPr>
+      </w:pPr>
+      <w:r>
+        <w:rPr>
+          <w:sz w:val="20"/>
+          <w:lang w:val="fr-FR"/>
+        </w:rPr>
+        <w:t>Planning des vacations par agent et par semaine</w:t>
+      </w:r>
+    </w:p>
+    <w:p>
+      <w:pPr>
+        <w:pStyle w:val="ListBullet"/>
+        <w:spacing w:after="40"/>
+        <w:rPr>
+          <w:lang w:val="fr-FR"/>
+        </w:rPr>
+      </w:pPr>
+      <w:r>
+        <w:rPr>
+          <w:sz w:val="20"/>
+          <w:lang w:val="fr-FR"/>
+        </w:rPr>
+        <w:t>Gestion des congés (CP, RTT, maladie, formation) avec workflow d'approbation</w:t>
+      </w:r>
+    </w:p>
+    <w:p>
+      <w:pPr>
+        <w:pStyle w:val="ListBullet"/>
+        <w:spacing w:after="40"/>
+        <w:rPr>
+          <w:lang w:val="fr-FR"/>
+        </w:rPr>
+      </w:pPr>
+      <w:r>
+        <w:rPr>
+          <w:sz w:val="20"/>
+          <w:lang w:val="fr-FR"/>
+        </w:rPr>
+        <w:t>Profil complet de l'agent : groupe sanguin (données de santé - HDS requis), contacts d'urgence, notes médicales</w:t>
+      </w:r>
+    </w:p>
+    <w:p>
+      <w:pPr>
+        <w:spacing w:before="200" w:after="60"/>
+      </w:pPr>
+      <w:r>
+        <w:rPr>
+          <w:b/>
+          <w:color w:val="1A2035"/>
+        </w:rPr>
+        <w:t xml:space="preserve">Module </w:t>
+      </w:r>
+      <w:proofErr w:type="spellStart"/>
+      <w:r>
+        <w:rPr>
+          <w:b/>
+          <w:color w:val="1A2035"/>
+        </w:rPr>
+        <w:t>Fourrière</w:t>
+      </w:r>
+      <w:proofErr w:type="spellEnd"/>
+    </w:p>
+    <w:p>
+      <w:pPr>
+        <w:pStyle w:val="ListBullet"/>
+        <w:spacing w:after="40"/>
+        <w:rPr>
+          <w:lang w:val="fr-FR"/>
+        </w:rPr>
+      </w:pPr>
+      <w:r>
+        <w:rPr>
+          <w:sz w:val="20"/>
+          <w:lang w:val="fr-FR"/>
+        </w:rPr>
+        <w:t>Enregistrement des enlèvements : immatriculation, motif, état, GPS</w:t>
+      </w:r>
+    </w:p>
+    <w:p>
+      <w:pPr>
+        <w:pStyle w:val="ListBullet"/>
+        <w:spacing w:after="40"/>
+        <w:rPr>
+          <w:lang w:val="fr-FR"/>
+        </w:rPr>
+      </w:pPr>
+      <w:r>
+        <w:rPr>
+          <w:sz w:val="20"/>
+          <w:lang w:val="fr-FR"/>
+        </w:rPr>
+        <w:t>Cycle de vie : En fourrière → Restitué → Détruit</w:t>
+      </w:r>
+    </w:p>
+    <w:p>
+      <w:pPr>
+        <w:pStyle w:val="ListBullet"/>
+        <w:spacing w:after="40"/>
+        <w:rPr>
+          <w:lang w:val="fr-FR"/>
+        </w:rPr>
+      </w:pPr>
+      <w:r>
+        <w:rPr>
+          <w:sz w:val="20"/>
+          <w:lang w:val="fr-FR"/>
+        </w:rPr>
+        <w:t>Tableau de bord en temps réel et historique complet</w:t>
+      </w:r>
+    </w:p>
+    <w:p>
+      <w:pPr>
+        <w:spacing w:before="200" w:after="60"/>
+      </w:pPr>
+      <w:r>
+        <w:rPr>
+          <w:b/>
+          <w:color w:val="1A2035"/>
+        </w:rPr>
+        <w:t>Gestion de la Flotte</w:t>
+      </w:r>
+    </w:p>
+    <w:p>
+      <w:pPr>
+        <w:pStyle w:val="ListBullet"/>
+        <w:spacing w:after="40"/>
+        <w:rPr>
+          <w:lang w:val="fr-FR"/>
+        </w:rPr>
+      </w:pPr>
+      <w:r>
+        <w:rPr>
+          <w:sz w:val="20"/>
+          <w:lang w:val="fr-FR"/>
+        </w:rPr>
+        <w:t>Carnet de bord numérique : prise/fin de service, kilométrage, carburant</w:t>
+      </w:r>
+    </w:p>
+    <w:p>
+      <w:pPr>
+        <w:pStyle w:val="ListBullet"/>
+        <w:spacing w:after="40"/>
+        <w:rPr>
+          <w:lang w:val="fr-FR"/>
+        </w:rPr>
+      </w:pPr>
+      <w:r>
+        <w:rPr>
+          <w:sz w:val="20"/>
+          <w:lang w:val="fr-FR"/>
+        </w:rPr>
+        <w:t>Maintenance planifiée avec alertes 30 jours avant échéance</w:t>
+      </w:r>
+    </w:p>
+    <w:p>
+      <w:pPr>
+        <w:pStyle w:val="ListBullet"/>
+        <w:spacing w:after="40"/>
+        <w:rPr>
+          <w:lang w:val="fr-FR"/>
+        </w:rPr>
+      </w:pPr>
+      <w:r>
+        <w:rPr>
+          <w:sz w:val="20"/>
+          <w:lang w:val="fr-FR"/>
+        </w:rPr>
+        <w:t>Dashboard flotte : véhicules en retard de maintenance, kilomètres du mois</w:t>
+      </w:r>
+    </w:p>
+    <w:p>
+      <w:pPr>
+        <w:spacing w:before="200" w:after="60"/>
+      </w:pPr>
+      <w:r>
+        <w:rPr>
+          <w:b/>
+          <w:color w:val="1A2035"/>
+        </w:rPr>
+        <w:t xml:space="preserve">Module </w:t>
+      </w:r>
+      <w:proofErr w:type="spellStart"/>
+      <w:r>
+        <w:rPr>
+          <w:b/>
+          <w:color w:val="1A2035"/>
+        </w:rPr>
+        <w:t>Logistique</w:t>
+      </w:r>
+      <w:proofErr w:type="spellEnd"/>
+      <w:r>
+        <w:rPr>
+          <w:b/>
+          <w:color w:val="1A2035"/>
+        </w:rPr>
+        <w:t xml:space="preserve"> &amp; </w:t>
+      </w:r>
+      <w:proofErr w:type="spellStart"/>
+      <w:r>
+        <w:rPr>
+          <w:b/>
+          <w:color w:val="1A2035"/>
+        </w:rPr>
+        <w:t>Équipements</w:t>
+      </w:r>
+      <w:proofErr w:type="spellEnd"/>
+    </w:p>
+    <w:p>
+      <w:pPr>
+        <w:pStyle w:val="ListBullet"/>
+        <w:spacing w:after="40"/>
+        <w:rPr>
+          <w:lang w:val="fr-FR"/>
+        </w:rPr>
+      </w:pPr>
+      <w:r>
+        <w:rPr>
+          <w:sz w:val="20"/>
+          <w:lang w:val="fr-FR"/>
+        </w:rPr>
+        <w:t>Catalogue de dotations (gilets, tenues, armement, matériel informatique…)</w:t>
+      </w:r>
+    </w:p>
+    <w:p>
+      <w:pPr>
+        <w:pStyle w:val="ListBullet"/>
+        <w:spacing w:after="40"/>
+        <w:rPr>
+          <w:lang w:val="fr-FR"/>
+        </w:rPr>
+      </w:pPr>
+      <w:r>
+        <w:rPr>
+          <w:sz w:val="20"/>
+          <w:lang w:val="fr-FR"/>
+        </w:rPr>
+        <w:t>Remises d'équipement par agent avec date d'expiration automatique</w:t>
+      </w:r>
+    </w:p>
+    <w:p>
+      <w:pPr>
+        <w:pStyle w:val="ListBullet"/>
+        <w:spacing w:after="40"/>
+        <w:rPr>
+          <w:lang w:val="fr-FR"/>
+        </w:rPr>
+      </w:pPr>
+      <w:r>
+        <w:rPr>
+          <w:sz w:val="20"/>
+          <w:lang w:val="fr-FR"/>
+        </w:rPr>
+        <w:t>Tailles uniformes par agent - alertes 60 jours avant expiration</w:t>
+      </w:r>
+    </w:p>
+    <w:p>
+      <w:pPr>
+        <w:spacing w:before="200" w:after="60"/>
+      </w:pPr>
+      <w:proofErr w:type="spellStart"/>
+      <w:r>
+        <w:rPr>
+          <w:b/>
+          <w:color w:val="1A2035"/>
+        </w:rPr>
+        <w:lastRenderedPageBreak/>
+        <w:t>Verbalisation</w:t>
+      </w:r>
+      <w:proofErr w:type="spellEnd"/>
+      <w:r>
+        <w:rPr>
+          <w:b/>
+          <w:color w:val="1A2035"/>
+        </w:rPr>
+        <w:t xml:space="preserve"> </w:t>
+      </w:r>
+      <w:proofErr w:type="spellStart"/>
+      <w:r>
+        <w:rPr>
+          <w:b/>
+          <w:color w:val="1A2035"/>
+        </w:rPr>
+        <w:t>Électronique</w:t>
+      </w:r>
+      <w:proofErr w:type="spellEnd"/>
+    </w:p>
+    <w:p>
+      <w:pPr>
+        <w:pStyle w:val="ListBullet"/>
+        <w:spacing w:after="40"/>
+        <w:rPr>
+          <w:lang w:val="fr-FR"/>
+        </w:rPr>
+      </w:pPr>
+      <w:r>
+        <w:rPr>
+          <w:sz w:val="20"/>
+          <w:lang w:val="fr-FR"/>
+        </w:rPr>
+        <w:t>PV électroniques depuis mobile : immatriculation, infraction, montant, géolocalisation</w:t>
+      </w:r>
+    </w:p>
+    <w:p>
+      <w:pPr>
+        <w:pStyle w:val="ListBullet"/>
+        <w:spacing w:after="40"/>
+        <w:rPr>
+          <w:lang w:val="fr-FR"/>
+        </w:rPr>
+      </w:pPr>
+      <w:r>
+        <w:rPr>
+          <w:sz w:val="20"/>
+          <w:lang w:val="fr-FR"/>
+        </w:rPr>
+        <w:t>Numérotation séquentielle unique par commune et par année</w:t>
+      </w:r>
+    </w:p>
+    <w:p>
+      <w:pPr>
+        <w:pStyle w:val="ListBullet"/>
+        <w:spacing w:after="40"/>
+        <w:rPr>
+          <w:lang w:val="fr-FR"/>
+        </w:rPr>
+      </w:pPr>
+      <w:r>
+        <w:rPr>
+          <w:sz w:val="20"/>
+          <w:lang w:val="fr-FR"/>
+        </w:rPr>
+        <w:t>Export ANTAI (CSV/Excel) compatible avec les exigences réglementaires</w:t>
+      </w:r>
+    </w:p>
+    <w:p>
+      <w:pPr>
+        <w:pStyle w:val="ListBullet"/>
+        <w:spacing w:after="40"/>
+        <w:rPr>
+          <w:lang w:val="fr-FR"/>
+        </w:rPr>
+      </w:pPr>
+      <w:r>
+        <w:rPr>
+          <w:sz w:val="20"/>
+          <w:lang w:val="fr-FR"/>
+        </w:rPr>
+        <w:t>Dashboard : PV par infraction, par agent, montants totaux</w:t>
+      </w:r>
+    </w:p>
+    <w:p>
+      <w:pPr>
+        <w:pStyle w:val="Heading2"/>
+        <w:pBdr>
+          <w:bottom w:val="single" w:sz="4" w:space="1" w:color="228BE6"/>
+        </w:pBdr>
+        <w:spacing w:before="400" w:after="120"/>
+        <w:rPr>
+          <w:lang w:val="fr-FR"/>
+        </w:rPr>
+      </w:pPr>
+      <w:bookmarkStart w:id="20" w:name="_Toc233441483"/>
+      <w:bookmarkStart w:id="21" w:name="_Toc233442952"/>
+      <w:r>
+        <w:rPr>
+          <w:color w:val="228BE6"/>
+          <w:sz w:val="28"/>
+          <w:lang w:val="fr-FR"/>
+        </w:rPr>
+        <w:t>11. Conformité RGPD</w:t>
+      </w:r>
+      <w:bookmarkEnd w:id="20"/>
+      <w:bookmarkEnd w:id="21"/>
+    </w:p>
+    <w:p>
+      <w:pPr>
+        <w:spacing w:before="200" w:after="60"/>
+        <w:rPr>
+          <w:lang w:val="fr-FR"/>
+        </w:rPr>
+      </w:pPr>
+      <w:r>
+        <w:rPr>
+          <w:b/>
+          <w:color w:val="1A2035"/>
+          <w:lang w:val="fr-FR"/>
+        </w:rPr>
+        <w:t>Architecture de conformité</w:t>
+      </w:r>
+    </w:p>
+    <w:p>
+      <w:pPr>
+        <w:spacing w:after="80"/>
+        <w:rPr>
+          <w:lang w:val="fr-FR"/>
+        </w:rPr>
+      </w:pPr>
+      <w:r>
+        <w:rPr>
+          <w:color w:val="1A2035"/>
+          <w:sz w:val="20"/>
+          <w:lang w:val="fr-FR"/>
+        </w:rPr>
+        <w:t xml:space="preserve">La commune est Responsable de Traitement (RT). </w:t>
+      </w:r>
+      <w:proofErr w:type="spellStart"/>
+      <w:r>
+        <w:rPr>
+          <w:color w:val="1A2035"/>
+          <w:sz w:val="20"/>
+          <w:lang w:val="fr-FR"/>
+        </w:rPr>
+        <w:t>PrediCop</w:t>
+      </w:r>
+      <w:proofErr w:type="spellEnd"/>
+      <w:r>
+        <w:rPr>
+          <w:color w:val="1A2035"/>
+          <w:sz w:val="20"/>
+          <w:lang w:val="fr-FR"/>
+        </w:rPr>
+        <w:t xml:space="preserve"> est Sous-traitant (Art. 28 RGPD). Une Convention de Sous-traitance est </w:t>
+      </w:r>
+      <w:proofErr w:type="spellStart"/>
+      <w:r>
+        <w:rPr>
+          <w:color w:val="1A2035"/>
+          <w:sz w:val="20"/>
+          <w:lang w:val="fr-FR"/>
+        </w:rPr>
+        <w:t>signee</w:t>
+      </w:r>
+      <w:proofErr w:type="spellEnd"/>
+      <w:r>
+        <w:rPr>
+          <w:color w:val="1A2035"/>
+          <w:sz w:val="20"/>
+          <w:lang w:val="fr-FR"/>
+        </w:rPr>
+        <w:t xml:space="preserve"> avant toute mise en production.</w:t>
+      </w:r>
+    </w:p>
+    <w:p>
+      <w:pPr>
+        <w:spacing w:before="200" w:after="60"/>
+      </w:pPr>
+      <w:proofErr w:type="spellStart"/>
+      <w:r>
+        <w:rPr>
+          <w:b/>
+          <w:color w:val="1A2035"/>
+        </w:rPr>
+        <w:t>Durées</w:t>
+      </w:r>
+      <w:proofErr w:type="spellEnd"/>
+      <w:r>
+        <w:rPr>
+          <w:b/>
+          <w:color w:val="1A2035"/>
+        </w:rPr>
+        <w:t xml:space="preserve"> de </w:t>
+      </w:r>
+      <w:proofErr w:type="spellStart"/>
+      <w:r>
+        <w:rPr>
+          <w:b/>
+          <w:color w:val="1A2035"/>
+        </w:rPr>
+        <w:t>rétention</w:t>
+      </w:r>
+      <w:proofErr w:type="spellEnd"/>
+    </w:p>
+    <w:tbl>
+      <w:tblPr>
+        <w:tblStyle w:val="TableGrid"/>
+        <w:tblW w:w="0" w:type="auto"/>
+        <w:tblLook w:val="04A0" w:firstRow="1" w:lastRow="0" w:firstColumn="1" w:lastColumn="0" w:noHBand="0" w:noVBand="1"/>
+      </w:tblPr>
+      <w:tblGrid>
+        <w:gridCol w:w="3135"/>
+        <w:gridCol w:w="3135"/>
+        <w:gridCol w:w="3135"/>
+      </w:tblGrid>
+      <w:tr>
+        <w:tc>
+          <w:tcPr>
+            <w:tcW w:w="3135" w:type="dxa"/>
+            <w:shd w:val="clear" w:color="auto" w:fill="1A2035"/>
+          </w:tcPr>
+          <w:p>
+            <w:proofErr w:type="spellStart"/>
+            <w:r>
+              <w:rPr>
+                <w:b/>
+                <w:color w:val="FFFFFF"/>
+                <w:sz w:val="18"/>
+              </w:rPr>
+              <w:t>Catégorie</w:t>
+            </w:r>
+            <w:proofErr w:type="spellEnd"/>
+            <w:r>
+              <w:rPr>
+                <w:b/>
+                <w:color w:val="FFFFFF"/>
+                <w:sz w:val="18"/>
+              </w:rPr>
+              <w:t xml:space="preserve"> de données</w:t>
+            </w:r>
+          </w:p>
+        </w:tc>
+        <w:tc>
+          <w:tcPr>
+            <w:tcW w:w="3135" w:type="dxa"/>
+            <w:shd w:val="clear" w:color="auto" w:fill="1A2035"/>
           </w:tcPr>
           <w:p>
             <w:r>
-              <w:t>Leaflet.js + OpenStreetMap</w:t>
+              <w:rPr>
+                <w:b/>
+                <w:color w:val="FFFFFF"/>
+                <w:sz w:val="18"/>
+              </w:rPr>
+              <w:t>Durée</w:t>
+            </w:r>
+          </w:p>
+        </w:tc>
+        <w:tc>
+          <w:tcPr>
+            <w:tcW w:w="3135" w:type="dxa"/>
+            <w:shd w:val="clear" w:color="auto" w:fill="1A2035"/>
+          </w:tcPr>
+          <w:p>
+            <w:r>
+              <w:rPr>
+                <w:b/>
+                <w:color w:val="FFFFFF"/>
+                <w:sz w:val="18"/>
+              </w:rPr>
+              <w:t xml:space="preserve">Base </w:t>
+            </w:r>
+            <w:proofErr w:type="spellStart"/>
+            <w:r>
+              <w:rPr>
+                <w:b/>
+                <w:color w:val="FFFFFF"/>
+                <w:sz w:val="18"/>
+              </w:rPr>
+              <w:t>légale</w:t>
+            </w:r>
+            <w:proofErr w:type="spellEnd"/>
+          </w:p>
+        </w:tc>
+      </w:tr>
+      <w:tr>
+        <w:tc>
+          <w:tcPr>
+            <w:tcW w:w="3135" w:type="dxa"/>
+            <w:shd w:val="clear" w:color="auto" w:fill="F0F4F8"/>
+          </w:tcPr>
+          <w:p>
+            <w:r>
+              <w:rPr>
+                <w:sz w:val="18"/>
+              </w:rPr>
+              <w:t>Appels, missions, rapports</w:t>
+            </w:r>
+          </w:p>
+        </w:tc>
+        <w:tc>
+          <w:tcPr>
+            <w:tcW w:w="3135" w:type="dxa"/>
+            <w:shd w:val="clear" w:color="auto" w:fill="F0F4F8"/>
+          </w:tcPr>
+          <w:p>
+            <w:r>
+              <w:rPr>
+                <w:sz w:val="18"/>
+              </w:rPr>
+              <w:t xml:space="preserve">5 </w:t>
+            </w:r>
+            <w:proofErr w:type="spellStart"/>
+            <w:r>
+              <w:rPr>
+                <w:sz w:val="18"/>
+              </w:rPr>
+              <w:t>ans</w:t>
+            </w:r>
+            <w:proofErr w:type="spellEnd"/>
+          </w:p>
+        </w:tc>
+        <w:tc>
+          <w:tcPr>
+            <w:tcW w:w="3135" w:type="dxa"/>
+            <w:shd w:val="clear" w:color="auto" w:fill="F0F4F8"/>
+          </w:tcPr>
+          <w:p>
+            <w:r>
+              <w:rPr>
+                <w:sz w:val="18"/>
+              </w:rPr>
+              <w:t xml:space="preserve">Prescription </w:t>
+            </w:r>
+            <w:proofErr w:type="spellStart"/>
+            <w:r>
+              <w:rPr>
+                <w:sz w:val="18"/>
+              </w:rPr>
+              <w:t>pénale</w:t>
+            </w:r>
+            <w:proofErr w:type="spellEnd"/>
+          </w:p>
+        </w:tc>
+      </w:tr>
+      <w:tr>
+        <w:tc>
+          <w:tcPr>
+            <w:tcW w:w="3135" w:type="dxa"/>
+            <w:shd w:val="clear" w:color="auto" w:fill="FFFFFF"/>
+          </w:tcPr>
+          <w:p>
+            <w:r>
+              <w:rPr>
+                <w:sz w:val="18"/>
+              </w:rPr>
+              <w:t>Données GPS (positions)</w:t>
+            </w:r>
+          </w:p>
+        </w:tc>
+        <w:tc>
+          <w:tcPr>
+            <w:tcW w:w="3135" w:type="dxa"/>
+            <w:shd w:val="clear" w:color="auto" w:fill="FFFFFF"/>
+          </w:tcPr>
+          <w:p>
+            <w:r>
+              <w:rPr>
+                <w:sz w:val="18"/>
+              </w:rPr>
+              <w:t xml:space="preserve">30 </w:t>
+            </w:r>
+            <w:proofErr w:type="spellStart"/>
+            <w:r>
+              <w:rPr>
+                <w:sz w:val="18"/>
+              </w:rPr>
+              <w:t>jours</w:t>
+            </w:r>
+            <w:proofErr w:type="spellEnd"/>
+          </w:p>
+        </w:tc>
+        <w:tc>
+          <w:tcPr>
+            <w:tcW w:w="3135" w:type="dxa"/>
+            <w:shd w:val="clear" w:color="auto" w:fill="FFFFFF"/>
+          </w:tcPr>
+          <w:p>
+            <w:proofErr w:type="spellStart"/>
+            <w:r>
+              <w:rPr>
+                <w:sz w:val="18"/>
+              </w:rPr>
+              <w:t>Recommandation</w:t>
+            </w:r>
+            <w:proofErr w:type="spellEnd"/>
+            <w:r>
+              <w:rPr>
+                <w:sz w:val="18"/>
+              </w:rPr>
+              <w:t xml:space="preserve"> CNIL</w:t>
             </w:r>
           </w:p>
         </w:tc>
@@ -1625,21 +5903,59 @@
       <w:tr>
         <w:tc>
           <w:tcPr>
-            <w:tcW w:w="4968" w:type="dxa"/>
+            <w:tcW w:w="3135" w:type="dxa"/>
+            <w:shd w:val="clear" w:color="auto" w:fill="F0F4F8"/>
           </w:tcPr>
           <w:p>
             <w:r>
-              <w:t>Push notifications</w:t>
+              <w:rPr>
+                <w:sz w:val="18"/>
+              </w:rPr>
+              <w:t xml:space="preserve">Journal </w:t>
+            </w:r>
+            <w:proofErr w:type="spellStart"/>
+            <w:r>
+              <w:rPr>
+                <w:sz w:val="18"/>
+              </w:rPr>
+              <w:t>d'audit</w:t>
+            </w:r>
+            <w:proofErr w:type="spellEnd"/>
+          </w:p>
+        </w:tc>
+        <w:tc>
+          <w:tcPr>
+            <w:tcW w:w="3135" w:type="dxa"/>
+            <w:shd w:val="clear" w:color="auto" w:fill="F0F4F8"/>
+          </w:tcPr>
+          <w:p>
+            <w:r>
+              <w:rPr>
+                <w:sz w:val="18"/>
+              </w:rPr>
+              <w:t>1 an</w:t>
             </w:r>
           </w:p>
         </w:tc>
         <w:tc>
           <w:tcPr>
-            <w:tcW w:w="4968" w:type="dxa"/>
+            <w:tcW w:w="3135" w:type="dxa"/>
+            <w:shd w:val="clear" w:color="auto" w:fill="F0F4F8"/>
           </w:tcPr>
           <w:p>
+            <w:proofErr w:type="spellStart"/>
             <w:r>
-              <w:t>Firebase Cloud Messaging (Android &amp; iOS)</w:t>
+              <w:rPr>
+                <w:sz w:val="18"/>
+              </w:rPr>
+              <w:t>Recommandation</w:t>
+            </w:r>
+            <w:proofErr w:type="spellEnd"/>
+            <w:r>
+              <w:rPr>
+                <w:sz w:val="18"/>
+              </w:rPr>
+              <w:t xml:space="preserve"> ANSSI</w:t>
             </w:r>
           </w:p>
         </w:tc>
@@ -1647,21 +5963,123 @@
       <w:tr>
         <w:tc>
           <w:tcPr>
-            <w:tcW w:w="4968" w:type="dxa"/>
+            <w:tcW w:w="3135" w:type="dxa"/>
+            <w:shd w:val="clear" w:color="auto" w:fill="FFFFFF"/>
           </w:tcPr>
           <w:p>
             <w:r>
-              <w:t>Authentification</w:t>
+              <w:rPr>
+                <w:sz w:val="18"/>
+              </w:rPr>
+              <w:t xml:space="preserve">Documents </w:t>
+            </w:r>
+            <w:proofErr w:type="spellStart"/>
+            <w:r>
+              <w:rPr>
+                <w:sz w:val="18"/>
+              </w:rPr>
+              <w:t>officiels</w:t>
+            </w:r>
+            <w:proofErr w:type="spellEnd"/>
+            <w:r>
+              <w:rPr>
+                <w:sz w:val="18"/>
+              </w:rPr>
+              <w:t xml:space="preserve"> (PV, MC)</w:t>
             </w:r>
           </w:p>
         </w:tc>
         <w:tc>
           <w:tcPr>
-            <w:tcW w:w="4968" w:type="dxa"/>
+            <w:tcW w:w="3135" w:type="dxa"/>
+            <w:shd w:val="clear" w:color="auto" w:fill="FFFFFF"/>
           </w:tcPr>
           <w:p>
             <w:r>
-              <w:t>JWT + Cookie + 2FA TOTP</w:t>
+              <w:rPr>
+                <w:sz w:val="18"/>
+              </w:rPr>
+              <w:t xml:space="preserve">5 </w:t>
+            </w:r>
+            <w:proofErr w:type="spellStart"/>
+            <w:r>
+              <w:rPr>
+                <w:sz w:val="18"/>
+              </w:rPr>
+              <w:t>ans</w:t>
+            </w:r>
+            <w:proofErr w:type="spellEnd"/>
+          </w:p>
+        </w:tc>
+        <w:tc>
+          <w:tcPr>
+            <w:tcW w:w="3135" w:type="dxa"/>
+            <w:shd w:val="clear" w:color="auto" w:fill="FFFFFF"/>
+          </w:tcPr>
+          <w:p>
+            <w:r>
+              <w:rPr>
+                <w:sz w:val="18"/>
+              </w:rPr>
+              <w:t xml:space="preserve">Prescription </w:t>
+            </w:r>
+            <w:proofErr w:type="spellStart"/>
+            <w:r>
+              <w:rPr>
+                <w:sz w:val="18"/>
+              </w:rPr>
+              <w:t>pénale</w:t>
+            </w:r>
+            <w:proofErr w:type="spellEnd"/>
+          </w:p>
+        </w:tc>
+      </w:tr>
+      <w:tr>
+        <w:tc>
+          <w:tcPr>
+            <w:tcW w:w="3135" w:type="dxa"/>
+            <w:shd w:val="clear" w:color="auto" w:fill="F0F4F8"/>
+          </w:tcPr>
+          <w:p>
+            <w:r>
+              <w:rPr>
+                <w:sz w:val="18"/>
+              </w:rPr>
+              <w:t>Données RH (planning, congés)</w:t>
+            </w:r>
+          </w:p>
+        </w:tc>
+        <w:tc>
+          <w:tcPr>
+            <w:tcW w:w="3135" w:type="dxa"/>
+            <w:shd w:val="clear" w:color="auto" w:fill="F0F4F8"/>
+          </w:tcPr>
+          <w:p>
+            <w:pPr>
+              <w:rPr>
+                <w:lang w:val="fr-FR"/>
+              </w:rPr>
+            </w:pPr>
+            <w:r>
+              <w:rPr>
+                <w:sz w:val="18"/>
+                <w:lang w:val="fr-FR"/>
+              </w:rPr>
+              <w:t>5 ans après fin de contrat</w:t>
+            </w:r>
+          </w:p>
+        </w:tc>
+        <w:tc>
+          <w:tcPr>
+            <w:tcW w:w="3135" w:type="dxa"/>
+            <w:shd w:val="clear" w:color="auto" w:fill="F0F4F8"/>
+          </w:tcPr>
+          <w:p>
+            <w:r>
+              <w:rPr>
+                <w:sz w:val="18"/>
+              </w:rPr>
+              <w:t>Code du travail</w:t>
             </w:r>
           </w:p>
         </w:tc>
@@ -1669,32 +6087,384 @@
       <w:tr>
         <w:tc>
           <w:tcPr>
-            <w:tcW w:w="4968" w:type="dxa"/>
+            <w:tcW w:w="3135" w:type="dxa"/>
+            <w:shd w:val="clear" w:color="auto" w:fill="FFFFFF"/>
           </w:tcPr>
           <w:p>
             <w:r>
-              <w:t>Export</w:t>
+              <w:rPr>
+                <w:sz w:val="18"/>
+              </w:rPr>
+              <w:t xml:space="preserve">Groupe </w:t>
             </w:r>
+            <w:proofErr w:type="spellStart"/>
+            <w:r>
+              <w:rPr>
+                <w:sz w:val="18"/>
+              </w:rPr>
+              <w:t>sanguin</w:t>
+            </w:r>
+            <w:proofErr w:type="spellEnd"/>
           </w:p>
         </w:tc>
         <w:tc>
           <w:tcPr>
-            <w:tcW w:w="4968" w:type="dxa"/>
+            <w:tcW w:w="3135" w:type="dxa"/>
+            <w:shd w:val="clear" w:color="auto" w:fill="FFFFFF"/>
           </w:tcPr>
           <w:p>
             <w:r>
-              <w:t>PDF (QuestPDF) + Excel (ClosedXML)</w:t>
+              <w:rPr>
+                <w:sz w:val="18"/>
+              </w:rPr>
+              <w:t xml:space="preserve">Durée du </w:t>
+            </w:r>
+            <w:proofErr w:type="spellStart"/>
+            <w:r>
+              <w:rPr>
+                <w:sz w:val="18"/>
+              </w:rPr>
+              <w:t>contrat</w:t>
+            </w:r>
+            <w:proofErr w:type="spellEnd"/>
+          </w:p>
+        </w:tc>
+        <w:tc>
+          <w:tcPr>
+            <w:tcW w:w="3135" w:type="dxa"/>
+            <w:shd w:val="clear" w:color="auto" w:fill="FFFFFF"/>
+          </w:tcPr>
+          <w:p>
+            <w:r>
+              <w:rPr>
+                <w:sz w:val="18"/>
+              </w:rPr>
+              <w:t>RGPD Art. 9 (</w:t>
+            </w:r>
+            <w:proofErr w:type="spellStart"/>
+            <w:r>
+              <w:rPr>
+                <w:sz w:val="18"/>
+              </w:rPr>
+              <w:t>consentement</w:t>
+            </w:r>
+            <w:proofErr w:type="spellEnd"/>
+            <w:r>
+              <w:rPr>
+                <w:sz w:val="18"/>
+              </w:rPr>
+              <w:t>)</w:t>
             </w:r>
           </w:p>
         </w:tc>
       </w:tr>
     </w:tbl>
-    <w:p/>
+    <w:p>
+      <w:pPr>
+        <w:spacing w:after="160"/>
+      </w:pPr>
+    </w:p>
+    <w:p>
+      <w:pPr>
+        <w:spacing w:before="200" w:after="60"/>
+      </w:pPr>
+      <w:proofErr w:type="spellStart"/>
+      <w:r>
+        <w:rPr>
+          <w:b/>
+          <w:color w:val="1A2035"/>
+        </w:rPr>
+        <w:t>Outils</w:t>
+      </w:r>
+      <w:proofErr w:type="spellEnd"/>
+      <w:r>
+        <w:rPr>
+          <w:b/>
+          <w:color w:val="1A2035"/>
+        </w:rPr>
+        <w:t xml:space="preserve"> RGPD </w:t>
+      </w:r>
+      <w:proofErr w:type="spellStart"/>
+      <w:r>
+        <w:rPr>
+          <w:b/>
+          <w:color w:val="1A2035"/>
+        </w:rPr>
+        <w:t>intégrés</w:t>
+      </w:r>
+      <w:proofErr w:type="spellEnd"/>
+    </w:p>
+    <w:p>
+      <w:pPr>
+        <w:pStyle w:val="ListBullet"/>
+        <w:spacing w:after="40"/>
+        <w:rPr>
+          <w:lang w:val="fr-FR"/>
+        </w:rPr>
+      </w:pPr>
+      <w:r>
+        <w:rPr>
+          <w:sz w:val="20"/>
+          <w:lang w:val="fr-FR"/>
+        </w:rPr>
+        <w:t>Page publique de politique de confidentialité</w:t>
+      </w:r>
+    </w:p>
+    <w:p>
+      <w:pPr>
+        <w:pStyle w:val="ListBullet"/>
+        <w:spacing w:after="40"/>
+        <w:rPr>
+          <w:lang w:val="fr-FR"/>
+        </w:rPr>
+      </w:pPr>
+      <w:r>
+        <w:rPr>
+          <w:sz w:val="20"/>
+          <w:lang w:val="fr-FR"/>
+        </w:rPr>
+        <w:t>Formulaire de demande RGPD (accès, suppression, rectification, portabilité, opposition)</w:t>
+      </w:r>
+    </w:p>
+    <w:p>
+      <w:pPr>
+        <w:pStyle w:val="ListBullet"/>
+        <w:spacing w:after="40"/>
+        <w:rPr>
+          <w:lang w:val="fr-FR"/>
+        </w:rPr>
+      </w:pPr>
+      <w:r>
+        <w:rPr>
+          <w:sz w:val="20"/>
+          <w:lang w:val="fr-FR"/>
+        </w:rPr>
+        <w:t>Tableau de bord DPO pour le suivi des demandes</w:t>
+      </w:r>
+    </w:p>
+    <w:p>
+      <w:pPr>
+        <w:pStyle w:val="ListBullet"/>
+        <w:spacing w:after="40"/>
+      </w:pPr>
+      <w:r>
+        <w:rPr>
+          <w:sz w:val="20"/>
+        </w:rPr>
+        <w:t>Email DPO configurable par commune</w:t>
+      </w:r>
+    </w:p>
+    <w:p>
+      <w:pPr>
+        <w:pStyle w:val="ListBullet"/>
+        <w:spacing w:after="40"/>
+        <w:rPr>
+          <w:lang w:val="fr-FR"/>
+        </w:rPr>
+      </w:pPr>
+      <w:r>
+        <w:rPr>
+          <w:sz w:val="20"/>
+          <w:lang w:val="fr-FR"/>
+        </w:rPr>
+        <w:t>Purge automatique configurable pour les données GPS</w:t>
+      </w:r>
+    </w:p>
+    <w:p>
+      <w:pPr>
+        <w:spacing w:before="80" w:after="160"/>
+        <w:ind w:left="288"/>
+        <w:rPr>
+          <w:lang w:val="fr-FR"/>
+        </w:rPr>
+      </w:pPr>
+      <w:r>
+        <w:rPr>
+          <w:i/>
+          <w:color w:val="64748B"/>
+          <w:sz w:val="18"/>
+          <w:lang w:val="fr-FR"/>
+        </w:rPr>
+        <w:t xml:space="preserve">i  Une AIPD est obligatoire pour chaque commune déployant </w:t>
+      </w:r>
+      <w:proofErr w:type="spellStart"/>
+      <w:r>
+        <w:rPr>
+          <w:i/>
+          <w:color w:val="64748B"/>
+          <w:sz w:val="18"/>
+          <w:lang w:val="fr-FR"/>
+        </w:rPr>
+        <w:t>PrediCop</w:t>
+      </w:r>
+      <w:proofErr w:type="spellEnd"/>
+      <w:r>
+        <w:rPr>
+          <w:i/>
+          <w:color w:val="64748B"/>
+          <w:sz w:val="18"/>
+          <w:lang w:val="fr-FR"/>
+        </w:rPr>
+        <w:t xml:space="preserve"> (géolocalisation + données sensibles). </w:t>
+      </w:r>
+      <w:r>
+        <w:rPr>
+          <w:i/>
+          <w:color w:val="64748B"/>
+          <w:sz w:val="18"/>
+          <w:lang w:val="fr-FR"/>
+        </w:rPr>
+        <w:t xml:space="preserve">Un modèle </w:t>
+      </w:r>
+      <w:proofErr w:type="spellStart"/>
+      <w:r>
+        <w:rPr>
+          <w:i/>
+          <w:color w:val="64748B"/>
+          <w:sz w:val="18"/>
+          <w:lang w:val="fr-FR"/>
+        </w:rPr>
+        <w:t>pré-rempli</w:t>
+      </w:r>
+      <w:proofErr w:type="spellEnd"/>
+      <w:r>
+        <w:rPr>
+          <w:i/>
+          <w:color w:val="64748B"/>
+          <w:sz w:val="18"/>
+          <w:lang w:val="fr-FR"/>
+        </w:rPr>
+        <w:t xml:space="preserve"> est disponible sur demande.</w:t>
+      </w:r>
+    </w:p>
+    <w:p>
+      <w:pPr>
+        <w:pBdr>
+          <w:bottom w:val="single" w:sz="4" w:space="1" w:color="228BE6"/>
+        </w:pBdr>
+        <w:spacing w:before="400" w:after="120"/>
+        <w:rPr>
+          <w:b/>
+          <w:color w:val="228BE6"/>
+          <w:sz w:val="28"/>
+          <w:lang w:val="fr-FR"/>
+        </w:rPr>
+      </w:pPr>
+    </w:p>
+    <w:p>
+      <w:pPr>
+        <w:pBdr>
+          <w:bottom w:val="single" w:sz="4" w:space="1" w:color="228BE6"/>
+        </w:pBdr>
+        <w:spacing w:before="400" w:after="120"/>
+        <w:rPr>
+          <w:b/>
+          <w:color w:val="228BE6"/>
+          <w:sz w:val="28"/>
+          <w:lang w:val="fr-FR"/>
+        </w:rPr>
+      </w:pPr>
+    </w:p>
+    <w:p>
+      <w:pPr>
+        <w:pBdr>
+          <w:bottom w:val="single" w:sz="4" w:space="1" w:color="228BE6"/>
+        </w:pBdr>
+        <w:spacing w:before="400" w:after="120"/>
+        <w:rPr>
+          <w:b/>
+          <w:color w:val="228BE6"/>
+          <w:sz w:val="28"/>
+          <w:lang w:val="fr-FR"/>
+        </w:rPr>
+      </w:pPr>
+    </w:p>
+    <w:p>
+      <w:pPr>
+        <w:pBdr>
+          <w:bottom w:val="single" w:sz="4" w:space="1" w:color="228BE6"/>
+        </w:pBdr>
+        <w:spacing w:before="400" w:after="120"/>
+        <w:rPr>
+          <w:b/>
+          <w:color w:val="228BE6"/>
+          <w:sz w:val="28"/>
+          <w:lang w:val="fr-FR"/>
+        </w:rPr>
+      </w:pPr>
+    </w:p>
+    <w:p>
+      <w:pPr>
+        <w:pBdr>
+          <w:bottom w:val="single" w:sz="4" w:space="1" w:color="228BE6"/>
+        </w:pBdr>
+        <w:spacing w:before="400" w:after="120"/>
+        <w:rPr>
+          <w:lang w:val="fr-FR"/>
+        </w:rPr>
+      </w:pPr>
+      <w:r>
+        <w:rPr>
+          <w:b/>
+          <w:color w:val="228BE6"/>
+          <w:sz w:val="28"/>
+          <w:lang w:val="fr-FR"/>
+        </w:rPr>
+        <w:t>Contact</w:t>
+      </w:r>
+    </w:p>
+    <w:p>
+      <w:pPr>
+        <w:spacing w:before="200" w:after="80"/>
+        <w:jc w:val="center"/>
+        <w:rPr>
+          <w:lang w:val="fr-FR"/>
+        </w:rPr>
+      </w:pPr>
+      <w:r>
+        <w:rPr>
+          <w:b/>
+          <w:color w:val="1A2035"/>
+          <w:lang w:val="fr-FR"/>
+        </w:rPr>
+        <w:t>contact@predicop.fr   |   www.predicop.fr</w:t>
+      </w:r>
+    </w:p>
+    <w:p>
+      <w:pPr>
+        <w:jc w:val="center"/>
+        <w:rPr>
+          <w:lang w:val="fr-FR"/>
+        </w:rPr>
+      </w:pPr>
+      <w:proofErr w:type="spellStart"/>
+      <w:r>
+        <w:rPr>
+          <w:i/>
+          <w:color w:val="64748B"/>
+          <w:sz w:val="20"/>
+          <w:lang w:val="fr-FR"/>
+        </w:rPr>
+        <w:t>PrediCop</w:t>
+      </w:r>
+      <w:proofErr w:type="spellEnd"/>
+      <w:r>
+        <w:rPr>
+          <w:i/>
+          <w:color w:val="64748B"/>
+          <w:sz w:val="20"/>
+          <w:lang w:val="fr-FR"/>
+        </w:rPr>
+        <w:t xml:space="preserve"> - Modernisons ensemble la Police Municipale.</w:t>
+      </w:r>
+    </w:p>
     <w:sectPr>
-      <w:footerReference w:type="default" r:id="rId8"/>
+      <w:headerReference w:type="default" r:id="rId9"/>
+      <w:footerReference w:type="default" r:id="rId10"/>
       <w:pgSz w:w="12240" w:h="15840"/>
-      <w:pgMar w:top="1008" w:right="1152" w:bottom="1008" w:left="1152" w:header="720" w:footer="720" w:gutter="0"/>
+      <w:pgMar w:top="1134" w:right="1417" w:bottom="1134" w:left="1417" w:header="720" w:footer="720" w:gutter="0"/>
       <w:cols w:space="720"/>
+      <w:titlePg/>
       <w:docGrid w:linePitch="360"/>
     </w:sectPr>
   </w:body>
@@ -1731,21 +6501,7 @@
   <w:p>
     <w:pPr>
       <w:pStyle w:val="Footer"/>
-      <w:jc w:val="center"/>
     </w:pPr>
-    <w:proofErr w:type="spellStart"/>
-    <w:r>
-      <w:t>PrediCop</w:t>
-    </w:r>
-    <w:proofErr w:type="spellEnd"/>
-    <w:r>
-      <w:t xml:space="preserve"> — Document de </w:t>
-    </w:r>
-    <w:proofErr w:type="spellStart"/>
-    <w:r>
-      <w:t>présentation</w:t>
-    </w:r>
-    <w:proofErr w:type="spellEnd"/>
   </w:p>
 </w:ftr>
 </file>
@@ -1773,6 +6529,19 @@
     </w:p>
   </w:footnote>
 </w:footnotes>
+</file>
+
+<file path=word/header1.xml><?xml version="1.0" encoding="utf-8"?>
+<w:hdr xmlns:wpc="http://schemas.microsoft.com/office/word/2010/wordprocessingCanvas" xmlns:cx="http://schemas.microsoft.com/office/drawing/2014/chartex" xmlns:cx1="http://schemas.microsoft.com/office/drawing/2015/9/8/chartex" xmlns:cx2="http://schemas.microsoft.com/office/drawing/2015/10/21/chartex" xmlns:cx3="http://schemas.microsoft.com/office/drawing/2016/5/9/chartex" xmlns:cx4="http://schemas.microsoft.com/office/drawing/2016/5/10/chartex" xmlns:cx5="http://schemas.microsoft.com/office/drawing/2016/5/11/chartex" xmlns:cx6="http://schemas.microsoft.com/office/drawing/2016/5/12/chartex" xmlns:cx7="http://schemas.microsoft.com/office/drawing/2016/5/13/chartex" xmlns:cx8="http://schemas.microsoft.com/office/drawing/2016/5/14/chartex" xmlns:mc="http://schemas.openxmlformats.org/markup-compatibility/2006" xmlns:aink="http://schemas.microsoft.com/office/drawing/2016/ink" xmlns:am3d="http://schemas.microsoft.com/office/drawing/2017/model3d" xmlns:o="urn:schemas-microsoft-com:office:office" xmlns:oel="http://schemas.microsoft.com/office/2019/extlst" xmlns:r="http://schemas.openxmlformats.org/officeDocument/2006/relationships" xmlns:m="http://schemas.openxmlformats.org/officeDocument/2006/math" xmlns:v="urn:schemas-microsoft-com:vml" xmlns:wp14="http://schemas.microsoft.com/office/word/2010/wordprocessingDrawing" xmlns:wp="http://schemas.openxmlformats.org/drawingml/2006/wordprocessingDrawing" xmlns:w10="urn:schemas-microsoft-com:office:word" xmlns:w="http://schemas.openxmlformats.org/wordprocessingml/2006/main" xmlns:w14="http://schemas.microsoft.com/office/word/2010/wordml" xmlns:w15="http://schemas.microsoft.com/office/word/2012/wordml" xmlns:w16cex="http://schemas.microsoft.com/office/word/2018/wordml/cex" xmlns:w16cid="http://schemas.microsoft.com/office/word/2016/wordml/cid" xmlns:w16="http://schemas.microsoft.com/office/word/2018/wordml" xmlns:w16du="http://schemas.microsoft.com/office/word/2023/wordml/word16du" xmlns:w16sdtdh="http://schemas.microsoft.com/office/word/2020/wordml/sdtdatahash" xmlns:w16sdtfl="http://schemas.microsoft.com/office/word/2024/wordml/sdtformatlock" xmlns:w16se="http://schemas.microsoft.com/office/word/2015/wordml/symex" xmlns:wpg="http://schemas.microsoft.com/office/word/2010/wordprocessingGroup" xmlns:wpi="http://schemas.microsoft.com/office/word/2010/wordprocessingInk" xmlns:wne="http://schemas.microsoft.com/office/word/2006/wordml" xmlns:wps="http://schemas.microsoft.com/office/word/2010/wordprocessingShape" mc:Ignorable="w14 w15 w16se w16cid w16 w16cex w16sdtdh w16sdtfl w16du wp14">
+  <w:p>
+    <w:pPr>
+      <w:pStyle w:val="Header"/>
+      <w:pBdr>
+        <w:bottom w:val="single" w:sz="6" w:space="1" w:color="228BE6"/>
+      </w:pBdr>
+    </w:pPr>
+  </w:p>
+</w:hdr>
 </file>
 
 <file path=word/numbering.xml><?xml version="1.0" encoding="utf-8"?>
@@ -1948,31 +6717,31 @@
       </w:rPr>
     </w:lvl>
   </w:abstractNum>
-  <w:num w:numId="1" w16cid:durableId="128135700">
+  <w:num w:numId="1" w16cid:durableId="1290934134">
     <w:abstractNumId w:val="8"/>
   </w:num>
-  <w:num w:numId="2" w16cid:durableId="912545646">
+  <w:num w:numId="2" w16cid:durableId="1537280339">
     <w:abstractNumId w:val="6"/>
   </w:num>
-  <w:num w:numId="3" w16cid:durableId="41026915">
+  <w:num w:numId="3" w16cid:durableId="1044671873">
     <w:abstractNumId w:val="5"/>
   </w:num>
-  <w:num w:numId="4" w16cid:durableId="1412464552">
+  <w:num w:numId="4" w16cid:durableId="1594826128">
     <w:abstractNumId w:val="4"/>
   </w:num>
-  <w:num w:numId="5" w16cid:durableId="488130397">
+  <w:num w:numId="5" w16cid:durableId="1586721618">
     <w:abstractNumId w:val="7"/>
   </w:num>
-  <w:num w:numId="6" w16cid:durableId="1689332380">
+  <w:num w:numId="6" w16cid:durableId="275798340">
     <w:abstractNumId w:val="3"/>
   </w:num>
-  <w:num w:numId="7" w16cid:durableId="2087140329">
+  <w:num w:numId="7" w16cid:durableId="1507330539">
     <w:abstractNumId w:val="2"/>
   </w:num>
-  <w:num w:numId="8" w16cid:durableId="2014524916">
+  <w:num w:numId="8" w16cid:durableId="432823029">
     <w:abstractNumId w:val="1"/>
   </w:num>
-  <w:num w:numId="9" w16cid:durableId="1739476717">
+  <w:num w:numId="9" w16cid:durableId="1975601566">
     <w:abstractNumId w:val="0"/>
   </w:num>
 </w:numbering>
@@ -2368,9 +7137,6 @@
     <w:name w:val="Normal"/>
     <w:qFormat/>
     <w:rsid w:val="00FC693F"/>
-    <w:rPr>
-      <w:rFonts w:ascii="Calibri" w:eastAsia="Calibri" w:hAnsi="Calibri"/>
-    </w:rPr>
   </w:style>
   <w:style w:type="paragraph" w:styleId="Heading1">
     <w:name w:val="heading 1"/>
@@ -3299,7 +8065,6 @@
     <w:basedOn w:val="Heading1"/>
     <w:next w:val="Normal"/>
     <w:uiPriority w:val="39"/>
-    <w:semiHidden/>
     <w:unhideWhenUsed/>
     <w:qFormat/>
     <w:rsid w:val="00FC693F"/>
@@ -13360,6 +18125,30 @@
         <w:shd w:val="clear" w:color="auto" w:fill="FBCAA2" w:themeFill="accent6" w:themeFillTint="7F"/>
       </w:tcPr>
     </w:tblStylePr>
+  </w:style>
+  <w:style w:type="paragraph" w:styleId="TOC2">
+    <w:name w:val="toc 2"/>
+    <w:basedOn w:val="Normal"/>
+    <w:next w:val="Normal"/>
+    <w:autoRedefine/>
+    <w:uiPriority w:val="39"/>
+    <w:unhideWhenUsed/>
+    <w:rsid w:val="003B6B76"/>
+    <w:pPr>
+      <w:spacing w:after="100"/>
+      <w:ind w:left="220"/>
+    </w:pPr>
+  </w:style>
+  <w:style w:type="character" w:styleId="Hyperlink">
+    <w:name w:val="Hyperlink"/>
+    <w:basedOn w:val="DefaultParagraphFont"/>
+    <w:uiPriority w:val="99"/>
+    <w:unhideWhenUsed/>
+    <w:rsid w:val="003B6B76"/>
+    <w:rPr>
+      <w:color w:val="0000FF" w:themeColor="hyperlink"/>
+      <w:u w:val="single"/>
+    </w:rPr>
   </w:style>
 </w:styles>
 </file>

--- a/res/documents/PrediCop_Presentation.docx
+++ b/res/documents/PrediCop_Presentation.docx
@@ -2903,7 +2903,7 @@
           <w:sz w:val="20"/>
           <w:lang w:val="fr-FR"/>
         </w:rPr>
-        <w:t>SignalR</w:t>
+        <w:t>SignalR (WebSocket) : notification instantanée si l'application est en cours d'exécution (premier plan ou arrière-plan). Le mobile acquitte immédiatement la réception, ce qui annule le timer Firebase côté serveur.</w:t>
       </w:r>
       <w:proofErr w:type="spellEnd"/>
       <w:r>
@@ -2911,7 +2911,6 @@
           <w:sz w:val="20"/>
           <w:lang w:val="fr-FR"/>
         </w:rPr>
-        <w:t xml:space="preserve"> (</w:t>
       </w:r>
       <w:proofErr w:type="spellStart"/>
       <w:r>
@@ -2919,7 +2918,6 @@
           <w:sz w:val="20"/>
           <w:lang w:val="fr-FR"/>
         </w:rPr>
-        <w:t>WebSocket</w:t>
       </w:r>
       <w:proofErr w:type="spellEnd"/>
       <w:r>
@@ -2927,7 +2925,6 @@
           <w:sz w:val="20"/>
           <w:lang w:val="fr-FR"/>
         </w:rPr>
-        <w:t>) : notification instantanée si l'application est ouverte ou en arrière-plan</w:t>
       </w:r>
     </w:p>
     <w:p>
@@ -2944,7 +2941,7 @@
           <w:sz w:val="20"/>
           <w:lang w:val="fr-FR"/>
         </w:rPr>
-        <w:t>Firebase</w:t>
+        <w:t>Firebase Cloud Messaging (FCM) — fallback automatique : si l'application ne répond pas dans les 15 secondes (téléphone éteint, hors réseau, application fermée), le serveur envoie un push natif Android/iOS qui réveille l'application.</w:t>
       </w:r>
       <w:proofErr w:type="spellEnd"/>
       <w:r>
@@ -2952,7 +2949,6 @@
           <w:sz w:val="20"/>
           <w:lang w:val="fr-FR"/>
         </w:rPr>
-        <w:t xml:space="preserve"> Cloud Messaging (FCM) : notification push même si l'application est fermée (Android &amp; iOS)</w:t>
       </w:r>
     </w:p>
     <w:p>
@@ -4847,6 +4843,19 @@
       </w:r>
     </w:p>
     <w:p>
+      <w:r>
+        <w:rPr>
+          <w:b/>
+        </w:rPr>
+        <w:t>Widget habilitations agents</w:t>
+      </w:r>
+    </w:p>
+    <w:p>
+      <w:r>
+        <w:t>Une bannière d'alerte apparaît en haut du dashboard (visible uniquement pour les Managers et Admins) dès qu'au moins une habilitation agent est expirée ou arrive à échéance dans moins de 30 jours. Les compteurs sont distincts (rouge = expirée, orange = bientôt) avec un lien direct vers la page de gestion.</w:t>
+      </w:r>
+    </w:p>
+    <w:p>
       <w:pPr>
         <w:rPr>
           <w:lang w:val="fr-FR"/>
@@ -5159,7 +5168,7 @@
           <w:sz w:val="20"/>
           <w:lang w:val="fr-FR"/>
         </w:rPr>
-        <w:t xml:space="preserve">Suivez les habilitations de vos agents (APJA, port d'arme, permis de conduire, secourisme, habilitation préfectorale…) avec alertes automatiques avant expiration. Plus aucun agent n'est en service avec une autorisation </w:t>
+        <w:t>Suivez les habilitations de vos agents (APJA, port d'arme, permis de conduire, secourisme, habilitation préfectorale...) avec alertes automatiques à deux niveaux : (1) widget rouge/orange dans le dashboard Manager dès qu'une habilitation approche de son échéance, et (2) email récapitulatif envoyé chaque lundi matin aux Managers et Admins du tenant listant les certifications expirées et celles à renouveler dans les 30 prochains jours.</w:t>
       </w:r>
       <w:proofErr w:type="spellStart"/>
       <w:r>
@@ -5168,7 +5177,6 @@
           <w:sz w:val="20"/>
           <w:lang w:val="fr-FR"/>
         </w:rPr>
-        <w:t>perimee</w:t>
       </w:r>
       <w:proofErr w:type="spellEnd"/>
       <w:r>
@@ -5177,7 +5185,6 @@
           <w:sz w:val="20"/>
           <w:lang w:val="fr-FR"/>
         </w:rPr>
-        <w:t>.</w:t>
       </w:r>
     </w:p>
     <w:p>
